--- a/docs/测试报告-身份与组织架构-20260909.docx
+++ b/docs/测试报告-身份与组织架构-20260909.docx
@@ -134,7 +134,21 @@
                 <w:rFonts w:ascii="Microsoft YaHei" w:hAnsi="Microsoft YaHei" w:eastAsia="Microsoft YaHei"/>
                 <w:sz w:val="17"/>
               </w:rPr>
-              <w:t>v1.0</w:t>
+              <w:t xml:space="preserve">v1.1（2026-09-10 追补「品保独立落地页 </w:t>
+            </w:r>
+            <w:r>
+              <w:rPr>
+                <w:rFonts w:ascii="Microsoft YaHei" w:hAnsi="Microsoft YaHei" w:eastAsia="Microsoft YaHei"/>
+                <w:sz w:val="17"/>
+              </w:rPr>
+              <w:t>/quality</w:t>
+            </w:r>
+            <w:r>
+              <w:rPr>
+                <w:rFonts w:ascii="Microsoft YaHei" w:hAnsi="Microsoft YaHei" w:eastAsia="Microsoft YaHei"/>
+                <w:sz w:val="17"/>
+              </w:rPr>
+              <w:t>」验收，见 §4.5.1）</w:t>
             </w:r>
           </w:p>
         </w:tc>
@@ -244,7 +258,7 @@
                 <w:rFonts w:ascii="Microsoft YaHei" w:hAnsi="Microsoft YaHei" w:eastAsia="Microsoft YaHei"/>
                 <w:sz w:val="17"/>
               </w:rPr>
-              <w:t xml:space="preserve">HEAD </w:t>
+              <w:t xml:space="preserve">主快照 HEAD </w:t>
             </w:r>
             <w:r>
               <w:rPr>
@@ -258,7 +272,7 @@
                 <w:rFonts w:ascii="Microsoft YaHei" w:hAnsi="Microsoft YaHei" w:eastAsia="Microsoft YaHei"/>
                 <w:sz w:val="17"/>
               </w:rPr>
-              <w:t xml:space="preserve">（工作树干净；领先 </w:t>
+              <w:t xml:space="preserve">（领先 </w:t>
             </w:r>
             <w:r>
               <w:rPr>
@@ -272,7 +286,7 @@
                 <w:rFonts w:ascii="Microsoft YaHei" w:hAnsi="Microsoft YaHei" w:eastAsia="Microsoft YaHei"/>
                 <w:sz w:val="17"/>
               </w:rPr>
-              <w:t xml:space="preserve"> 8 个提交，</w:t>
+              <w:t xml:space="preserve"> 8 个提交）；</w:t>
             </w:r>
             <w:r>
               <w:rPr>
@@ -280,14 +294,56 @@
                 <w:b/>
                 <w:sz w:val="17"/>
               </w:rPr>
-              <w:t>未推送</w:t>
-            </w:r>
-            <w:r>
-              <w:rPr>
-                <w:rFonts w:ascii="Microsoft YaHei" w:hAnsi="Microsoft YaHei" w:eastAsia="Microsoft YaHei"/>
-                <w:sz w:val="17"/>
-              </w:rPr>
-              <w:t xml:space="preserve">）。同批改动主提交 </w:t>
+              <w:t>2026-09-10 追补部分</w:t>
+            </w:r>
+            <w:r>
+              <w:rPr>
+                <w:rFonts w:ascii="Microsoft YaHei" w:hAnsi="Microsoft YaHei" w:eastAsia="Microsoft YaHei"/>
+                <w:sz w:val="17"/>
+              </w:rPr>
+              <w:t xml:space="preserve">为 </w:t>
+            </w:r>
+            <w:r>
+              <w:rPr>
+                <w:rFonts w:ascii="Microsoft YaHei" w:hAnsi="Microsoft YaHei" w:eastAsia="Microsoft YaHei"/>
+                <w:sz w:val="17"/>
+              </w:rPr>
+              <w:t>ea84972</w:t>
+            </w:r>
+            <w:r>
+              <w:rPr>
+                <w:rFonts w:ascii="Microsoft YaHei" w:hAnsi="Microsoft YaHei" w:eastAsia="Microsoft YaHei"/>
+                <w:sz w:val="17"/>
+              </w:rPr>
+              <w:t xml:space="preserve"> 之后的工作树改动（</w:t>
+            </w:r>
+            <w:r>
+              <w:rPr>
+                <w:rFonts w:ascii="Microsoft YaHei" w:hAnsi="Microsoft YaHei" w:eastAsia="Microsoft YaHei"/>
+                <w:sz w:val="17"/>
+              </w:rPr>
+              <w:t>/quality</w:t>
+            </w:r>
+            <w:r>
+              <w:rPr>
+                <w:rFonts w:ascii="Microsoft YaHei" w:hAnsi="Microsoft YaHei" w:eastAsia="Microsoft YaHei"/>
+                <w:sz w:val="17"/>
+              </w:rPr>
+              <w:t xml:space="preserve"> 路由 + 品保收口 + dist 重建 </w:t>
+            </w:r>
+            <w:r>
+              <w:rPr>
+                <w:rFonts w:ascii="Microsoft YaHei" w:hAnsi="Microsoft YaHei" w:eastAsia="Microsoft YaHei"/>
+                <w:sz w:val="17"/>
+              </w:rPr>
+              <w:t>index-DSeyC87p.js</w:t>
+            </w:r>
+            <w:r>
+              <w:rPr>
+                <w:rFonts w:ascii="Microsoft YaHei" w:hAnsi="Microsoft YaHei" w:eastAsia="Microsoft YaHei"/>
+                <w:sz w:val="17"/>
+              </w:rPr>
+              <w:t xml:space="preserve">，尚未提交）。同批改动主提交 </w:t>
             </w:r>
             <w:r>
               <w:rPr>
@@ -1055,6 +1111,13 @@
               </w:rPr>
               <w:t>通过</w:t>
             </w:r>
+            <w:r>
+              <w:rPr>
+                <w:rFonts w:ascii="Microsoft YaHei" w:hAnsi="Microsoft YaHei" w:eastAsia="Microsoft YaHei"/>
+                <w:sz w:val="17"/>
+              </w:rPr>
+              <w:t>（2026-09-10 升级口径）</w:t>
+            </w:r>
           </w:p>
         </w:tc>
         <w:tc>
@@ -1066,6 +1129,149 @@
             <w:r>
               <w:rPr>
                 <w:rFonts w:ascii="Microsoft YaHei" w:hAnsi="Microsoft YaHei" w:eastAsia="Microsoft YaHei"/>
+                <w:b/>
+                <w:sz w:val="17"/>
+              </w:rPr>
+              <w:t>`role-landing` 28/28 PASS</w:t>
+            </w:r>
+            <w:r>
+              <w:rPr>
+                <w:rFonts w:ascii="Microsoft YaHei" w:hAnsi="Microsoft YaHei" w:eastAsia="Microsoft YaHei"/>
+                <w:sz w:val="17"/>
+              </w:rPr>
+              <w:t xml:space="preserve">：厂长（双角色）→ </w:t>
+            </w:r>
+            <w:r>
+              <w:rPr>
+                <w:rFonts w:ascii="Microsoft YaHei" w:hAnsi="Microsoft YaHei" w:eastAsia="Microsoft YaHei"/>
+                <w:sz w:val="17"/>
+              </w:rPr>
+              <w:t>/</w:t>
+            </w:r>
+            <w:r>
+              <w:rPr>
+                <w:rFonts w:ascii="Microsoft YaHei" w:hAnsi="Microsoft YaHei" w:eastAsia="Microsoft YaHei"/>
+                <w:sz w:val="17"/>
+              </w:rPr>
+              <w:t>、</w:t>
+            </w:r>
+            <w:r>
+              <w:rPr>
+                <w:rFonts w:ascii="Microsoft YaHei" w:hAnsi="Microsoft YaHei" w:eastAsia="Microsoft YaHei"/>
+                <w:b/>
+                <w:sz w:val="17"/>
+              </w:rPr>
+              <w:t>品保 → `/quality`</w:t>
+            </w:r>
+            <w:r>
+              <w:rPr>
+                <w:rFonts w:ascii="Microsoft YaHei" w:hAnsi="Microsoft YaHei" w:eastAsia="Microsoft YaHei"/>
+                <w:sz w:val="17"/>
+              </w:rPr>
+              <w:t xml:space="preserve">、组长 → </w:t>
+            </w:r>
+            <w:r>
+              <w:rPr>
+                <w:rFonts w:ascii="Microsoft YaHei" w:hAnsi="Microsoft YaHei" w:eastAsia="Microsoft YaHei"/>
+                <w:sz w:val="17"/>
+              </w:rPr>
+              <w:t>/leader</w:t>
+            </w:r>
+            <w:r>
+              <w:rPr>
+                <w:rFonts w:ascii="Microsoft YaHei" w:hAnsi="Microsoft YaHei" w:eastAsia="Microsoft YaHei"/>
+                <w:sz w:val="17"/>
+              </w:rPr>
+              <w:t xml:space="preserve">、工人 → </w:t>
+            </w:r>
+            <w:r>
+              <w:rPr>
+                <w:rFonts w:ascii="Microsoft YaHei" w:hAnsi="Microsoft YaHei" w:eastAsia="Microsoft YaHei"/>
+                <w:sz w:val="17"/>
+              </w:rPr>
+              <w:t>/worker</w:t>
+            </w:r>
+            <w:r>
+              <w:rPr>
+                <w:rFonts w:ascii="Microsoft YaHei" w:hAnsi="Microsoft YaHei" w:eastAsia="Microsoft YaHei"/>
+                <w:sz w:val="17"/>
+              </w:rPr>
+              <w:t xml:space="preserve">；工人越权访问 </w:t>
+            </w:r>
+            <w:r>
+              <w:rPr>
+                <w:rFonts w:ascii="Microsoft YaHei" w:hAnsi="Microsoft YaHei" w:eastAsia="Microsoft YaHei"/>
+                <w:sz w:val="17"/>
+              </w:rPr>
+              <w:t>/quality</w:t>
+            </w:r>
+            <w:r>
+              <w:rPr>
+                <w:rFonts w:ascii="Microsoft YaHei" w:hAnsi="Microsoft YaHei" w:eastAsia="Microsoft YaHei"/>
+                <w:sz w:val="17"/>
+              </w:rPr>
+              <w:t xml:space="preserve"> </w:t>
+            </w:r>
+            <w:r>
+              <w:rPr>
+                <w:rFonts w:ascii="Microsoft YaHei" w:hAnsi="Microsoft YaHei" w:eastAsia="Microsoft YaHei"/>
+                <w:sz w:val="17"/>
+              </w:rPr>
+              <w:t>/leader</w:t>
+            </w:r>
+            <w:r>
+              <w:rPr>
+                <w:rFonts w:ascii="Microsoft YaHei" w:hAnsi="Microsoft YaHei" w:eastAsia="Microsoft YaHei"/>
+                <w:sz w:val="17"/>
+              </w:rPr>
+              <w:t xml:space="preserve"> </w:t>
+            </w:r>
+            <w:r>
+              <w:rPr>
+                <w:rFonts w:ascii="Microsoft YaHei" w:hAnsi="Microsoft YaHei" w:eastAsia="Microsoft YaHei"/>
+                <w:sz w:val="17"/>
+              </w:rPr>
+              <w:t>/accounts</w:t>
+            </w:r>
+            <w:r>
+              <w:rPr>
+                <w:rFonts w:ascii="Microsoft YaHei" w:hAnsi="Microsoft YaHei" w:eastAsia="Microsoft YaHei"/>
+                <w:sz w:val="17"/>
+              </w:rPr>
+              <w:t xml:space="preserve"> 均回 </w:t>
+            </w:r>
+            <w:r>
+              <w:rPr>
+                <w:rFonts w:ascii="Microsoft YaHei" w:hAnsi="Microsoft YaHei" w:eastAsia="Microsoft YaHei"/>
+                <w:sz w:val="17"/>
+              </w:rPr>
+              <w:t>/worker</w:t>
+            </w:r>
+            <w:r>
+              <w:rPr>
+                <w:rFonts w:ascii="Microsoft YaHei" w:hAnsi="Microsoft YaHei" w:eastAsia="Microsoft YaHei"/>
+                <w:sz w:val="17"/>
+              </w:rPr>
+              <w:t>。且品保页</w:t>
+            </w:r>
+            <w:r>
+              <w:rPr>
+                <w:rFonts w:ascii="Microsoft YaHei" w:hAnsi="Microsoft YaHei" w:eastAsia="Microsoft YaHei"/>
+                <w:b/>
+                <w:sz w:val="17"/>
+              </w:rPr>
+              <w:t>看不到 M1–M5</w:t>
+            </w:r>
+            <w:r>
+              <w:rPr>
+                <w:rFonts w:ascii="Microsoft YaHei" w:hAnsi="Microsoft YaHei" w:eastAsia="Microsoft YaHei"/>
+                <w:sz w:val="17"/>
+              </w:rPr>
+              <w:t xml:space="preserve">（面板/文案/流程任务入口全 0 命中），厂长侧反向断言命中（详见 §4.5.1）。早期 </w:t>
+            </w:r>
+            <w:r>
+              <w:rPr>
+                <w:rFonts w:ascii="Microsoft YaHei" w:hAnsi="Microsoft YaHei" w:eastAsia="Microsoft YaHei"/>
                 <w:sz w:val="17"/>
               </w:rPr>
               <w:t>roles-e2e (after)</w:t>
@@ -1075,22 +1281,7 @@
                 <w:rFonts w:ascii="Microsoft YaHei" w:hAnsi="Microsoft YaHei" w:eastAsia="Microsoft YaHei"/>
                 <w:sz w:val="17"/>
               </w:rPr>
-              <w:t xml:space="preserve"> </w:t>
-            </w:r>
-            <w:r>
-              <w:rPr>
-                <w:rFonts w:ascii="Microsoft YaHei" w:hAnsi="Microsoft YaHei" w:eastAsia="Microsoft YaHei"/>
-                <w:b/>
-                <w:sz w:val="17"/>
-              </w:rPr>
-              <w:t>22/22</w:t>
-            </w:r>
-            <w:r>
-              <w:rPr>
-                <w:rFonts w:ascii="Microsoft YaHei" w:hAnsi="Microsoft YaHei" w:eastAsia="Microsoft YaHei"/>
-                <w:sz w:val="17"/>
-              </w:rPr>
-              <w:t>：厂长/品保→</w:t>
+              <w:t xml:space="preserve"> 22/22 为 2026-09-09 版（当时品保 → </w:t>
             </w:r>
             <w:r>
               <w:rPr>
@@ -1104,28 +1295,7 @@
                 <w:rFonts w:ascii="Microsoft YaHei" w:hAnsi="Microsoft YaHei" w:eastAsia="Microsoft YaHei"/>
                 <w:sz w:val="17"/>
               </w:rPr>
-              <w:t>、组长→</w:t>
-            </w:r>
-            <w:r>
-              <w:rPr>
-                <w:rFonts w:ascii="Microsoft YaHei" w:hAnsi="Microsoft YaHei" w:eastAsia="Microsoft YaHei"/>
-                <w:sz w:val="17"/>
-              </w:rPr>
-              <w:t>/leader</w:t>
-            </w:r>
-            <w:r>
-              <w:rPr>
-                <w:rFonts w:ascii="Microsoft YaHei" w:hAnsi="Microsoft YaHei" w:eastAsia="Microsoft YaHei"/>
-                <w:sz w:val="17"/>
-              </w:rPr>
-              <w:t>、工人→</w:t>
-            </w:r>
-            <w:r>
-              <w:rPr>
-                <w:rFonts w:ascii="Microsoft YaHei" w:hAnsi="Microsoft YaHei" w:eastAsia="Microsoft YaHei"/>
-                <w:sz w:val="17"/>
-              </w:rPr>
-              <w:t>/worker</w:t>
+              <w:t>）</w:t>
             </w:r>
           </w:p>
         </w:tc>
@@ -6533,7 +6703,7 @@
                 <w:rFonts w:ascii="Microsoft YaHei" w:hAnsi="Microsoft YaHei" w:eastAsia="Microsoft YaHei"/>
                 <w:sz w:val="17"/>
               </w:rPr>
-              <w:t>落地页实测</w:t>
+              <w:t>落地页实测（2026-09-09 版）</w:t>
             </w:r>
           </w:p>
         </w:tc>
@@ -6576,7 +6746,7 @@
                 <w:rFonts w:ascii="Microsoft YaHei" w:hAnsi="Microsoft YaHei" w:eastAsia="Microsoft YaHei"/>
                 <w:sz w:val="17"/>
               </w:rPr>
-              <w:t>；</w:t>
+              <w:t>（当时无独立页）；</w:t>
             </w:r>
             <w:r>
               <w:rPr>
@@ -6783,6 +6953,1130 @@
                 <w:sz w:val="17"/>
               </w:rPr>
               <w:t>（改前基线，含 3 条 FAIL 原文）</w:t>
+            </w:r>
+          </w:p>
+        </w:tc>
+      </w:tr>
+    </w:tbl>
+    <w:p/>
+    <w:p>
+      <w:pPr>
+        <w:pStyle w:val="Heading4"/>
+      </w:pPr>
+      <w:r>
+        <w:rPr>
+          <w:rFonts w:ascii="Microsoft YaHei" w:hAnsi="Microsoft YaHei" w:eastAsia="Microsoft YaHei"/>
+          <w:b/>
+          <w:color w:val="1F3B73"/>
+          <w:sz w:val="23"/>
+        </w:rPr>
+        <w:t xml:space="preserve">4.5.1 2026-09-10 追补：品保独立落地页 </w:t>
+      </w:r>
+      <w:r>
+        <w:rPr>
+          <w:rFonts w:ascii="Microsoft YaHei" w:hAnsi="Microsoft YaHei" w:eastAsia="Microsoft YaHei"/>
+          <w:b/>
+          <w:color w:val="1F3B73"/>
+          <w:sz w:val="23"/>
+        </w:rPr>
+        <w:t>/quality</w:t>
+      </w:r>
+      <w:r>
+        <w:rPr>
+          <w:rFonts w:ascii="Microsoft YaHei" w:hAnsi="Microsoft YaHei" w:eastAsia="Microsoft YaHei"/>
+          <w:b/>
+          <w:color w:val="1F3B73"/>
+          <w:sz w:val="23"/>
+        </w:rPr>
+        <w:t>（+ 品保看不到 M1–M5）</w:t>
+      </w:r>
+    </w:p>
+    <w:p>
+      <w:pPr>
+        <w:spacing w:after="80"/>
+      </w:pPr>
+      <w:r>
+        <w:rPr>
+          <w:rFonts w:ascii="Microsoft YaHei" w:hAnsi="Microsoft YaHei" w:eastAsia="Microsoft YaHei"/>
+        </w:rPr>
+        <w:t>用户 2026-09-10 拍板口径：</w:t>
+      </w:r>
+      <w:r>
+        <w:rPr>
+          <w:rFonts w:ascii="Microsoft YaHei" w:hAnsi="Microsoft YaHei" w:eastAsia="Microsoft YaHei"/>
+          <w:b/>
+        </w:rPr>
+        <w:t>厂长（双角色）→ `/`；品保 → `/quality`；组长 → `/leader`；工人 → `/worker`</w:t>
+      </w:r>
+      <w:r>
+        <w:rPr>
+          <w:rFonts w:ascii="Microsoft YaHei" w:hAnsi="Microsoft YaHei" w:eastAsia="Microsoft YaHei"/>
+        </w:rPr>
+        <w:t>，且</w:t>
+      </w:r>
+      <w:r>
+        <w:rPr>
+          <w:rFonts w:ascii="Microsoft YaHei" w:hAnsi="Microsoft YaHei" w:eastAsia="Microsoft YaHei"/>
+          <w:b/>
+        </w:rPr>
+        <w:t>品保的页面暂定与厂长相同，只是没有 M1–M5、没有分配账号与查流程的权限</w:t>
+      </w:r>
+      <w:r>
+        <w:rPr>
+          <w:rFonts w:ascii="Microsoft YaHei" w:hAnsi="Microsoft YaHei" w:eastAsia="Microsoft YaHei"/>
+        </w:rPr>
+        <w:t>。</w:t>
+      </w:r>
+    </w:p>
+    <w:tbl>
+      <w:tblPr>
+        <w:tblStyle w:val="TableGrid"/>
+        <w:tblW w:type="auto" w:w="0"/>
+        <w:tblLayout w:type="autofit"/>
+        <w:tblLook w:firstColumn="1" w:firstRow="1" w:lastColumn="0" w:lastRow="0" w:noHBand="0" w:noVBand="1" w:val="04A0"/>
+      </w:tblPr>
+      <w:tblGrid>
+        <w:gridCol w:w="5046"/>
+        <w:gridCol w:w="5046"/>
+      </w:tblGrid>
+      <w:tr>
+        <w:tc>
+          <w:tcPr>
+            <w:tcW w:type="dxa" w:w="5046"/>
+          </w:tcPr>
+          <w:p>
+            <w:r/>
+            <w:r>
+              <w:rPr>
+                <w:rFonts w:ascii="Microsoft YaHei" w:hAnsi="Microsoft YaHei" w:eastAsia="Microsoft YaHei"/>
+                <w:b/>
+                <w:sz w:val="17"/>
+              </w:rPr>
+              <w:t>项</w:t>
+            </w:r>
+          </w:p>
+        </w:tc>
+        <w:tc>
+          <w:tcPr>
+            <w:tcW w:type="dxa" w:w="5046"/>
+          </w:tcPr>
+          <w:p>
+            <w:r/>
+            <w:r>
+              <w:rPr>
+                <w:rFonts w:ascii="Microsoft YaHei" w:hAnsi="Microsoft YaHei" w:eastAsia="Microsoft YaHei"/>
+                <w:b/>
+                <w:sz w:val="17"/>
+              </w:rPr>
+              <w:t>内容</w:t>
+            </w:r>
+          </w:p>
+        </w:tc>
+      </w:tr>
+      <w:tr>
+        <w:tc>
+          <w:tcPr>
+            <w:tcW w:type="dxa" w:w="5046"/>
+          </w:tcPr>
+          <w:p>
+            <w:r/>
+            <w:r>
+              <w:rPr>
+                <w:rFonts w:ascii="Microsoft YaHei" w:hAnsi="Microsoft YaHei" w:eastAsia="Microsoft YaHei"/>
+                <w:sz w:val="17"/>
+              </w:rPr>
+              <w:t>实现</w:t>
+            </w:r>
+          </w:p>
+        </w:tc>
+        <w:tc>
+          <w:tcPr>
+            <w:tcW w:type="dxa" w:w="5046"/>
+          </w:tcPr>
+          <w:p>
+            <w:r/>
+            <w:r>
+              <w:rPr>
+                <w:rFonts w:ascii="Microsoft YaHei" w:hAnsi="Microsoft YaHei" w:eastAsia="Microsoft YaHei"/>
+                <w:sz w:val="17"/>
+              </w:rPr>
+              <w:t>app/router.tsx</w:t>
+            </w:r>
+            <w:r>
+              <w:rPr>
+                <w:rFonts w:ascii="Microsoft YaHei" w:hAnsi="Microsoft YaHei" w:eastAsia="Microsoft YaHei"/>
+                <w:sz w:val="17"/>
+              </w:rPr>
+              <w:t xml:space="preserve"> 新增 </w:t>
+            </w:r>
+            <w:r>
+              <w:rPr>
+                <w:rFonts w:ascii="Microsoft YaHei" w:hAnsi="Microsoft YaHei" w:eastAsia="Microsoft YaHei"/>
+                <w:sz w:val="17"/>
+              </w:rPr>
+              <w:t>/quality</w:t>
+            </w:r>
+            <w:r>
+              <w:rPr>
+                <w:rFonts w:ascii="Microsoft YaHei" w:hAnsi="Microsoft YaHei" w:eastAsia="Microsoft YaHei"/>
+                <w:sz w:val="17"/>
+              </w:rPr>
+              <w:t xml:space="preserve"> 路由，渲染</w:t>
+            </w:r>
+            <w:r>
+              <w:rPr>
+                <w:rFonts w:ascii="Microsoft YaHei" w:hAnsi="Microsoft YaHei" w:eastAsia="Microsoft YaHei"/>
+                <w:b/>
+                <w:sz w:val="17"/>
+              </w:rPr>
+              <w:t>同一个</w:t>
+            </w:r>
+            <w:r>
+              <w:rPr>
+                <w:rFonts w:ascii="Microsoft YaHei" w:hAnsi="Microsoft YaHei" w:eastAsia="Microsoft YaHei"/>
+                <w:sz w:val="17"/>
+              </w:rPr>
+              <w:t xml:space="preserve"> </w:t>
+            </w:r>
+            <w:r>
+              <w:rPr>
+                <w:rFonts w:ascii="Microsoft YaHei" w:hAnsi="Microsoft YaHei" w:eastAsia="Microsoft YaHei"/>
+                <w:sz w:val="17"/>
+              </w:rPr>
+              <w:t>EnterpriseAssistantPage</w:t>
+            </w:r>
+            <w:r>
+              <w:rPr>
+                <w:rFonts w:ascii="Microsoft YaHei" w:hAnsi="Microsoft YaHei" w:eastAsia="Microsoft YaHei"/>
+                <w:sz w:val="17"/>
+              </w:rPr>
+              <w:t xml:space="preserve"> 并包 </w:t>
+            </w:r>
+            <w:r>
+              <w:rPr>
+                <w:rFonts w:ascii="Microsoft YaHei" w:hAnsi="Microsoft YaHei" w:eastAsia="Microsoft YaHei"/>
+                <w:sz w:val="17"/>
+              </w:rPr>
+              <w:t>RoleGuard path="/quality"</w:t>
+            </w:r>
+            <w:r>
+              <w:rPr>
+                <w:rFonts w:ascii="Microsoft YaHei" w:hAnsi="Microsoft YaHei" w:eastAsia="Microsoft YaHei"/>
+                <w:sz w:val="17"/>
+              </w:rPr>
+              <w:t>；</w:t>
+            </w:r>
+            <w:r>
+              <w:rPr>
+                <w:rFonts w:ascii="Microsoft YaHei" w:hAnsi="Microsoft YaHei" w:eastAsia="Microsoft YaHei"/>
+                <w:sz w:val="17"/>
+              </w:rPr>
+              <w:t>roleConfig.ts</w:t>
+            </w:r>
+            <w:r>
+              <w:rPr>
+                <w:rFonts w:ascii="Microsoft YaHei" w:hAnsi="Microsoft YaHei" w:eastAsia="Microsoft YaHei"/>
+                <w:sz w:val="17"/>
+              </w:rPr>
+              <w:t xml:space="preserve"> 品保 </w:t>
+            </w:r>
+            <w:r>
+              <w:rPr>
+                <w:rFonts w:ascii="Microsoft YaHei" w:hAnsi="Microsoft YaHei" w:eastAsia="Microsoft YaHei"/>
+                <w:sz w:val="17"/>
+              </w:rPr>
+              <w:t>landingPath</w:t>
+            </w:r>
+            <w:r>
+              <w:rPr>
+                <w:rFonts w:ascii="Microsoft YaHei" w:hAnsi="Microsoft YaHei" w:eastAsia="Microsoft YaHei"/>
+                <w:sz w:val="17"/>
+              </w:rPr>
+              <w:t xml:space="preserve"> </w:t>
+            </w:r>
+            <w:r>
+              <w:rPr>
+                <w:rFonts w:ascii="Microsoft YaHei" w:hAnsi="Microsoft YaHei" w:eastAsia="Microsoft YaHei"/>
+                <w:sz w:val="17"/>
+              </w:rPr>
+              <w:t>/</w:t>
+            </w:r>
+            <w:r>
+              <w:rPr>
+                <w:rFonts w:ascii="Microsoft YaHei" w:hAnsi="Microsoft YaHei" w:eastAsia="Microsoft YaHei"/>
+                <w:sz w:val="17"/>
+              </w:rPr>
+              <w:t xml:space="preserve"> → </w:t>
+            </w:r>
+            <w:r>
+              <w:rPr>
+                <w:rFonts w:ascii="Microsoft YaHei" w:hAnsi="Microsoft YaHei" w:eastAsia="Microsoft YaHei"/>
+                <w:sz w:val="17"/>
+              </w:rPr>
+              <w:t>/quality</w:t>
+            </w:r>
+            <w:r>
+              <w:rPr>
+                <w:rFonts w:ascii="Microsoft YaHei" w:hAnsi="Microsoft YaHei" w:eastAsia="Microsoft YaHei"/>
+                <w:sz w:val="17"/>
+              </w:rPr>
+              <w:t>；</w:t>
+            </w:r>
+            <w:r>
+              <w:rPr>
+                <w:rFonts w:ascii="Microsoft YaHei" w:hAnsi="Microsoft YaHei" w:eastAsia="Microsoft YaHei"/>
+                <w:sz w:val="17"/>
+              </w:rPr>
+              <w:t>routePermissions.ts</w:t>
+            </w:r>
+            <w:r>
+              <w:rPr>
+                <w:rFonts w:ascii="Microsoft YaHei" w:hAnsi="Microsoft YaHei" w:eastAsia="Microsoft YaHei"/>
+                <w:sz w:val="17"/>
+              </w:rPr>
+              <w:t xml:space="preserve"> 加 </w:t>
+            </w:r>
+            <w:r>
+              <w:rPr>
+                <w:rFonts w:ascii="Microsoft YaHei" w:hAnsi="Microsoft YaHei" w:eastAsia="Microsoft YaHei"/>
+                <w:sz w:val="17"/>
+              </w:rPr>
+              <w:t>/quality</w:t>
+            </w:r>
+            <w:r>
+              <w:rPr>
+                <w:rFonts w:ascii="Microsoft YaHei" w:hAnsi="Microsoft YaHei" w:eastAsia="Microsoft YaHei"/>
+                <w:sz w:val="17"/>
+              </w:rPr>
+              <w:t xml:space="preserve"> → </w:t>
+            </w:r>
+            <w:r>
+              <w:rPr>
+                <w:rFonts w:ascii="Microsoft YaHei" w:hAnsi="Microsoft YaHei" w:eastAsia="Microsoft YaHei"/>
+                <w:sz w:val="17"/>
+              </w:rPr>
+              <w:t>quality:supervise</w:t>
+            </w:r>
+            <w:r>
+              <w:rPr>
+                <w:rFonts w:ascii="Microsoft YaHei" w:hAnsi="Microsoft YaHei" w:eastAsia="Microsoft YaHei"/>
+                <w:sz w:val="17"/>
+              </w:rPr>
+              <w:t xml:space="preserve">（auditModule </w:t>
+            </w:r>
+            <w:r>
+              <w:rPr>
+                <w:rFonts w:ascii="Microsoft YaHei" w:hAnsi="Microsoft YaHei" w:eastAsia="Microsoft YaHei"/>
+                <w:sz w:val="17"/>
+              </w:rPr>
+              <w:t>QualityWorkbench</w:t>
+            </w:r>
+            <w:r>
+              <w:rPr>
+                <w:rFonts w:ascii="Microsoft YaHei" w:hAnsi="Microsoft YaHei" w:eastAsia="Microsoft YaHei"/>
+                <w:sz w:val="17"/>
+              </w:rPr>
+              <w:t>）；</w:t>
+            </w:r>
+            <w:r>
+              <w:rPr>
+                <w:rFonts w:ascii="Microsoft YaHei" w:hAnsi="Microsoft YaHei" w:eastAsia="Microsoft YaHei"/>
+                <w:sz w:val="17"/>
+              </w:rPr>
+              <w:t>sidebarConfig.ts</w:t>
+            </w:r>
+            <w:r>
+              <w:rPr>
+                <w:rFonts w:ascii="Microsoft YaHei" w:hAnsi="Microsoft YaHei" w:eastAsia="Microsoft YaHei"/>
+                <w:sz w:val="17"/>
+              </w:rPr>
+              <w:t xml:space="preserve"> 加 </w:t>
+            </w:r>
+            <w:r>
+              <w:rPr>
+                <w:rFonts w:ascii="Microsoft YaHei" w:hAnsi="Microsoft YaHei" w:eastAsia="Microsoft YaHei"/>
+                <w:sz w:val="17"/>
+              </w:rPr>
+              <w:t>quality</w:t>
+            </w:r>
+            <w:r>
+              <w:rPr>
+                <w:rFonts w:ascii="Microsoft YaHei" w:hAnsi="Microsoft YaHei" w:eastAsia="Microsoft YaHei"/>
+                <w:sz w:val="17"/>
+              </w:rPr>
+              <w:t xml:space="preserve"> 分组；</w:t>
+            </w:r>
+            <w:r>
+              <w:rPr>
+                <w:rFonts w:ascii="Microsoft YaHei" w:hAnsi="Microsoft YaHei" w:eastAsia="Microsoft YaHei"/>
+                <w:sz w:val="17"/>
+              </w:rPr>
+              <w:t>EnterpriseAssistantPage.tsx</w:t>
+            </w:r>
+            <w:r>
+              <w:rPr>
+                <w:rFonts w:ascii="Microsoft YaHei" w:hAnsi="Microsoft YaHei" w:eastAsia="Microsoft YaHei"/>
+                <w:sz w:val="17"/>
+              </w:rPr>
+              <w:t xml:space="preserve"> 把 </w:t>
+            </w:r>
+            <w:r>
+              <w:rPr>
+                <w:rFonts w:ascii="Microsoft YaHei" w:hAnsi="Microsoft YaHei" w:eastAsia="Microsoft YaHei"/>
+                <w:sz w:val="17"/>
+              </w:rPr>
+              <w:t>AgentTaskCenter</w:t>
+            </w:r>
+            <w:r>
+              <w:rPr>
+                <w:rFonts w:ascii="Microsoft YaHei" w:hAnsi="Microsoft YaHei" w:eastAsia="Microsoft YaHei"/>
+                <w:sz w:val="17"/>
+              </w:rPr>
+              <w:t xml:space="preserve">（查流程入口）也挂到 </w:t>
+            </w:r>
+            <w:r>
+              <w:rPr>
+                <w:rFonts w:ascii="Microsoft YaHei" w:hAnsi="Microsoft YaHei" w:eastAsia="Microsoft YaHei"/>
+                <w:sz w:val="17"/>
+              </w:rPr>
+              <w:t>canRunOrderFlow</w:t>
+            </w:r>
+            <w:r>
+              <w:rPr>
+                <w:rFonts w:ascii="Microsoft YaHei" w:hAnsi="Microsoft YaHei" w:eastAsia="Microsoft YaHei"/>
+                <w:sz w:val="17"/>
+              </w:rPr>
+              <w:t>（</w:t>
+            </w:r>
+            <w:r>
+              <w:rPr>
+                <w:rFonts w:ascii="Microsoft YaHei" w:hAnsi="Microsoft YaHei" w:eastAsia="Microsoft YaHei"/>
+                <w:sz w:val="17"/>
+              </w:rPr>
+              <w:t>order.ingest</w:t>
+            </w:r>
+            <w:r>
+              <w:rPr>
+                <w:rFonts w:ascii="Microsoft YaHei" w:hAnsi="Microsoft YaHei" w:eastAsia="Microsoft YaHei"/>
+                <w:sz w:val="17"/>
+              </w:rPr>
+              <w:t>）闸上；</w:t>
+            </w:r>
+            <w:r>
+              <w:rPr>
+                <w:rFonts w:ascii="Microsoft YaHei" w:hAnsi="Microsoft YaHei" w:eastAsia="Microsoft YaHei"/>
+                <w:sz w:val="17"/>
+              </w:rPr>
+              <w:t>AssistantRoleLayout.tsx</w:t>
+            </w:r>
+            <w:r>
+              <w:rPr>
+                <w:rFonts w:ascii="Microsoft YaHei" w:hAnsi="Microsoft YaHei" w:eastAsia="Microsoft YaHei"/>
+                <w:sz w:val="17"/>
+              </w:rPr>
+              <w:t xml:space="preserve"> 去掉品保分支的 </w:t>
+            </w:r>
+            <w:r>
+              <w:rPr>
+                <w:rFonts w:ascii="Microsoft YaHei" w:hAnsi="Microsoft YaHei" w:eastAsia="Microsoft YaHei"/>
+                <w:sz w:val="17"/>
+              </w:rPr>
+              <w:t>AgentTaskCenter supervision</w:t>
+            </w:r>
+          </w:p>
+        </w:tc>
+      </w:tr>
+      <w:tr>
+        <w:tc>
+          <w:tcPr>
+            <w:tcW w:type="dxa" w:w="5046"/>
+          </w:tcPr>
+          <w:p>
+            <w:r/>
+            <w:r>
+              <w:rPr>
+                <w:rFonts w:ascii="Microsoft YaHei" w:hAnsi="Microsoft YaHei" w:eastAsia="Microsoft YaHei"/>
+                <w:sz w:val="17"/>
+              </w:rPr>
+              <w:t>命令 / 脚本</w:t>
+            </w:r>
+          </w:p>
+        </w:tc>
+        <w:tc>
+          <w:tcPr>
+            <w:tcW w:type="dxa" w:w="5046"/>
+          </w:tcPr>
+          <w:p>
+            <w:r/>
+            <w:r>
+              <w:rPr>
+                <w:rFonts w:ascii="Microsoft YaHei" w:hAnsi="Microsoft YaHei" w:eastAsia="Microsoft YaHei"/>
+                <w:sz w:val="17"/>
+              </w:rPr>
+              <w:t>node _pkg\_verify\e2e_role_landing.mjs</w:t>
+            </w:r>
+            <w:r>
+              <w:rPr>
+                <w:rFonts w:ascii="Microsoft YaHei" w:hAnsi="Microsoft YaHei" w:eastAsia="Microsoft YaHei"/>
+                <w:sz w:val="17"/>
+              </w:rPr>
+              <w:t>（Playwright + 本机 Edge，自带 19041 后端 + 18041 静态代理 + 全新空库）</w:t>
+            </w:r>
+          </w:p>
+        </w:tc>
+      </w:tr>
+      <w:tr>
+        <w:tc>
+          <w:tcPr>
+            <w:tcW w:type="dxa" w:w="5046"/>
+          </w:tcPr>
+          <w:p>
+            <w:r/>
+            <w:r>
+              <w:rPr>
+                <w:rFonts w:ascii="Microsoft YaHei" w:hAnsi="Microsoft YaHei" w:eastAsia="Microsoft YaHei"/>
+                <w:sz w:val="17"/>
+              </w:rPr>
+              <w:t>结果</w:t>
+            </w:r>
+          </w:p>
+        </w:tc>
+        <w:tc>
+          <w:tcPr>
+            <w:tcW w:type="dxa" w:w="5046"/>
+          </w:tcPr>
+          <w:p>
+            <w:r/>
+            <w:r>
+              <w:rPr>
+                <w:rFonts w:ascii="Microsoft YaHei" w:hAnsi="Microsoft YaHei" w:eastAsia="Microsoft YaHei"/>
+                <w:b/>
+                <w:sz w:val="17"/>
+              </w:rPr>
+              <w:t>28/28 PASS，0 FAIL</w:t>
+            </w:r>
+            <w:r>
+              <w:rPr>
+                <w:rFonts w:ascii="Microsoft YaHei" w:hAnsi="Microsoft YaHei" w:eastAsia="Microsoft YaHei"/>
+                <w:sz w:val="17"/>
+              </w:rPr>
+              <w:t>（退出码 0；</w:t>
+            </w:r>
+            <w:r>
+              <w:rPr>
+                <w:rFonts w:ascii="Microsoft YaHei" w:hAnsi="Microsoft YaHei" w:eastAsia="Microsoft YaHei"/>
+                <w:sz w:val="17"/>
+              </w:rPr>
+              <w:t>_pkg\_verify\role-landing\result.json</w:t>
+            </w:r>
+            <w:r>
+              <w:rPr>
+                <w:rFonts w:ascii="Microsoft YaHei" w:hAnsi="Microsoft YaHei" w:eastAsia="Microsoft YaHei"/>
+                <w:sz w:val="17"/>
+              </w:rPr>
+              <w:t>）</w:t>
+            </w:r>
+          </w:p>
+        </w:tc>
+      </w:tr>
+      <w:tr>
+        <w:tc>
+          <w:tcPr>
+            <w:tcW w:type="dxa" w:w="5046"/>
+          </w:tcPr>
+          <w:p>
+            <w:r/>
+            <w:r>
+              <w:rPr>
+                <w:rFonts w:ascii="Microsoft YaHei" w:hAnsi="Microsoft YaHei" w:eastAsia="Microsoft YaHei"/>
+                <w:sz w:val="17"/>
+              </w:rPr>
+              <w:t>落地页实测</w:t>
+            </w:r>
+          </w:p>
+        </w:tc>
+        <w:tc>
+          <w:tcPr>
+            <w:tcW w:type="dxa" w:w="5046"/>
+          </w:tcPr>
+          <w:p>
+            <w:r/>
+            <w:r>
+              <w:rPr>
+                <w:rFonts w:ascii="Microsoft YaHei" w:hAnsi="Microsoft YaHei" w:eastAsia="Microsoft YaHei"/>
+                <w:sz w:val="17"/>
+              </w:rPr>
+              <w:t xml:space="preserve">厂长（双角色）→ </w:t>
+            </w:r>
+            <w:r>
+              <w:rPr>
+                <w:rFonts w:ascii="Microsoft YaHei" w:hAnsi="Microsoft YaHei" w:eastAsia="Microsoft YaHei"/>
+                <w:sz w:val="17"/>
+              </w:rPr>
+              <w:t>/</w:t>
+            </w:r>
+            <w:r>
+              <w:rPr>
+                <w:rFonts w:ascii="Microsoft YaHei" w:hAnsi="Microsoft YaHei" w:eastAsia="Microsoft YaHei"/>
+                <w:sz w:val="17"/>
+              </w:rPr>
+              <w:t xml:space="preserve"> ✓；</w:t>
+            </w:r>
+            <w:r>
+              <w:rPr>
+                <w:rFonts w:ascii="Microsoft YaHei" w:hAnsi="Microsoft YaHei" w:eastAsia="Microsoft YaHei"/>
+                <w:b/>
+                <w:sz w:val="17"/>
+              </w:rPr>
+              <w:t>品保 → `/quality`</w:t>
+            </w:r>
+            <w:r>
+              <w:rPr>
+                <w:rFonts w:ascii="Microsoft YaHei" w:hAnsi="Microsoft YaHei" w:eastAsia="Microsoft YaHei"/>
+                <w:sz w:val="17"/>
+              </w:rPr>
+              <w:t xml:space="preserve"> ✓（跳转链 </w:t>
+            </w:r>
+            <w:r>
+              <w:rPr>
+                <w:rFonts w:ascii="Microsoft YaHei" w:hAnsi="Microsoft YaHei" w:eastAsia="Microsoft YaHei"/>
+                <w:sz w:val="17"/>
+              </w:rPr>
+              <w:t>/→/quality</w:t>
+            </w:r>
+            <w:r>
+              <w:rPr>
+                <w:rFonts w:ascii="Microsoft YaHei" w:hAnsi="Microsoft YaHei" w:eastAsia="Microsoft YaHei"/>
+                <w:sz w:val="17"/>
+              </w:rPr>
+              <w:t xml:space="preserve">）；组长 → </w:t>
+            </w:r>
+            <w:r>
+              <w:rPr>
+                <w:rFonts w:ascii="Microsoft YaHei" w:hAnsi="Microsoft YaHei" w:eastAsia="Microsoft YaHei"/>
+                <w:sz w:val="17"/>
+              </w:rPr>
+              <w:t>/leader</w:t>
+            </w:r>
+            <w:r>
+              <w:rPr>
+                <w:rFonts w:ascii="Microsoft YaHei" w:hAnsi="Microsoft YaHei" w:eastAsia="Microsoft YaHei"/>
+                <w:sz w:val="17"/>
+              </w:rPr>
+              <w:t xml:space="preserve"> ✓；工人 → </w:t>
+            </w:r>
+            <w:r>
+              <w:rPr>
+                <w:rFonts w:ascii="Microsoft YaHei" w:hAnsi="Microsoft YaHei" w:eastAsia="Microsoft YaHei"/>
+                <w:sz w:val="17"/>
+              </w:rPr>
+              <w:t>/worker</w:t>
+            </w:r>
+            <w:r>
+              <w:rPr>
+                <w:rFonts w:ascii="Microsoft YaHei" w:hAnsi="Microsoft YaHei" w:eastAsia="Microsoft YaHei"/>
+                <w:sz w:val="17"/>
+              </w:rPr>
+              <w:t xml:space="preserve"> ✓</w:t>
+            </w:r>
+          </w:p>
+        </w:tc>
+      </w:tr>
+      <w:tr>
+        <w:tc>
+          <w:tcPr>
+            <w:tcW w:type="dxa" w:w="5046"/>
+          </w:tcPr>
+          <w:p>
+            <w:r/>
+            <w:r>
+              <w:rPr>
+                <w:rFonts w:ascii="Microsoft YaHei" w:hAnsi="Microsoft YaHei" w:eastAsia="Microsoft YaHei"/>
+                <w:sz w:val="17"/>
+              </w:rPr>
+              <w:t>品保收口（7 条硬断言全 PASS）</w:t>
+            </w:r>
+          </w:p>
+        </w:tc>
+        <w:tc>
+          <w:tcPr>
+            <w:tcW w:type="dxa" w:w="5046"/>
+          </w:tcPr>
+          <w:p>
+            <w:r/>
+            <w:r>
+              <w:rPr>
+                <w:rFonts w:ascii="Microsoft YaHei" w:hAnsi="Microsoft YaHei" w:eastAsia="Microsoft YaHei"/>
+                <w:sz w:val="17"/>
+              </w:rPr>
+              <w:t xml:space="preserve">M1–M5 面板容器 </w:t>
+            </w:r>
+            <w:r>
+              <w:rPr>
+                <w:rFonts w:ascii="Microsoft YaHei" w:hAnsi="Microsoft YaHei" w:eastAsia="Microsoft YaHei"/>
+                <w:b/>
+                <w:sz w:val="17"/>
+              </w:rPr>
+              <w:t>0/0</w:t>
+            </w:r>
+            <w:r>
+              <w:rPr>
+                <w:rFonts w:ascii="Microsoft YaHei" w:hAnsi="Microsoft YaHei" w:eastAsia="Microsoft YaHei"/>
+                <w:sz w:val="17"/>
+              </w:rPr>
+              <w:t>（含隐藏元素）；无「订单管理」；无「选择订单查看 M1-M5」/「M1-M5」；无「流程任务」；</w:t>
+            </w:r>
+            <w:r>
+              <w:rPr>
+                <w:rFonts w:ascii="Microsoft YaHei" w:hAnsi="Microsoft YaHei" w:eastAsia="Microsoft YaHei"/>
+                <w:sz w:val="17"/>
+              </w:rPr>
+              <w:t>[aria-label="打开流程任务"]</w:t>
+            </w:r>
+            <w:r>
+              <w:rPr>
+                <w:rFonts w:ascii="Microsoft YaHei" w:hAnsi="Microsoft YaHei" w:eastAsia="Microsoft YaHei"/>
+                <w:sz w:val="17"/>
+              </w:rPr>
+              <w:t xml:space="preserve"> </w:t>
+            </w:r>
+            <w:r>
+              <w:rPr>
+                <w:rFonts w:ascii="Microsoft YaHei" w:hAnsi="Microsoft YaHei" w:eastAsia="Microsoft YaHei"/>
+                <w:b/>
+                <w:sz w:val="17"/>
+              </w:rPr>
+              <w:t>0</w:t>
+            </w:r>
+            <w:r>
+              <w:rPr>
+                <w:rFonts w:ascii="Microsoft YaHei" w:hAnsi="Microsoft YaHei" w:eastAsia="Microsoft YaHei"/>
+                <w:sz w:val="17"/>
+              </w:rPr>
+              <w:t>、</w:t>
+            </w:r>
+            <w:r>
+              <w:rPr>
+                <w:rFonts w:ascii="Microsoft YaHei" w:hAnsi="Microsoft YaHei" w:eastAsia="Microsoft YaHei"/>
+                <w:sz w:val="17"/>
+              </w:rPr>
+              <w:t>[aria-label*=流程任务]</w:t>
+            </w:r>
+            <w:r>
+              <w:rPr>
+                <w:rFonts w:ascii="Microsoft YaHei" w:hAnsi="Microsoft YaHei" w:eastAsia="Microsoft YaHei"/>
+                <w:sz w:val="17"/>
+              </w:rPr>
+              <w:t xml:space="preserve"> </w:t>
+            </w:r>
+            <w:r>
+              <w:rPr>
+                <w:rFonts w:ascii="Microsoft YaHei" w:hAnsi="Microsoft YaHei" w:eastAsia="Microsoft YaHei"/>
+                <w:b/>
+                <w:sz w:val="17"/>
+              </w:rPr>
+              <w:t>0</w:t>
+            </w:r>
+            <w:r>
+              <w:rPr>
+                <w:rFonts w:ascii="Microsoft YaHei" w:hAnsi="Microsoft YaHei" w:eastAsia="Microsoft YaHei"/>
+                <w:sz w:val="17"/>
+              </w:rPr>
+              <w:t>；无「全流程监督」；</w:t>
+            </w:r>
+            <w:r>
+              <w:rPr>
+                <w:rFonts w:ascii="Microsoft YaHei" w:hAnsi="Microsoft YaHei" w:eastAsia="Microsoft YaHei"/>
+                <w:b/>
+                <w:sz w:val="17"/>
+              </w:rPr>
+              <w:t>不过度收口</w:t>
+            </w:r>
+            <w:r>
+              <w:rPr>
+                <w:rFonts w:ascii="Microsoft YaHei" w:hAnsi="Microsoft YaHei" w:eastAsia="Microsoft YaHei"/>
+                <w:sz w:val="17"/>
+              </w:rPr>
+              <w:t>——对话输入框仍在（</w:t>
+            </w:r>
+            <w:r>
+              <w:rPr>
+                <w:rFonts w:ascii="Microsoft YaHei" w:hAnsi="Microsoft YaHei" w:eastAsia="Microsoft YaHei"/>
+                <w:sz w:val="17"/>
+              </w:rPr>
+              <w:t>chat-composer=1</w:t>
+            </w:r>
+            <w:r>
+              <w:rPr>
+                <w:rFonts w:ascii="Microsoft YaHei" w:hAnsi="Microsoft YaHei" w:eastAsia="Microsoft YaHei"/>
+                <w:sz w:val="17"/>
+              </w:rPr>
+              <w:t xml:space="preserve">），shell class = </w:t>
+            </w:r>
+            <w:r>
+              <w:rPr>
+                <w:rFonts w:ascii="Microsoft YaHei" w:hAnsi="Microsoft YaHei" w:eastAsia="Microsoft YaHei"/>
+                <w:sz w:val="17"/>
+              </w:rPr>
+              <w:t>assistant-shell assistant-shell-no-flow</w:t>
+            </w:r>
+          </w:p>
+        </w:tc>
+      </w:tr>
+      <w:tr>
+        <w:tc>
+          <w:tcPr>
+            <w:tcW w:type="dxa" w:w="5046"/>
+          </w:tcPr>
+          <w:p>
+            <w:r/>
+            <w:r>
+              <w:rPr>
+                <w:rFonts w:ascii="Microsoft YaHei" w:hAnsi="Microsoft YaHei" w:eastAsia="Microsoft YaHei"/>
+                <w:sz w:val="17"/>
+              </w:rPr>
+              <w:t>厂长反向断言（3 条全 PASS，证明没有误砍厂长）</w:t>
+            </w:r>
+          </w:p>
+        </w:tc>
+        <w:tc>
+          <w:tcPr>
+            <w:tcW w:type="dxa" w:w="5046"/>
+          </w:tcPr>
+          <w:p>
+            <w:r/>
+            <w:r>
+              <w:rPr>
+                <w:rFonts w:ascii="Microsoft YaHei" w:hAnsi="Microsoft YaHei" w:eastAsia="Microsoft YaHei"/>
+                <w:sz w:val="17"/>
+              </w:rPr>
+              <w:t>品保页全 0 命中的同时，厂长页：M1–M5 面板</w:t>
+            </w:r>
+            <w:r>
+              <w:rPr>
+                <w:rFonts w:ascii="Microsoft YaHei" w:hAnsi="Microsoft YaHei" w:eastAsia="Microsoft YaHei"/>
+                <w:b/>
+                <w:sz w:val="17"/>
+              </w:rPr>
+              <w:t>可见容器 = 1</w:t>
+            </w:r>
+            <w:r>
+              <w:rPr>
+                <w:rFonts w:ascii="Microsoft YaHei" w:hAnsi="Microsoft YaHei" w:eastAsia="Microsoft YaHei"/>
+                <w:sz w:val="17"/>
+              </w:rPr>
+              <w:t xml:space="preserve">、「订单管理」命中、「选择订单查看 M1-M5」命中，shell class = 纯 </w:t>
+            </w:r>
+            <w:r>
+              <w:rPr>
+                <w:rFonts w:ascii="Microsoft YaHei" w:hAnsi="Microsoft YaHei" w:eastAsia="Microsoft YaHei"/>
+                <w:sz w:val="17"/>
+              </w:rPr>
+              <w:t>assistant-shell</w:t>
+            </w:r>
+          </w:p>
+        </w:tc>
+      </w:tr>
+      <w:tr>
+        <w:tc>
+          <w:tcPr>
+            <w:tcW w:type="dxa" w:w="5046"/>
+          </w:tcPr>
+          <w:p>
+            <w:r/>
+            <w:r>
+              <w:rPr>
+                <w:rFonts w:ascii="Microsoft YaHei" w:hAnsi="Microsoft YaHei" w:eastAsia="Microsoft YaHei"/>
+                <w:sz w:val="17"/>
+              </w:rPr>
+              <w:t>越权拦截</w:t>
+            </w:r>
+          </w:p>
+        </w:tc>
+        <w:tc>
+          <w:tcPr>
+            <w:tcW w:type="dxa" w:w="5046"/>
+          </w:tcPr>
+          <w:p>
+            <w:r/>
+            <w:r>
+              <w:rPr>
+                <w:rFonts w:ascii="Microsoft YaHei" w:hAnsi="Microsoft YaHei" w:eastAsia="Microsoft YaHei"/>
+                <w:sz w:val="17"/>
+              </w:rPr>
+              <w:t xml:space="preserve">工人访问 </w:t>
+            </w:r>
+            <w:r>
+              <w:rPr>
+                <w:rFonts w:ascii="Microsoft YaHei" w:hAnsi="Microsoft YaHei" w:eastAsia="Microsoft YaHei"/>
+                <w:sz w:val="17"/>
+              </w:rPr>
+              <w:t>/quality</w:t>
+            </w:r>
+            <w:r>
+              <w:rPr>
+                <w:rFonts w:ascii="Microsoft YaHei" w:hAnsi="Microsoft YaHei" w:eastAsia="Microsoft YaHei"/>
+                <w:sz w:val="17"/>
+              </w:rPr>
+              <w:t xml:space="preserve"> → 回 </w:t>
+            </w:r>
+            <w:r>
+              <w:rPr>
+                <w:rFonts w:ascii="Microsoft YaHei" w:hAnsi="Microsoft YaHei" w:eastAsia="Microsoft YaHei"/>
+                <w:sz w:val="17"/>
+              </w:rPr>
+              <w:t>/worker</w:t>
+            </w:r>
+            <w:r>
+              <w:rPr>
+                <w:rFonts w:ascii="Microsoft YaHei" w:hAnsi="Microsoft YaHei" w:eastAsia="Microsoft YaHei"/>
+                <w:sz w:val="17"/>
+              </w:rPr>
+              <w:t>；</w:t>
+            </w:r>
+            <w:r>
+              <w:rPr>
+                <w:rFonts w:ascii="Microsoft YaHei" w:hAnsi="Microsoft YaHei" w:eastAsia="Microsoft YaHei"/>
+                <w:sz w:val="17"/>
+              </w:rPr>
+              <w:t>/leader</w:t>
+            </w:r>
+            <w:r>
+              <w:rPr>
+                <w:rFonts w:ascii="Microsoft YaHei" w:hAnsi="Microsoft YaHei" w:eastAsia="Microsoft YaHei"/>
+                <w:sz w:val="17"/>
+              </w:rPr>
+              <w:t xml:space="preserve"> → </w:t>
+            </w:r>
+            <w:r>
+              <w:rPr>
+                <w:rFonts w:ascii="Microsoft YaHei" w:hAnsi="Microsoft YaHei" w:eastAsia="Microsoft YaHei"/>
+                <w:sz w:val="17"/>
+              </w:rPr>
+              <w:t>/worker</w:t>
+            </w:r>
+            <w:r>
+              <w:rPr>
+                <w:rFonts w:ascii="Microsoft YaHei" w:hAnsi="Microsoft YaHei" w:eastAsia="Microsoft YaHei"/>
+                <w:sz w:val="17"/>
+              </w:rPr>
+              <w:t>；</w:t>
+            </w:r>
+            <w:r>
+              <w:rPr>
+                <w:rFonts w:ascii="Microsoft YaHei" w:hAnsi="Microsoft YaHei" w:eastAsia="Microsoft YaHei"/>
+                <w:sz w:val="17"/>
+              </w:rPr>
+              <w:t>/accounts</w:t>
+            </w:r>
+            <w:r>
+              <w:rPr>
+                <w:rFonts w:ascii="Microsoft YaHei" w:hAnsi="Microsoft YaHei" w:eastAsia="Microsoft YaHei"/>
+                <w:sz w:val="17"/>
+              </w:rPr>
+              <w:t xml:space="preserve"> → </w:t>
+            </w:r>
+            <w:r>
+              <w:rPr>
+                <w:rFonts w:ascii="Microsoft YaHei" w:hAnsi="Microsoft YaHei" w:eastAsia="Microsoft YaHei"/>
+                <w:sz w:val="17"/>
+              </w:rPr>
+              <w:t>/worker</w:t>
+            </w:r>
+            <w:r>
+              <w:rPr>
+                <w:rFonts w:ascii="Microsoft YaHei" w:hAnsi="Microsoft YaHei" w:eastAsia="Microsoft YaHei"/>
+                <w:sz w:val="17"/>
+              </w:rPr>
+              <w:t xml:space="preserve">（均非空白页、均未跳 </w:t>
+            </w:r>
+            <w:r>
+              <w:rPr>
+                <w:rFonts w:ascii="Microsoft YaHei" w:hAnsi="Microsoft YaHei" w:eastAsia="Microsoft YaHei"/>
+                <w:sz w:val="17"/>
+              </w:rPr>
+              <w:t>/dashboard</w:t>
+            </w:r>
+            <w:r>
+              <w:rPr>
+                <w:rFonts w:ascii="Microsoft YaHei" w:hAnsi="Microsoft YaHei" w:eastAsia="Microsoft YaHei"/>
+                <w:sz w:val="17"/>
+              </w:rPr>
+              <w:t>，跳转链有据）</w:t>
+            </w:r>
+          </w:p>
+        </w:tc>
+      </w:tr>
+      <w:tr>
+        <w:tc>
+          <w:tcPr>
+            <w:tcW w:type="dxa" w:w="5046"/>
+          </w:tcPr>
+          <w:p>
+            <w:r/>
+            <w:r>
+              <w:rPr>
+                <w:rFonts w:ascii="Microsoft YaHei" w:hAnsi="Microsoft YaHei" w:eastAsia="Microsoft YaHei"/>
+                <w:sz w:val="17"/>
+              </w:rPr>
+              <w:t>噪声</w:t>
+            </w:r>
+          </w:p>
+        </w:tc>
+        <w:tc>
+          <w:tcPr>
+            <w:tcW w:type="dxa" w:w="5046"/>
+          </w:tcPr>
+          <w:p>
+            <w:r/>
+            <w:r>
+              <w:rPr>
+                <w:rFonts w:ascii="Microsoft YaHei" w:hAnsi="Microsoft YaHei" w:eastAsia="Microsoft YaHei"/>
+                <w:sz w:val="17"/>
+              </w:rPr>
+              <w:t xml:space="preserve">JS </w:t>
+            </w:r>
+            <w:r>
+              <w:rPr>
+                <w:rFonts w:ascii="Microsoft YaHei" w:hAnsi="Microsoft YaHei" w:eastAsia="Microsoft YaHei"/>
+                <w:sz w:val="17"/>
+              </w:rPr>
+              <w:t>pageerror</w:t>
+            </w:r>
+            <w:r>
+              <w:rPr>
+                <w:rFonts w:ascii="Microsoft YaHei" w:hAnsi="Microsoft YaHei" w:eastAsia="Microsoft YaHei"/>
+                <w:sz w:val="17"/>
+              </w:rPr>
+              <w:t xml:space="preserve"> = </w:t>
+            </w:r>
+            <w:r>
+              <w:rPr>
+                <w:rFonts w:ascii="Microsoft YaHei" w:hAnsi="Microsoft YaHei" w:eastAsia="Microsoft YaHei"/>
+                <w:b/>
+                <w:sz w:val="17"/>
+              </w:rPr>
+              <w:t>0</w:t>
+            </w:r>
+          </w:p>
+        </w:tc>
+      </w:tr>
+      <w:tr>
+        <w:tc>
+          <w:tcPr>
+            <w:tcW w:type="dxa" w:w="5046"/>
+          </w:tcPr>
+          <w:p>
+            <w:r/>
+            <w:r>
+              <w:rPr>
+                <w:rFonts w:ascii="Microsoft YaHei" w:hAnsi="Microsoft YaHei" w:eastAsia="Microsoft YaHei"/>
+                <w:sz w:val="17"/>
+              </w:rPr>
+              <w:t>证据文件</w:t>
+            </w:r>
+          </w:p>
+        </w:tc>
+        <w:tc>
+          <w:tcPr>
+            <w:tcW w:type="dxa" w:w="5046"/>
+          </w:tcPr>
+          <w:p>
+            <w:r/>
+            <w:r>
+              <w:rPr>
+                <w:rFonts w:ascii="Microsoft YaHei" w:hAnsi="Microsoft YaHei" w:eastAsia="Microsoft YaHei"/>
+                <w:sz w:val="17"/>
+              </w:rPr>
+              <w:t>_pkg\_verify\role-landing\result.json</w:t>
+            </w:r>
+            <w:r>
+              <w:rPr>
+                <w:rFonts w:ascii="Microsoft YaHei" w:hAnsi="Microsoft YaHei" w:eastAsia="Microsoft YaHei"/>
+                <w:sz w:val="17"/>
+              </w:rPr>
+              <w:t>、</w:t>
+            </w:r>
+            <w:r>
+              <w:rPr>
+                <w:rFonts w:ascii="Microsoft YaHei" w:hAnsi="Microsoft YaHei" w:eastAsia="Microsoft YaHei"/>
+                <w:sz w:val="17"/>
+              </w:rPr>
+              <w:t>report.md</w:t>
+            </w:r>
+            <w:r>
+              <w:rPr>
+                <w:rFonts w:ascii="Microsoft YaHei" w:hAnsi="Microsoft YaHei" w:eastAsia="Microsoft YaHei"/>
+                <w:sz w:val="17"/>
+              </w:rPr>
+              <w:t>、</w:t>
+            </w:r>
+            <w:r>
+              <w:rPr>
+                <w:rFonts w:ascii="Microsoft YaHei" w:hAnsi="Microsoft YaHei" w:eastAsia="Microsoft YaHei"/>
+                <w:sz w:val="17"/>
+              </w:rPr>
+              <w:t>role-landing-{director,qa,leader,worker}.png</w:t>
+            </w:r>
+            <w:r>
+              <w:rPr>
+                <w:rFonts w:ascii="Microsoft YaHei" w:hAnsi="Microsoft YaHei" w:eastAsia="Microsoft YaHei"/>
+                <w:sz w:val="17"/>
+              </w:rPr>
+              <w:t>、</w:t>
+            </w:r>
+            <w:r>
+              <w:rPr>
+                <w:rFonts w:ascii="Microsoft YaHei" w:hAnsi="Microsoft YaHei" w:eastAsia="Microsoft YaHei"/>
+                <w:sz w:val="17"/>
+              </w:rPr>
+              <w:t>role-landing-worker-denied.png</w:t>
+            </w:r>
+          </w:p>
+        </w:tc>
+      </w:tr>
+      <w:tr>
+        <w:tc>
+          <w:tcPr>
+            <w:tcW w:type="dxa" w:w="5046"/>
+          </w:tcPr>
+          <w:p>
+            <w:r/>
+            <w:r>
+              <w:rPr>
+                <w:rFonts w:ascii="Microsoft YaHei" w:hAnsi="Microsoft YaHei" w:eastAsia="Microsoft YaHei"/>
+                <w:sz w:val="17"/>
+              </w:rPr>
+              <w:t>清理</w:t>
+            </w:r>
+          </w:p>
+        </w:tc>
+        <w:tc>
+          <w:tcPr>
+            <w:tcW w:type="dxa" w:w="5046"/>
+          </w:tcPr>
+          <w:p>
+            <w:r/>
+            <w:r>
+              <w:rPr>
+                <w:rFonts w:ascii="Microsoft YaHei" w:hAnsi="Microsoft YaHei" w:eastAsia="Microsoft YaHei"/>
+                <w:sz w:val="17"/>
+              </w:rPr>
+              <w:t xml:space="preserve">19041 / 18041 端口均 </w:t>
+            </w:r>
+            <w:r>
+              <w:rPr>
+                <w:rFonts w:ascii="Microsoft YaHei" w:hAnsi="Microsoft YaHei" w:eastAsia="Microsoft YaHei"/>
+                <w:sz w:val="17"/>
+              </w:rPr>
+              <w:t>free=true</w:t>
+            </w:r>
+            <w:r>
+              <w:rPr>
+                <w:rFonts w:ascii="Microsoft YaHei" w:hAnsi="Microsoft YaHei" w:eastAsia="Microsoft YaHei"/>
+                <w:sz w:val="17"/>
+              </w:rPr>
+              <w:t>，无残留 python 进程</w:t>
             </w:r>
           </w:p>
         </w:tc>
@@ -11364,6 +12658,121 @@
           </w:p>
         </w:tc>
       </w:tr>
+      <w:tr>
+        <w:tc>
+          <w:tcPr>
+            <w:tcW w:type="dxa" w:w="1682"/>
+          </w:tcPr>
+          <w:p>
+            <w:r/>
+            <w:r>
+              <w:rPr>
+                <w:rFonts w:ascii="Microsoft YaHei" w:hAnsi="Microsoft YaHei" w:eastAsia="Microsoft YaHei"/>
+                <w:sz w:val="17"/>
+              </w:rPr>
+              <w:t>13</w:t>
+            </w:r>
+          </w:p>
+        </w:tc>
+        <w:tc>
+          <w:tcPr>
+            <w:tcW w:type="dxa" w:w="1682"/>
+          </w:tcPr>
+          <w:p>
+            <w:r/>
+            <w:r>
+              <w:rPr>
+                <w:rFonts w:ascii="Microsoft YaHei" w:hAnsi="Microsoft YaHei" w:eastAsia="Microsoft YaHei"/>
+                <w:b/>
+                <w:sz w:val="17"/>
+              </w:rPr>
+              <w:t>`e2e_role_landing.mjs`（四角色落地页 + 品保收口 + 厂长反向断言，2026-09-10 新增）</w:t>
+            </w:r>
+          </w:p>
+        </w:tc>
+        <w:tc>
+          <w:tcPr>
+            <w:tcW w:type="dxa" w:w="1682"/>
+          </w:tcPr>
+          <w:p>
+            <w:r/>
+            <w:r>
+              <w:rPr>
+                <w:rFonts w:ascii="Microsoft YaHei" w:hAnsi="Microsoft YaHei" w:eastAsia="Microsoft YaHei"/>
+                <w:sz w:val="17"/>
+              </w:rPr>
+              <w:t>19041 / 18041</w:t>
+            </w:r>
+          </w:p>
+        </w:tc>
+        <w:tc>
+          <w:tcPr>
+            <w:tcW w:type="dxa" w:w="1682"/>
+          </w:tcPr>
+          <w:p>
+            <w:r/>
+            <w:r>
+              <w:rPr>
+                <w:rFonts w:ascii="Microsoft YaHei" w:hAnsi="Microsoft YaHei" w:eastAsia="Microsoft YaHei"/>
+                <w:b/>
+                <w:sz w:val="17"/>
+              </w:rPr>
+              <w:t>28/28 PASS</w:t>
+            </w:r>
+          </w:p>
+        </w:tc>
+        <w:tc>
+          <w:tcPr>
+            <w:tcW w:type="dxa" w:w="1682"/>
+          </w:tcPr>
+          <w:p>
+            <w:r/>
+            <w:r>
+              <w:rPr>
+                <w:rFonts w:ascii="Microsoft YaHei" w:hAnsi="Microsoft YaHei" w:eastAsia="Microsoft YaHei"/>
+                <w:sz w:val="17"/>
+              </w:rPr>
+              <w:t>0</w:t>
+            </w:r>
+          </w:p>
+        </w:tc>
+        <w:tc>
+          <w:tcPr>
+            <w:tcW w:type="dxa" w:w="1682"/>
+          </w:tcPr>
+          <w:p>
+            <w:r/>
+            <w:r>
+              <w:rPr>
+                <w:rFonts w:ascii="Microsoft YaHei" w:hAnsi="Microsoft YaHei" w:eastAsia="Microsoft YaHei"/>
+                <w:sz w:val="17"/>
+              </w:rPr>
+              <w:t>role-landing\result.json</w:t>
+            </w:r>
+            <w:r>
+              <w:rPr>
+                <w:rFonts w:ascii="Microsoft YaHei" w:hAnsi="Microsoft YaHei" w:eastAsia="Microsoft YaHei"/>
+                <w:sz w:val="17"/>
+              </w:rPr>
+              <w:t>、</w:t>
+            </w:r>
+            <w:r>
+              <w:rPr>
+                <w:rFonts w:ascii="Microsoft YaHei" w:hAnsi="Microsoft YaHei" w:eastAsia="Microsoft YaHei"/>
+                <w:sz w:val="17"/>
+              </w:rPr>
+              <w:t>report.md</w:t>
+            </w:r>
+            <w:r>
+              <w:rPr>
+                <w:rFonts w:ascii="Microsoft YaHei" w:hAnsi="Microsoft YaHei" w:eastAsia="Microsoft YaHei"/>
+                <w:sz w:val="17"/>
+              </w:rPr>
+              <w:t>、5 张截图</w:t>
+            </w:r>
+          </w:p>
+        </w:tc>
+      </w:tr>
     </w:tbl>
     <w:p/>
     <w:p>
@@ -11374,27 +12783,27 @@
         <w:rPr>
           <w:rFonts w:ascii="Microsoft YaHei" w:hAnsi="Microsoft YaHei" w:eastAsia="Microsoft YaHei"/>
         </w:rPr>
-        <w:t xml:space="preserve">合计：真实浏览器/端到端套件 1–8 = </w:t>
+        <w:t xml:space="preserve">合计：真实浏览器/端到端套件 1–8 + 13 = </w:t>
       </w:r>
       <w:r>
         <w:rPr>
           <w:rFonts w:ascii="Microsoft YaHei" w:hAnsi="Microsoft YaHei" w:eastAsia="Microsoft YaHei"/>
           <w:b/>
         </w:rPr>
-        <w:t>137 断言 PASS / 0 FAIL</w:t>
+        <w:t>165 断言 PASS / 0 FAIL</w:t>
       </w:r>
       <w:r>
         <w:rPr>
           <w:rFonts w:ascii="Microsoft YaHei" w:hAnsi="Microsoft YaHei" w:eastAsia="Microsoft YaHei"/>
         </w:rPr>
-        <w:t xml:space="preserve">（其中套件 1 与 2 是同一脚本在两个独立栈上的复跑，各 25/25）；再加接口级 9（19/19）与线上实测 10（2/2），总计 </w:t>
+        <w:t xml:space="preserve">（套件 13 为 2026-09-10 新增的 28 条；其中套件 1 与 2 是同一脚本在两个独立栈上的复跑，各 25/25）；再加接口级 9（19/19）与线上实测 10（2/2），总计 </w:t>
       </w:r>
       <w:r>
         <w:rPr>
           <w:rFonts w:ascii="Microsoft YaHei" w:hAnsi="Microsoft YaHei" w:eastAsia="Microsoft YaHei"/>
           <w:b/>
         </w:rPr>
-        <w:t>158 断言 PASS / 0 FAIL</w:t>
+        <w:t>186 断言 PASS / 0 FAIL</w:t>
       </w:r>
       <w:r>
         <w:rPr>
@@ -15257,7 +16666,15 @@
                 <w:rFonts w:ascii="Microsoft YaHei" w:hAnsi="Microsoft YaHei" w:eastAsia="Microsoft YaHei"/>
                 <w:sz w:val="17"/>
               </w:rPr>
-              <w:t>品保无独立落地页</w:t>
+              <w:t xml:space="preserve">~~品保无独立落地页~~ </w:t>
+            </w:r>
+            <w:r>
+              <w:rPr>
+                <w:rFonts w:ascii="Microsoft YaHei" w:hAnsi="Microsoft YaHei" w:eastAsia="Microsoft YaHei"/>
+                <w:b/>
+                <w:sz w:val="17"/>
+              </w:rPr>
+              <w:t>已修复（2026-09-10）</w:t>
             </w:r>
           </w:p>
         </w:tc>
@@ -15286,21 +16703,21 @@
                 <w:rFonts w:ascii="Microsoft YaHei" w:hAnsi="Microsoft YaHei" w:eastAsia="Microsoft YaHei"/>
                 <w:sz w:val="17"/>
               </w:rPr>
-              <w:t xml:space="preserve"> 也是 </w:t>
-            </w:r>
-            <w:r>
-              <w:rPr>
-                <w:rFonts w:ascii="Microsoft YaHei" w:hAnsi="Microsoft YaHei" w:eastAsia="Microsoft YaHei"/>
-                <w:sz w:val="17"/>
-              </w:rPr>
-              <w:t>/</w:t>
-            </w:r>
-            <w:r>
-              <w:rPr>
-                <w:rFonts w:ascii="Microsoft YaHei" w:hAnsi="Microsoft YaHei" w:eastAsia="Microsoft YaHei"/>
-                <w:sz w:val="17"/>
-              </w:rPr>
-              <w:t>（对话页）</w:t>
+              <w:t xml:space="preserve"> 已改为 </w:t>
+            </w:r>
+            <w:r>
+              <w:rPr>
+                <w:rFonts w:ascii="Microsoft YaHei" w:hAnsi="Microsoft YaHei" w:eastAsia="Microsoft YaHei"/>
+                <w:sz w:val="17"/>
+              </w:rPr>
+              <w:t>/quality</w:t>
+            </w:r>
+            <w:r>
+              <w:rPr>
+                <w:rFonts w:ascii="Microsoft YaHei" w:hAnsi="Microsoft YaHei" w:eastAsia="Microsoft YaHei"/>
+                <w:sz w:val="17"/>
+              </w:rPr>
+              <w:t>，渲染与厂长相同的对话页 + 按权限摘掉 M1–M5/查流程/分配账号</w:t>
             </w:r>
           </w:p>
         </w:tc>
@@ -15313,30 +16730,46 @@
             <w:r>
               <w:rPr>
                 <w:rFonts w:ascii="Microsoft YaHei" w:hAnsi="Microsoft YaHei" w:eastAsia="Microsoft YaHei"/>
-                <w:sz w:val="17"/>
-              </w:rPr>
-              <w:t>roles-e2e</w:t>
-            </w:r>
-            <w:r>
-              <w:rPr>
-                <w:rFonts w:ascii="Microsoft YaHei" w:hAnsi="Microsoft YaHei" w:eastAsia="Microsoft YaHei"/>
-                <w:sz w:val="17"/>
-              </w:rPr>
-              <w:t xml:space="preserve"> 断言即"品保 → </w:t>
-            </w:r>
-            <w:r>
-              <w:rPr>
-                <w:rFonts w:ascii="Microsoft YaHei" w:hAnsi="Microsoft YaHei" w:eastAsia="Microsoft YaHei"/>
-                <w:sz w:val="17"/>
-              </w:rPr>
-              <w:t>/</w:t>
-            </w:r>
-            <w:r>
-              <w:rPr>
-                <w:rFonts w:ascii="Microsoft YaHei" w:hAnsi="Microsoft YaHei" w:eastAsia="Microsoft YaHei"/>
-                <w:sz w:val="17"/>
-              </w:rPr>
-              <w:t>"</w:t>
+                <w:b/>
+                <w:sz w:val="17"/>
+              </w:rPr>
+              <w:t>`role-landing` 28/28 PASS</w:t>
+            </w:r>
+            <w:r>
+              <w:rPr>
+                <w:rFonts w:ascii="Microsoft YaHei" w:hAnsi="Microsoft YaHei" w:eastAsia="Microsoft YaHei"/>
+                <w:sz w:val="17"/>
+              </w:rPr>
+              <w:t xml:space="preserve">（品保 → </w:t>
+            </w:r>
+            <w:r>
+              <w:rPr>
+                <w:rFonts w:ascii="Microsoft YaHei" w:hAnsi="Microsoft YaHei" w:eastAsia="Microsoft YaHei"/>
+                <w:sz w:val="17"/>
+              </w:rPr>
+              <w:t>/quality</w:t>
+            </w:r>
+            <w:r>
+              <w:rPr>
+                <w:rFonts w:ascii="Microsoft YaHei" w:hAnsi="Microsoft YaHei" w:eastAsia="Microsoft YaHei"/>
+                <w:sz w:val="17"/>
+              </w:rPr>
+              <w:t>、品保页 7 条收口断言全 PASS、厂长反向断言 3 条 PASS）。</w:t>
+            </w:r>
+            <w:r>
+              <w:rPr>
+                <w:rFonts w:ascii="Microsoft YaHei" w:hAnsi="Microsoft YaHei" w:eastAsia="Microsoft YaHei"/>
+                <w:b/>
+                <w:sz w:val="17"/>
+              </w:rPr>
+              <w:t>仍留</w:t>
+            </w:r>
+            <w:r>
+              <w:rPr>
+                <w:rFonts w:ascii="Microsoft YaHei" w:hAnsi="Microsoft YaHei" w:eastAsia="Microsoft YaHei"/>
+                <w:sz w:val="17"/>
+              </w:rPr>
+              <w:t>：品保没有独立业务工作台页面（M7 待验/抽检台），当前复用对话页</w:t>
             </w:r>
           </w:p>
         </w:tc>
@@ -16402,6 +17835,316 @@
           <w:color w:val="1F3B73"/>
           <w:sz w:val="26"/>
         </w:rPr>
+        <w:t>_pkg\_verify\role-landing\</w:t>
+      </w:r>
+      <w:r>
+        <w:rPr>
+          <w:rFonts w:ascii="Microsoft YaHei" w:hAnsi="Microsoft YaHei" w:eastAsia="Microsoft YaHei"/>
+          <w:b/>
+          <w:color w:val="1F3B73"/>
+          <w:sz w:val="26"/>
+        </w:rPr>
+        <w:t>（5 张，四角色落地页 + 品保收口，2026-09-10 新增）</w:t>
+      </w:r>
+    </w:p>
+    <w:tbl>
+      <w:tblPr>
+        <w:tblStyle w:val="TableGrid"/>
+        <w:tblW w:type="auto" w:w="0"/>
+        <w:tblLayout w:type="autofit"/>
+        <w:tblLook w:firstColumn="1" w:firstRow="1" w:lastColumn="0" w:lastRow="0" w:noHBand="0" w:noVBand="1" w:val="04A0"/>
+      </w:tblPr>
+      <w:tblGrid>
+        <w:gridCol w:w="5046"/>
+        <w:gridCol w:w="5046"/>
+      </w:tblGrid>
+      <w:tr>
+        <w:tc>
+          <w:tcPr>
+            <w:tcW w:type="dxa" w:w="5046"/>
+          </w:tcPr>
+          <w:p>
+            <w:r/>
+            <w:r>
+              <w:rPr>
+                <w:rFonts w:ascii="Microsoft YaHei" w:hAnsi="Microsoft YaHei" w:eastAsia="Microsoft YaHei"/>
+                <w:b/>
+                <w:sz w:val="17"/>
+              </w:rPr>
+              <w:t>文件</w:t>
+            </w:r>
+          </w:p>
+        </w:tc>
+        <w:tc>
+          <w:tcPr>
+            <w:tcW w:type="dxa" w:w="5046"/>
+          </w:tcPr>
+          <w:p>
+            <w:r/>
+            <w:r>
+              <w:rPr>
+                <w:rFonts w:ascii="Microsoft YaHei" w:hAnsi="Microsoft YaHei" w:eastAsia="Microsoft YaHei"/>
+                <w:b/>
+                <w:sz w:val="17"/>
+              </w:rPr>
+              <w:t>说明</w:t>
+            </w:r>
+          </w:p>
+        </w:tc>
+      </w:tr>
+      <w:tr>
+        <w:tc>
+          <w:tcPr>
+            <w:tcW w:type="dxa" w:w="5046"/>
+          </w:tcPr>
+          <w:p>
+            <w:r/>
+            <w:r>
+              <w:rPr>
+                <w:rFonts w:ascii="Microsoft YaHei" w:hAnsi="Microsoft YaHei" w:eastAsia="Microsoft YaHei"/>
+                <w:sz w:val="17"/>
+              </w:rPr>
+              <w:t>role-landing-director.png</w:t>
+            </w:r>
+          </w:p>
+        </w:tc>
+        <w:tc>
+          <w:tcPr>
+            <w:tcW w:type="dxa" w:w="5046"/>
+          </w:tcPr>
+          <w:p>
+            <w:r/>
+            <w:r>
+              <w:rPr>
+                <w:rFonts w:ascii="Microsoft YaHei" w:hAnsi="Microsoft YaHei" w:eastAsia="Microsoft YaHei"/>
+                <w:sz w:val="17"/>
+              </w:rPr>
+              <w:t xml:space="preserve">厂长登录落地 </w:t>
+            </w:r>
+            <w:r>
+              <w:rPr>
+                <w:rFonts w:ascii="Microsoft YaHei" w:hAnsi="Microsoft YaHei" w:eastAsia="Microsoft YaHei"/>
+                <w:sz w:val="17"/>
+              </w:rPr>
+              <w:t>/</w:t>
+            </w:r>
+            <w:r>
+              <w:rPr>
+                <w:rFonts w:ascii="Microsoft YaHei" w:hAnsi="Microsoft YaHei" w:eastAsia="Microsoft YaHei"/>
+                <w:sz w:val="17"/>
+              </w:rPr>
+              <w:t>：M1–M5 面板可见（含「订单管理」「选择订单查看 M1-M5」）</w:t>
+            </w:r>
+          </w:p>
+        </w:tc>
+      </w:tr>
+      <w:tr>
+        <w:tc>
+          <w:tcPr>
+            <w:tcW w:type="dxa" w:w="5046"/>
+          </w:tcPr>
+          <w:p>
+            <w:r/>
+            <w:r>
+              <w:rPr>
+                <w:rFonts w:ascii="Microsoft YaHei" w:hAnsi="Microsoft YaHei" w:eastAsia="Microsoft YaHei"/>
+                <w:sz w:val="17"/>
+              </w:rPr>
+              <w:t>role-landing-qa.png</w:t>
+            </w:r>
+          </w:p>
+        </w:tc>
+        <w:tc>
+          <w:tcPr>
+            <w:tcW w:type="dxa" w:w="5046"/>
+          </w:tcPr>
+          <w:p>
+            <w:r/>
+            <w:r>
+              <w:rPr>
+                <w:rFonts w:ascii="Microsoft YaHei" w:hAnsi="Microsoft YaHei" w:eastAsia="Microsoft YaHei"/>
+                <w:b/>
+                <w:sz w:val="17"/>
+              </w:rPr>
+              <w:t>品保落地 `/quality`</w:t>
+            </w:r>
+            <w:r>
+              <w:rPr>
+                <w:rFonts w:ascii="Microsoft YaHei" w:hAnsi="Microsoft YaHei" w:eastAsia="Microsoft YaHei"/>
+                <w:sz w:val="17"/>
+              </w:rPr>
+              <w:t>：同一个对话页，但无 M1–M5 面板、无「订单管理」、无流程任务入口，输入框仍在</w:t>
+            </w:r>
+          </w:p>
+        </w:tc>
+      </w:tr>
+      <w:tr>
+        <w:tc>
+          <w:tcPr>
+            <w:tcW w:type="dxa" w:w="5046"/>
+          </w:tcPr>
+          <w:p>
+            <w:r/>
+            <w:r>
+              <w:rPr>
+                <w:rFonts w:ascii="Microsoft YaHei" w:hAnsi="Microsoft YaHei" w:eastAsia="Microsoft YaHei"/>
+                <w:sz w:val="17"/>
+              </w:rPr>
+              <w:t>role-landing-leader.png</w:t>
+            </w:r>
+          </w:p>
+        </w:tc>
+        <w:tc>
+          <w:tcPr>
+            <w:tcW w:type="dxa" w:w="5046"/>
+          </w:tcPr>
+          <w:p>
+            <w:r/>
+            <w:r>
+              <w:rPr>
+                <w:rFonts w:ascii="Microsoft YaHei" w:hAnsi="Microsoft YaHei" w:eastAsia="Microsoft YaHei"/>
+                <w:sz w:val="17"/>
+              </w:rPr>
+              <w:t xml:space="preserve">组长落地 </w:t>
+            </w:r>
+            <w:r>
+              <w:rPr>
+                <w:rFonts w:ascii="Microsoft YaHei" w:hAnsi="Microsoft YaHei" w:eastAsia="Microsoft YaHei"/>
+                <w:sz w:val="17"/>
+              </w:rPr>
+              <w:t>/leader</w:t>
+            </w:r>
+          </w:p>
+        </w:tc>
+      </w:tr>
+      <w:tr>
+        <w:tc>
+          <w:tcPr>
+            <w:tcW w:type="dxa" w:w="5046"/>
+          </w:tcPr>
+          <w:p>
+            <w:r/>
+            <w:r>
+              <w:rPr>
+                <w:rFonts w:ascii="Microsoft YaHei" w:hAnsi="Microsoft YaHei" w:eastAsia="Microsoft YaHei"/>
+                <w:sz w:val="17"/>
+              </w:rPr>
+              <w:t>role-landing-worker.png</w:t>
+            </w:r>
+          </w:p>
+        </w:tc>
+        <w:tc>
+          <w:tcPr>
+            <w:tcW w:type="dxa" w:w="5046"/>
+          </w:tcPr>
+          <w:p>
+            <w:r/>
+            <w:r>
+              <w:rPr>
+                <w:rFonts w:ascii="Microsoft YaHei" w:hAnsi="Microsoft YaHei" w:eastAsia="Microsoft YaHei"/>
+                <w:sz w:val="17"/>
+              </w:rPr>
+              <w:t xml:space="preserve">工人落地 </w:t>
+            </w:r>
+            <w:r>
+              <w:rPr>
+                <w:rFonts w:ascii="Microsoft YaHei" w:hAnsi="Microsoft YaHei" w:eastAsia="Microsoft YaHei"/>
+                <w:sz w:val="17"/>
+              </w:rPr>
+              <w:t>/worker</w:t>
+            </w:r>
+          </w:p>
+        </w:tc>
+      </w:tr>
+      <w:tr>
+        <w:tc>
+          <w:tcPr>
+            <w:tcW w:type="dxa" w:w="5046"/>
+          </w:tcPr>
+          <w:p>
+            <w:r/>
+            <w:r>
+              <w:rPr>
+                <w:rFonts w:ascii="Microsoft YaHei" w:hAnsi="Microsoft YaHei" w:eastAsia="Microsoft YaHei"/>
+                <w:sz w:val="17"/>
+              </w:rPr>
+              <w:t>role-landing-worker-denied.png</w:t>
+            </w:r>
+          </w:p>
+        </w:tc>
+        <w:tc>
+          <w:tcPr>
+            <w:tcW w:type="dxa" w:w="5046"/>
+          </w:tcPr>
+          <w:p>
+            <w:r/>
+            <w:r>
+              <w:rPr>
+                <w:rFonts w:ascii="Microsoft YaHei" w:hAnsi="Microsoft YaHei" w:eastAsia="Microsoft YaHei"/>
+                <w:sz w:val="17"/>
+              </w:rPr>
+              <w:t xml:space="preserve">工人访问 </w:t>
+            </w:r>
+            <w:r>
+              <w:rPr>
+                <w:rFonts w:ascii="Microsoft YaHei" w:hAnsi="Microsoft YaHei" w:eastAsia="Microsoft YaHei"/>
+                <w:sz w:val="17"/>
+              </w:rPr>
+              <w:t>/quality</w:t>
+            </w:r>
+            <w:r>
+              <w:rPr>
+                <w:rFonts w:ascii="Microsoft YaHei" w:hAnsi="Microsoft YaHei" w:eastAsia="Microsoft YaHei"/>
+                <w:sz w:val="17"/>
+              </w:rPr>
+              <w:t xml:space="preserve"> 被 </w:t>
+            </w:r>
+            <w:r>
+              <w:rPr>
+                <w:rFonts w:ascii="Microsoft YaHei" w:hAnsi="Microsoft YaHei" w:eastAsia="Microsoft YaHei"/>
+                <w:sz w:val="17"/>
+              </w:rPr>
+              <w:t>RoleGuard</w:t>
+            </w:r>
+            <w:r>
+              <w:rPr>
+                <w:rFonts w:ascii="Microsoft YaHei" w:hAnsi="Microsoft YaHei" w:eastAsia="Microsoft YaHei"/>
+                <w:sz w:val="17"/>
+              </w:rPr>
+              <w:t xml:space="preserve"> 拦下并回到 </w:t>
+            </w:r>
+            <w:r>
+              <w:rPr>
+                <w:rFonts w:ascii="Microsoft YaHei" w:hAnsi="Microsoft YaHei" w:eastAsia="Microsoft YaHei"/>
+                <w:sz w:val="17"/>
+              </w:rPr>
+              <w:t>/worker</w:t>
+            </w:r>
+          </w:p>
+        </w:tc>
+      </w:tr>
+    </w:tbl>
+    <w:p/>
+    <w:p>
+      <w:pPr>
+        <w:pStyle w:val="Heading3"/>
+      </w:pPr>
+      <w:r>
+        <w:rPr>
+          <w:rFonts w:ascii="Microsoft YaHei" w:hAnsi="Microsoft YaHei" w:eastAsia="Microsoft YaHei"/>
+          <w:b/>
+          <w:color w:val="1F3B73"/>
+          <w:sz w:val="26"/>
+        </w:rPr>
+        <w:t xml:space="preserve">9.5 </w:t>
+      </w:r>
+      <w:r>
+        <w:rPr>
+          <w:rFonts w:ascii="Microsoft YaHei" w:hAnsi="Microsoft YaHei" w:eastAsia="Microsoft YaHei"/>
+          <w:b/>
+          <w:color w:val="1F3B73"/>
+          <w:sz w:val="26"/>
+        </w:rPr>
         <w:t>_pkg\_verify\askback-ui\</w:t>
       </w:r>
       <w:r>
@@ -16449,7 +18192,7 @@
           <w:color w:val="1F3B73"/>
           <w:sz w:val="26"/>
         </w:rPr>
-        <w:t>9.5 其他相关截图</w:t>
+        <w:t>9.6 其他相关截图</w:t>
       </w:r>
     </w:p>
     <w:tbl>

--- a/docs/测试报告-身份与组织架构-20260909.docx
+++ b/docs/测试报告-身份与组织架构-20260909.docx
@@ -19978,6 +19978,223 @@
                 <w:sz w:val="17"/>
               </w:rPr>
               <w:t>引用前端测试现状请用 `fe-test-full-1815.log`</w:t>
+            </w:r>
+          </w:p>
+        </w:tc>
+      </w:tr>
+      <w:tr>
+        <w:tc>
+          <w:tcPr>
+            <w:tcW w:type="dxa" w:w="2523"/>
+          </w:tcPr>
+          <w:p>
+            <w:r/>
+            <w:r>
+              <w:rPr>
+                <w:rFonts w:ascii="Microsoft YaHei" w:hAnsi="Microsoft YaHei" w:eastAsia="Microsoft YaHei"/>
+                <w:sz w:val="17"/>
+              </w:rPr>
+              <w:t>8</w:t>
+            </w:r>
+          </w:p>
+        </w:tc>
+        <w:tc>
+          <w:tcPr>
+            <w:tcW w:type="dxa" w:w="2523"/>
+          </w:tcPr>
+          <w:p>
+            <w:r/>
+            <w:r>
+              <w:rPr>
+                <w:rFonts w:ascii="Microsoft YaHei" w:hAnsi="Microsoft YaHei" w:eastAsia="Microsoft YaHei"/>
+                <w:sz w:val="17"/>
+              </w:rPr>
+              <w:t xml:space="preserve">旧版结论「品保无独立落地页、落地同 </w:t>
+            </w:r>
+            <w:r>
+              <w:rPr>
+                <w:rFonts w:ascii="Microsoft YaHei" w:hAnsi="Microsoft YaHei" w:eastAsia="Microsoft YaHei"/>
+                <w:sz w:val="17"/>
+              </w:rPr>
+              <w:t>/</w:t>
+            </w:r>
+            <w:r>
+              <w:rPr>
+                <w:rFonts w:ascii="Microsoft YaHei" w:hAnsi="Microsoft YaHei" w:eastAsia="Microsoft YaHei"/>
+                <w:sz w:val="17"/>
+              </w:rPr>
+              <w:t>」（本报告 §4.5 原「落地页实测」行、§8 原第 7 条）</w:t>
+            </w:r>
+          </w:p>
+        </w:tc>
+        <w:tc>
+          <w:tcPr>
+            <w:tcW w:type="dxa" w:w="2523"/>
+          </w:tcPr>
+          <w:p>
+            <w:r/>
+            <w:r>
+              <w:rPr>
+                <w:rFonts w:ascii="Microsoft YaHei" w:hAnsi="Microsoft YaHei" w:eastAsia="Microsoft YaHei"/>
+                <w:sz w:val="17"/>
+              </w:rPr>
+              <w:t xml:space="preserve">已因 2026-09-10 口径更新失效：品保改为 </w:t>
+            </w:r>
+            <w:r>
+              <w:rPr>
+                <w:rFonts w:ascii="Microsoft YaHei" w:hAnsi="Microsoft YaHei" w:eastAsia="Microsoft YaHei"/>
+                <w:sz w:val="17"/>
+              </w:rPr>
+              <w:t>/quality</w:t>
+            </w:r>
+          </w:p>
+        </w:tc>
+        <w:tc>
+          <w:tcPr>
+            <w:tcW w:type="dxa" w:w="2523"/>
+          </w:tcPr>
+          <w:p>
+            <w:r/>
+            <w:r>
+              <w:rPr>
+                <w:rFonts w:ascii="Microsoft YaHei" w:hAnsi="Microsoft YaHei" w:eastAsia="Microsoft YaHei"/>
+                <w:sz w:val="17"/>
+              </w:rPr>
+              <w:t>更正位置：§2.1 需求 5 行、§4.5（原行标注旧口径 + 新增 §4.5.1）、§6 套件 5 标注旧口径 + 新增套件 13、§8 第 7 条改为已修复、§9.4 新增截图清单</w:t>
+            </w:r>
+          </w:p>
+        </w:tc>
+      </w:tr>
+      <w:tr>
+        <w:tc>
+          <w:tcPr>
+            <w:tcW w:type="dxa" w:w="2523"/>
+          </w:tcPr>
+          <w:p>
+            <w:r/>
+            <w:r>
+              <w:rPr>
+                <w:rFonts w:ascii="Microsoft YaHei" w:hAnsi="Microsoft YaHei" w:eastAsia="Microsoft YaHei"/>
+                <w:sz w:val="17"/>
+              </w:rPr>
+              <w:t>9</w:t>
+            </w:r>
+          </w:p>
+        </w:tc>
+        <w:tc>
+          <w:tcPr>
+            <w:tcW w:type="dxa" w:w="2523"/>
+          </w:tcPr>
+          <w:p>
+            <w:r/>
+            <w:r>
+              <w:rPr>
+                <w:rFonts w:ascii="Microsoft YaHei" w:hAnsi="Microsoft YaHei" w:eastAsia="Microsoft YaHei"/>
+                <w:sz w:val="17"/>
+              </w:rPr>
+              <w:t xml:space="preserve">前端 </w:t>
+            </w:r>
+            <w:r>
+              <w:rPr>
+                <w:rFonts w:ascii="Microsoft YaHei" w:hAnsi="Microsoft YaHei" w:eastAsia="Microsoft YaHei"/>
+                <w:sz w:val="17"/>
+              </w:rPr>
+              <w:t>pnpm test</w:t>
+            </w:r>
+            <w:r>
+              <w:rPr>
+                <w:rFonts w:ascii="Microsoft YaHei" w:hAnsi="Microsoft YaHei" w:eastAsia="Microsoft YaHei"/>
+                <w:sz w:val="17"/>
+              </w:rPr>
+              <w:t xml:space="preserve"> 口径再次更新</w:t>
+            </w:r>
+          </w:p>
+        </w:tc>
+        <w:tc>
+          <w:tcPr>
+            <w:tcW w:type="dxa" w:w="2523"/>
+          </w:tcPr>
+          <w:p>
+            <w:r/>
+            <w:r>
+              <w:rPr>
+                <w:rFonts w:ascii="Microsoft YaHei" w:hAnsi="Microsoft YaHei" w:eastAsia="Microsoft YaHei"/>
+                <w:b/>
+                <w:sz w:val="17"/>
+              </w:rPr>
+              <w:t>1189 passed / 7 failed（1196）</w:t>
+            </w:r>
+            <w:r>
+              <w:rPr>
+                <w:rFonts w:ascii="Microsoft YaHei" w:hAnsi="Microsoft YaHei" w:eastAsia="Microsoft YaHei"/>
+                <w:sz w:val="17"/>
+              </w:rPr>
+              <w:t>（</w:t>
+            </w:r>
+            <w:r>
+              <w:rPr>
+                <w:rFonts w:ascii="Microsoft YaHei" w:hAnsi="Microsoft YaHei" w:eastAsia="Microsoft YaHei"/>
+                <w:sz w:val="17"/>
+              </w:rPr>
+              <w:t>/quality</w:t>
+            </w:r>
+            <w:r>
+              <w:rPr>
+                <w:rFonts w:ascii="Microsoft YaHei" w:hAnsi="Microsoft YaHei" w:eastAsia="Microsoft YaHei"/>
+                <w:sz w:val="17"/>
+              </w:rPr>
+              <w:t xml:space="preserve"> 契约新增 1 例后）</w:t>
+            </w:r>
+          </w:p>
+        </w:tc>
+        <w:tc>
+          <w:tcPr>
+            <w:tcW w:type="dxa" w:w="2523"/>
+          </w:tcPr>
+          <w:p>
+            <w:r/>
+            <w:r>
+              <w:rPr>
+                <w:rFonts w:ascii="Microsoft YaHei" w:hAnsi="Microsoft YaHei" w:eastAsia="Microsoft YaHei"/>
+                <w:sz w:val="17"/>
+              </w:rPr>
+              <w:t xml:space="preserve">7 个失败仍为基线同样失败的 </w:t>
+            </w:r>
+            <w:r>
+              <w:rPr>
+                <w:rFonts w:ascii="Microsoft YaHei" w:hAnsi="Microsoft YaHei" w:eastAsia="Microsoft YaHei"/>
+                <w:sz w:val="17"/>
+              </w:rPr>
+              <w:t>apiContractMatrix</w:t>
+            </w:r>
+            <w:r>
+              <w:rPr>
+                <w:rFonts w:ascii="Microsoft YaHei" w:hAnsi="Microsoft YaHei" w:eastAsia="Microsoft YaHei"/>
+                <w:sz w:val="17"/>
+              </w:rPr>
+              <w:t xml:space="preserve"> 2 + </w:t>
+            </w:r>
+            <w:r>
+              <w:rPr>
+                <w:rFonts w:ascii="Microsoft YaHei" w:hAnsi="Microsoft YaHei" w:eastAsia="Microsoft YaHei"/>
+                <w:sz w:val="17"/>
+              </w:rPr>
+              <w:t>dockerConfig</w:t>
+            </w:r>
+            <w:r>
+              <w:rPr>
+                <w:rFonts w:ascii="Microsoft YaHei" w:hAnsi="Microsoft YaHei" w:eastAsia="Microsoft YaHei"/>
+                <w:sz w:val="17"/>
+              </w:rPr>
+              <w:t xml:space="preserve"> 5，</w:t>
+            </w:r>
+            <w:r>
+              <w:rPr>
+                <w:rFonts w:ascii="Microsoft YaHei" w:hAnsi="Microsoft YaHei" w:eastAsia="Microsoft YaHei"/>
+                <w:b/>
+                <w:sz w:val="17"/>
+              </w:rPr>
+              <w:t>本轮 0 新增失败</w:t>
             </w:r>
           </w:p>
         </w:tc>

--- a/docs/测试报告-身份与组织架构-20260909.docx
+++ b/docs/测试报告-身份与组织架构-20260909.docx
@@ -134,7 +134,7 @@
                 <w:rFonts w:ascii="Microsoft YaHei" w:hAnsi="Microsoft YaHei" w:eastAsia="Microsoft YaHei"/>
                 <w:sz w:val="17"/>
               </w:rPr>
-              <w:t xml:space="preserve">v1.1（2026-09-10 追补「品保独立落地页 </w:t>
+              <w:t xml:space="preserve">v1.2（2026-09-10：追补 </w:t>
             </w:r>
             <w:r>
               <w:rPr>
@@ -148,7 +148,22 @@
                 <w:rFonts w:ascii="Microsoft YaHei" w:hAnsi="Microsoft YaHei" w:eastAsia="Microsoft YaHei"/>
                 <w:sz w:val="17"/>
               </w:rPr>
-              <w:t>」验收，见 §4.5.1）</w:t>
+              <w:t xml:space="preserve"> 验收 + </w:t>
+            </w:r>
+            <w:r>
+              <w:rPr>
+                <w:rFonts w:ascii="Microsoft YaHei" w:hAnsi="Microsoft YaHei" w:eastAsia="Microsoft YaHei"/>
+                <w:b/>
+                <w:sz w:val="17"/>
+              </w:rPr>
+              <w:t>E2E 复跑定稿 28/28</w:t>
+            </w:r>
+            <w:r>
+              <w:rPr>
+                <w:rFonts w:ascii="Microsoft YaHei" w:hAnsi="Microsoft YaHei" w:eastAsia="Microsoft YaHei"/>
+                <w:sz w:val="17"/>
+              </w:rPr>
+              <w:t xml:space="preserve"> + 新增「一次构建产物事故与构建自检规矩」（§7 附 2））</w:t>
             </w:r>
           </w:p>
         </w:tc>
@@ -212,6 +227,28 @@
                 <w:rFonts w:ascii="Microsoft YaHei" w:hAnsi="Microsoft YaHei" w:eastAsia="Microsoft YaHei"/>
                 <w:sz w:val="17"/>
               </w:rPr>
+              <w:t xml:space="preserve">交付仓库 </w:t>
+            </w:r>
+            <w:r>
+              <w:rPr>
+                <w:rFonts w:ascii="Microsoft YaHei" w:hAnsi="Microsoft YaHei" w:eastAsia="Microsoft YaHei"/>
+                <w:b/>
+                <w:sz w:val="17"/>
+              </w:rPr>
+              <w:t>`Fiercecoder888/yunpai-identity-org`（public）</w:t>
+            </w:r>
+            <w:r>
+              <w:rPr>
+                <w:rFonts w:ascii="Microsoft YaHei" w:hAnsi="Microsoft YaHei" w:eastAsia="Microsoft YaHei"/>
+                <w:sz w:val="17"/>
+              </w:rPr>
+              <w:t xml:space="preserve"> · 工作副本 </w:t>
+            </w:r>
+            <w:r>
+              <w:rPr>
+                <w:rFonts w:ascii="Microsoft YaHei" w:hAnsi="Microsoft YaHei" w:eastAsia="Microsoft YaHei"/>
+                <w:sz w:val="17"/>
+              </w:rPr>
               <w:t>_repo-identity-org</w:t>
             </w:r>
             <w:r>
@@ -219,7 +256,7 @@
                 <w:rFonts w:ascii="Microsoft YaHei" w:hAnsi="Microsoft YaHei" w:eastAsia="Microsoft YaHei"/>
                 <w:sz w:val="17"/>
               </w:rPr>
-              <w:t xml:space="preserve">（worktree）· </w:t>
+              <w:t xml:space="preserve">（worktree）· 分支 </w:t>
             </w:r>
             <w:r>
               <w:rPr>
@@ -258,35 +295,63 @@
                 <w:rFonts w:ascii="Microsoft YaHei" w:hAnsi="Microsoft YaHei" w:eastAsia="Microsoft YaHei"/>
                 <w:sz w:val="17"/>
               </w:rPr>
-              <w:t xml:space="preserve">主快照 HEAD </w:t>
-            </w:r>
-            <w:r>
-              <w:rPr>
-                <w:rFonts w:ascii="Microsoft YaHei" w:hAnsi="Microsoft YaHei" w:eastAsia="Microsoft YaHei"/>
-                <w:sz w:val="17"/>
-              </w:rPr>
-              <w:t>ea84972</w:t>
-            </w:r>
-            <w:r>
-              <w:rPr>
-                <w:rFonts w:ascii="Microsoft YaHei" w:hAnsi="Microsoft YaHei" w:eastAsia="Microsoft YaHei"/>
-                <w:sz w:val="17"/>
-              </w:rPr>
-              <w:t xml:space="preserve">（领先 </w:t>
-            </w:r>
-            <w:r>
-              <w:rPr>
-                <w:rFonts w:ascii="Microsoft YaHei" w:hAnsi="Microsoft YaHei" w:eastAsia="Microsoft YaHei"/>
-                <w:sz w:val="17"/>
-              </w:rPr>
-              <w:t>origin</w:t>
-            </w:r>
-            <w:r>
-              <w:rPr>
-                <w:rFonts w:ascii="Microsoft YaHei" w:hAnsi="Microsoft YaHei" w:eastAsia="Microsoft YaHei"/>
-                <w:sz w:val="17"/>
-              </w:rPr>
-              <w:t xml:space="preserve"> 8 个提交）；</w:t>
+              <w:t xml:space="preserve">主快照 </w:t>
+            </w:r>
+            <w:r>
+              <w:rPr>
+                <w:rFonts w:ascii="Microsoft YaHei" w:hAnsi="Microsoft YaHei" w:eastAsia="Microsoft YaHei"/>
+                <w:sz w:val="17"/>
+              </w:rPr>
+              <w:t>9b3ca2e</w:t>
+            </w:r>
+            <w:r>
+              <w:rPr>
+                <w:rFonts w:ascii="Microsoft YaHei" w:hAnsi="Microsoft YaHei" w:eastAsia="Microsoft YaHei"/>
+                <w:sz w:val="17"/>
+              </w:rPr>
+              <w:t xml:space="preserve">（主功能）+ </w:t>
+            </w:r>
+            <w:r>
+              <w:rPr>
+                <w:rFonts w:ascii="Microsoft YaHei" w:hAnsi="Microsoft YaHei" w:eastAsia="Microsoft YaHei"/>
+                <w:sz w:val="17"/>
+              </w:rPr>
+              <w:t>330d246</w:t>
+            </w:r>
+            <w:r>
+              <w:rPr>
+                <w:rFonts w:ascii="Microsoft YaHei" w:hAnsi="Microsoft YaHei" w:eastAsia="Microsoft YaHei"/>
+                <w:sz w:val="17"/>
+              </w:rPr>
+              <w:t xml:space="preserve">（真实浏览器 E2E 暴露的 6 处修复）+ </w:t>
+            </w:r>
+            <w:r>
+              <w:rPr>
+                <w:rFonts w:ascii="Microsoft YaHei" w:hAnsi="Microsoft YaHei" w:eastAsia="Microsoft YaHei"/>
+                <w:sz w:val="17"/>
+              </w:rPr>
+              <w:t>cc91b71</w:t>
+            </w:r>
+            <w:r>
+              <w:rPr>
+                <w:rFonts w:ascii="Microsoft YaHei" w:hAnsi="Microsoft YaHei" w:eastAsia="Microsoft YaHei"/>
+                <w:sz w:val="17"/>
+              </w:rPr>
+              <w:t xml:space="preserve">（品保 </w:t>
+            </w:r>
+            <w:r>
+              <w:rPr>
+                <w:rFonts w:ascii="Microsoft YaHei" w:hAnsi="Microsoft YaHei" w:eastAsia="Microsoft YaHei"/>
+                <w:sz w:val="17"/>
+              </w:rPr>
+              <w:t>/quality</w:t>
+            </w:r>
+            <w:r>
+              <w:rPr>
+                <w:rFonts w:ascii="Microsoft YaHei" w:hAnsi="Microsoft YaHei" w:eastAsia="Microsoft YaHei"/>
+                <w:sz w:val="17"/>
+              </w:rPr>
+              <w:t xml:space="preserve"> 落地页）+ </w:t>
             </w:r>
             <w:r>
               <w:rPr>
@@ -294,84 +359,84 @@
                 <w:b/>
                 <w:sz w:val="17"/>
               </w:rPr>
-              <w:t>2026-09-10 追补部分</w:t>
-            </w:r>
-            <w:r>
-              <w:rPr>
-                <w:rFonts w:ascii="Microsoft YaHei" w:hAnsi="Microsoft YaHei" w:eastAsia="Microsoft YaHei"/>
-                <w:sz w:val="17"/>
-              </w:rPr>
-              <w:t xml:space="preserve">为 </w:t>
-            </w:r>
-            <w:r>
-              <w:rPr>
-                <w:rFonts w:ascii="Microsoft YaHei" w:hAnsi="Microsoft YaHei" w:eastAsia="Microsoft YaHei"/>
-                <w:sz w:val="17"/>
-              </w:rPr>
-              <w:t>ea84972</w:t>
-            </w:r>
-            <w:r>
-              <w:rPr>
-                <w:rFonts w:ascii="Microsoft YaHei" w:hAnsi="Microsoft YaHei" w:eastAsia="Microsoft YaHei"/>
-                <w:sz w:val="17"/>
-              </w:rPr>
-              <w:t xml:space="preserve"> 之后的工作树改动（</w:t>
-            </w:r>
-            <w:r>
-              <w:rPr>
-                <w:rFonts w:ascii="Microsoft YaHei" w:hAnsi="Microsoft YaHei" w:eastAsia="Microsoft YaHei"/>
-                <w:sz w:val="17"/>
-              </w:rPr>
-              <w:t>/quality</w:t>
-            </w:r>
-            <w:r>
-              <w:rPr>
-                <w:rFonts w:ascii="Microsoft YaHei" w:hAnsi="Microsoft YaHei" w:eastAsia="Microsoft YaHei"/>
-                <w:sz w:val="17"/>
-              </w:rPr>
-              <w:t xml:space="preserve"> 路由 + 品保收口 + dist 重建 </w:t>
-            </w:r>
-            <w:r>
-              <w:rPr>
-                <w:rFonts w:ascii="Microsoft YaHei" w:hAnsi="Microsoft YaHei" w:eastAsia="Microsoft YaHei"/>
-                <w:sz w:val="17"/>
-              </w:rPr>
-              <w:t>index-DSeyC87p.js</w:t>
-            </w:r>
-            <w:r>
-              <w:rPr>
-                <w:rFonts w:ascii="Microsoft YaHei" w:hAnsi="Microsoft YaHei" w:eastAsia="Microsoft YaHei"/>
-                <w:sz w:val="17"/>
-              </w:rPr>
-              <w:t xml:space="preserve">，尚未提交）。同批改动主提交 </w:t>
-            </w:r>
-            <w:r>
-              <w:rPr>
-                <w:rFonts w:ascii="Microsoft YaHei" w:hAnsi="Microsoft YaHei" w:eastAsia="Microsoft YaHei"/>
-                <w:sz w:val="17"/>
-              </w:rPr>
-              <w:t>9b3ca2e</w:t>
-            </w:r>
-            <w:r>
-              <w:rPr>
-                <w:rFonts w:ascii="Microsoft YaHei" w:hAnsi="Microsoft YaHei" w:eastAsia="Microsoft YaHei"/>
-                <w:sz w:val="17"/>
-              </w:rPr>
-              <w:t>（厂长注册/组织推荐/对话分配账号/角色落地页/工具级权限闸）、</w:t>
-            </w:r>
-            <w:r>
-              <w:rPr>
-                <w:rFonts w:ascii="Microsoft YaHei" w:hAnsi="Microsoft YaHei" w:eastAsia="Microsoft YaHei"/>
-                <w:sz w:val="17"/>
-              </w:rPr>
-              <w:t>330d246</w:t>
-            </w:r>
-            <w:r>
-              <w:rPr>
-                <w:rFonts w:ascii="Microsoft YaHei" w:hAnsi="Microsoft YaHei" w:eastAsia="Microsoft YaHei"/>
-                <w:sz w:val="17"/>
-              </w:rPr>
-              <w:t>（真实浏览器 E2E 暴露的 6 处修复）</w:t>
+              <w:t>`3bb4bc8`（quickNavConfig 品保文案与死链修复，当前 HEAD）</w:t>
+            </w:r>
+            <w:r>
+              <w:rPr>
+                <w:rFonts w:ascii="Microsoft YaHei" w:hAnsi="Microsoft YaHei" w:eastAsia="Microsoft YaHei"/>
+                <w:sz w:val="17"/>
+              </w:rPr>
+              <w:t xml:space="preserve">。前端 dist = </w:t>
+            </w:r>
+            <w:r>
+              <w:rPr>
+                <w:rFonts w:ascii="Microsoft YaHei" w:hAnsi="Microsoft YaHei" w:eastAsia="Microsoft YaHei"/>
+                <w:sz w:val="17"/>
+              </w:rPr>
+              <w:t>assets/index-DSeyC87p.js</w:t>
+            </w:r>
+            <w:r>
+              <w:rPr>
+                <w:rFonts w:ascii="Microsoft YaHei" w:hAnsi="Microsoft YaHei" w:eastAsia="Microsoft YaHei"/>
+                <w:sz w:val="17"/>
+              </w:rPr>
+              <w:t>（</w:t>
+            </w:r>
+            <w:r>
+              <w:rPr>
+                <w:rFonts w:ascii="Microsoft YaHei" w:hAnsi="Microsoft YaHei" w:eastAsia="Microsoft YaHei"/>
+                <w:sz w:val="17"/>
+              </w:rPr>
+              <w:t>build-info.json</w:t>
+            </w:r>
+            <w:r>
+              <w:rPr>
+                <w:rFonts w:ascii="Microsoft YaHei" w:hAnsi="Microsoft YaHei" w:eastAsia="Microsoft YaHei"/>
+                <w:sz w:val="17"/>
+              </w:rPr>
+              <w:t xml:space="preserve"> → </w:t>
+            </w:r>
+            <w:r>
+              <w:rPr>
+                <w:rFonts w:ascii="Microsoft YaHei" w:hAnsi="Microsoft YaHei" w:eastAsia="Microsoft YaHei"/>
+                <w:sz w:val="17"/>
+              </w:rPr>
+              <w:t>commit=3bb4bc8</w:t>
+            </w:r>
+            <w:r>
+              <w:rPr>
+                <w:rFonts w:ascii="Microsoft YaHei" w:hAnsi="Microsoft YaHei" w:eastAsia="Microsoft YaHei"/>
+                <w:sz w:val="17"/>
+              </w:rPr>
+              <w:t>、</w:t>
+            </w:r>
+            <w:r>
+              <w:rPr>
+                <w:rFonts w:ascii="Microsoft YaHei" w:hAnsi="Microsoft YaHei" w:eastAsia="Microsoft YaHei"/>
+                <w:sz w:val="17"/>
+              </w:rPr>
+              <w:t>dirty:false</w:t>
+            </w:r>
+            <w:r>
+              <w:rPr>
+                <w:rFonts w:ascii="Microsoft YaHei" w:hAnsi="Microsoft YaHei" w:eastAsia="Microsoft YaHei"/>
+                <w:sz w:val="17"/>
+              </w:rPr>
+              <w:t>、</w:t>
+            </w:r>
+            <w:r>
+              <w:rPr>
+                <w:rFonts w:ascii="Microsoft YaHei" w:hAnsi="Microsoft YaHei" w:eastAsia="Microsoft YaHei"/>
+                <w:sz w:val="17"/>
+              </w:rPr>
+              <w:t>buildTime=2026-09-10T10:54:07.369Z</w:t>
+            </w:r>
+            <w:r>
+              <w:rPr>
+                <w:rFonts w:ascii="Microsoft YaHei" w:hAnsi="Microsoft YaHei" w:eastAsia="Microsoft YaHei"/>
+                <w:sz w:val="17"/>
+              </w:rPr>
+              <w:t>）</w:t>
             </w:r>
           </w:p>
         </w:tc>
@@ -410,7 +475,7 @@
                 <w:rFonts w:ascii="Microsoft YaHei" w:hAnsi="Microsoft YaHei" w:eastAsia="Microsoft YaHei"/>
                 <w:sz w:val="17"/>
               </w:rPr>
-              <w:t>（只讲实现，不讲测试结论）</w:t>
+              <w:t>（只讲实现，不讲测试结论；其 §6.5 同样记录了构建自检规矩）</w:t>
             </w:r>
           </w:p>
         </w:tc>
@@ -450,7 +515,37 @@
                 <w:rFonts w:ascii="Microsoft YaHei" w:hAnsi="Microsoft YaHei" w:eastAsia="Microsoft YaHei"/>
                 <w:sz w:val="17"/>
               </w:rPr>
-              <w:t>；本轮新修 4 个缺陷全部有回归验证；后端单测 639 passed / 2 skipped / 0 failed</w:t>
+              <w:t>；</w:t>
+            </w:r>
+            <w:r>
+              <w:rPr>
+                <w:rFonts w:ascii="Microsoft YaHei" w:hAnsi="Microsoft YaHei" w:eastAsia="Microsoft YaHei"/>
+                <w:b/>
+                <w:sz w:val="17"/>
+              </w:rPr>
+              <w:t>四角色落地页 E2E 定稿 28/28 PASS / 0 FAIL</w:t>
+            </w:r>
+            <w:r>
+              <w:rPr>
+                <w:rFonts w:ascii="Microsoft YaHei" w:hAnsi="Microsoft YaHei" w:eastAsia="Microsoft YaHei"/>
+                <w:sz w:val="17"/>
+              </w:rPr>
+              <w:t xml:space="preserve">；本轮新修 </w:t>
+            </w:r>
+            <w:r>
+              <w:rPr>
+                <w:rFonts w:ascii="Microsoft YaHei" w:hAnsi="Microsoft YaHei" w:eastAsia="Microsoft YaHei"/>
+                <w:b/>
+                <w:sz w:val="17"/>
+              </w:rPr>
+              <w:t>5 个缺陷</w:t>
+            </w:r>
+            <w:r>
+              <w:rPr>
+                <w:rFonts w:ascii="Microsoft YaHei" w:hAnsi="Microsoft YaHei" w:eastAsia="Microsoft YaHei"/>
+                <w:sz w:val="17"/>
+              </w:rPr>
+              <w:t>全部有回归验证；后端单测 639 passed / 2 skipped / 0 failed；前端 1189 passed / 7 failed（7 个为基线同样失败的既有项）</w:t>
             </w:r>
           </w:p>
         </w:tc>
@@ -7973,6 +8068,201 @@
                 <w:rFonts w:ascii="Microsoft YaHei" w:hAnsi="Microsoft YaHei" w:eastAsia="Microsoft YaHei"/>
                 <w:sz w:val="17"/>
               </w:rPr>
+              <w:t>查流程入口（补充证据）</w:t>
+            </w:r>
+          </w:p>
+        </w:tc>
+        <w:tc>
+          <w:tcPr>
+            <w:tcW w:type="dxa" w:w="5046"/>
+          </w:tcPr>
+          <w:p>
+            <w:r/>
+            <w:r>
+              <w:rPr>
+                <w:rFonts w:ascii="Microsoft YaHei" w:hAnsi="Microsoft YaHei" w:eastAsia="Microsoft YaHei"/>
+                <w:sz w:val="17"/>
+              </w:rPr>
+              <w:t xml:space="preserve">品保页 </w:t>
+            </w:r>
+            <w:r>
+              <w:rPr>
+                <w:rFonts w:ascii="Microsoft YaHei" w:hAnsi="Microsoft YaHei" w:eastAsia="Microsoft YaHei"/>
+                <w:sz w:val="17"/>
+              </w:rPr>
+              <w:t>[aria-label="打开 Agent 任务"]</w:t>
+            </w:r>
+            <w:r>
+              <w:rPr>
+                <w:rFonts w:ascii="Microsoft YaHei" w:hAnsi="Microsoft YaHei" w:eastAsia="Microsoft YaHei"/>
+                <w:sz w:val="17"/>
+              </w:rPr>
+              <w:t xml:space="preserve"> = </w:t>
+            </w:r>
+            <w:r>
+              <w:rPr>
+                <w:rFonts w:ascii="Microsoft YaHei" w:hAnsi="Microsoft YaHei" w:eastAsia="Microsoft YaHei"/>
+                <w:b/>
+                <w:sz w:val="17"/>
+              </w:rPr>
+              <w:t>0</w:t>
+            </w:r>
+            <w:r>
+              <w:rPr>
+                <w:rFonts w:ascii="Microsoft YaHei" w:hAnsi="Microsoft YaHei" w:eastAsia="Microsoft YaHei"/>
+                <w:sz w:val="17"/>
+              </w:rPr>
+              <w:t xml:space="preserve">，厂长页 = </w:t>
+            </w:r>
+            <w:r>
+              <w:rPr>
+                <w:rFonts w:ascii="Microsoft YaHei" w:hAnsi="Microsoft YaHei" w:eastAsia="Microsoft YaHei"/>
+                <w:b/>
+                <w:sz w:val="17"/>
+              </w:rPr>
+              <w:t>1</w:t>
+            </w:r>
+            <w:r>
+              <w:rPr>
+                <w:rFonts w:ascii="Microsoft YaHei" w:hAnsi="Microsoft YaHei" w:eastAsia="Microsoft YaHei"/>
+                <w:sz w:val="17"/>
+              </w:rPr>
+              <w:t xml:space="preserve"> —— 同一道 </w:t>
+            </w:r>
+            <w:r>
+              <w:rPr>
+                <w:rFonts w:ascii="Microsoft YaHei" w:hAnsi="Microsoft YaHei" w:eastAsia="Microsoft YaHei"/>
+                <w:sz w:val="17"/>
+              </w:rPr>
+              <w:t>order.ingest</w:t>
+            </w:r>
+            <w:r>
+              <w:rPr>
+                <w:rFonts w:ascii="Microsoft YaHei" w:hAnsi="Microsoft YaHei" w:eastAsia="Microsoft YaHei"/>
+                <w:sz w:val="17"/>
+              </w:rPr>
+              <w:t xml:space="preserve"> 闸的两个方向</w:t>
+            </w:r>
+          </w:p>
+        </w:tc>
+      </w:tr>
+      <w:tr>
+        <w:tc>
+          <w:tcPr>
+            <w:tcW w:type="dxa" w:w="5046"/>
+          </w:tcPr>
+          <w:p>
+            <w:r/>
+            <w:r>
+              <w:rPr>
+                <w:rFonts w:ascii="Microsoft YaHei" w:hAnsi="Microsoft YaHei" w:eastAsia="Microsoft YaHei"/>
+                <w:sz w:val="17"/>
+              </w:rPr>
+              <w:t>复跑与定稿</w:t>
+            </w:r>
+          </w:p>
+        </w:tc>
+        <w:tc>
+          <w:tcPr>
+            <w:tcW w:type="dxa" w:w="5046"/>
+          </w:tcPr>
+          <w:p>
+            <w:r/>
+            <w:r>
+              <w:rPr>
+                <w:rFonts w:ascii="Microsoft YaHei" w:hAnsi="Microsoft YaHei" w:eastAsia="Microsoft YaHei"/>
+                <w:sz w:val="17"/>
+              </w:rPr>
+              <w:t xml:space="preserve">该套件共跑 </w:t>
+            </w:r>
+            <w:r>
+              <w:rPr>
+                <w:rFonts w:ascii="Microsoft YaHei" w:hAnsi="Microsoft YaHei" w:eastAsia="Microsoft YaHei"/>
+                <w:b/>
+                <w:sz w:val="17"/>
+              </w:rPr>
+              <w:t>3 次</w:t>
+            </w:r>
+            <w:r>
+              <w:rPr>
+                <w:rFonts w:ascii="Microsoft YaHei" w:hAnsi="Microsoft YaHei" w:eastAsia="Microsoft YaHei"/>
+                <w:sz w:val="17"/>
+              </w:rPr>
+              <w:t>：前 2 次在</w:t>
+            </w:r>
+            <w:r>
+              <w:rPr>
+                <w:rFonts w:ascii="Microsoft YaHei" w:hAnsi="Microsoft YaHei" w:eastAsia="Microsoft YaHei"/>
+                <w:b/>
+                <w:sz w:val="17"/>
+              </w:rPr>
+              <w:t>未重建的 dist</w:t>
+            </w:r>
+            <w:r>
+              <w:rPr>
+                <w:rFonts w:ascii="Microsoft YaHei" w:hAnsi="Microsoft YaHei" w:eastAsia="Microsoft YaHei"/>
+                <w:sz w:val="17"/>
+              </w:rPr>
+              <w:t xml:space="preserve"> 上（26/28，诊断 </w:t>
+            </w:r>
+            <w:r>
+              <w:rPr>
+                <w:rFonts w:ascii="Microsoft YaHei" w:hAnsi="Microsoft YaHei" w:eastAsia="Microsoft YaHei"/>
+                <w:sz w:val="17"/>
+              </w:rPr>
+              <w:t>CODE_NOT_FINISHED</w:t>
+            </w:r>
+            <w:r>
+              <w:rPr>
+                <w:rFonts w:ascii="Microsoft YaHei" w:hAnsi="Microsoft YaHei" w:eastAsia="Microsoft YaHei"/>
+                <w:sz w:val="17"/>
+              </w:rPr>
+              <w:t xml:space="preserve">），dist 重建后复跑 </w:t>
+            </w:r>
+            <w:r>
+              <w:rPr>
+                <w:rFonts w:ascii="Microsoft YaHei" w:hAnsi="Microsoft YaHei" w:eastAsia="Microsoft YaHei"/>
+                <w:b/>
+                <w:sz w:val="17"/>
+              </w:rPr>
+              <w:t>28/28 PASS</w:t>
+            </w:r>
+            <w:r>
+              <w:rPr>
+                <w:rFonts w:ascii="Microsoft YaHei" w:hAnsi="Microsoft YaHei" w:eastAsia="Microsoft YaHei"/>
+                <w:sz w:val="17"/>
+              </w:rPr>
+              <w:t>（</w:t>
+            </w:r>
+            <w:r>
+              <w:rPr>
+                <w:rFonts w:ascii="Microsoft YaHei" w:hAnsi="Microsoft YaHei" w:eastAsia="Microsoft YaHei"/>
+                <w:sz w:val="17"/>
+              </w:rPr>
+              <w:t>generatedAt=2026-09-10T10:54:23.949Z</w:t>
+            </w:r>
+            <w:r>
+              <w:rPr>
+                <w:rFonts w:ascii="Microsoft YaHei" w:hAnsi="Microsoft YaHei" w:eastAsia="Microsoft YaHei"/>
+                <w:sz w:val="17"/>
+              </w:rPr>
+              <w:t>）。三次结果可重复，失败原因可归因（详见 §7 附 2）</w:t>
+            </w:r>
+          </w:p>
+        </w:tc>
+      </w:tr>
+      <w:tr>
+        <w:tc>
+          <w:tcPr>
+            <w:tcW w:type="dxa" w:w="5046"/>
+          </w:tcPr>
+          <w:p>
+            <w:r/>
+            <w:r>
+              <w:rPr>
+                <w:rFonts w:ascii="Microsoft YaHei" w:hAnsi="Microsoft YaHei" w:eastAsia="Microsoft YaHei"/>
+                <w:sz w:val="17"/>
+              </w:rPr>
               <w:t>证据文件</w:t>
             </w:r>
           </w:p>
@@ -7988,6 +8278,13 @@
                 <w:rFonts w:ascii="Microsoft YaHei" w:hAnsi="Microsoft YaHei" w:eastAsia="Microsoft YaHei"/>
                 <w:sz w:val="17"/>
               </w:rPr>
+              <w:t>工作区：</w:t>
+            </w:r>
+            <w:r>
+              <w:rPr>
+                <w:rFonts w:ascii="Microsoft YaHei" w:hAnsi="Microsoft YaHei" w:eastAsia="Microsoft YaHei"/>
+                <w:sz w:val="17"/>
+              </w:rPr>
               <w:t>_pkg\_verify\role-landing\result.json</w:t>
             </w:r>
             <w:r>
@@ -8031,6 +8328,56 @@
                 <w:sz w:val="17"/>
               </w:rPr>
               <w:t>role-landing-worker-denied.png</w:t>
+            </w:r>
+            <w:r>
+              <w:rPr>
+                <w:rFonts w:ascii="Microsoft YaHei" w:hAnsi="Microsoft YaHei" w:eastAsia="Microsoft YaHei"/>
+                <w:sz w:val="17"/>
+              </w:rPr>
+              <w:t>；</w:t>
+            </w:r>
+            <w:r>
+              <w:rPr>
+                <w:rFonts w:ascii="Microsoft YaHei" w:hAnsi="Microsoft YaHei" w:eastAsia="Microsoft YaHei"/>
+                <w:b/>
+                <w:sz w:val="17"/>
+              </w:rPr>
+              <w:t>已随交付仓库副本</w:t>
+            </w:r>
+            <w:r>
+              <w:rPr>
+                <w:rFonts w:ascii="Microsoft YaHei" w:hAnsi="Microsoft YaHei" w:eastAsia="Microsoft YaHei"/>
+                <w:sz w:val="17"/>
+              </w:rPr>
+              <w:t>：</w:t>
+            </w:r>
+            <w:r>
+              <w:rPr>
+                <w:rFonts w:ascii="Microsoft YaHei" w:hAnsi="Microsoft YaHei" w:eastAsia="Microsoft YaHei"/>
+                <w:sz w:val="17"/>
+              </w:rPr>
+              <w:t>verify/evidence/role-landing/</w:t>
+            </w:r>
+            <w:r>
+              <w:rPr>
+                <w:rFonts w:ascii="Microsoft YaHei" w:hAnsi="Microsoft YaHei" w:eastAsia="Microsoft YaHei"/>
+                <w:sz w:val="17"/>
+              </w:rPr>
+              <w:t xml:space="preserve">（含同 5 张截图 + </w:t>
+            </w:r>
+            <w:r>
+              <w:rPr>
+                <w:rFonts w:ascii="Microsoft YaHei" w:hAnsi="Microsoft YaHei" w:eastAsia="Microsoft YaHei"/>
+                <w:sz w:val="17"/>
+              </w:rPr>
+              <w:t>README.md</w:t>
+            </w:r>
+            <w:r>
+              <w:rPr>
+                <w:rFonts w:ascii="Microsoft YaHei" w:hAnsi="Microsoft YaHei" w:eastAsia="Microsoft YaHei"/>
+                <w:sz w:val="17"/>
+              </w:rPr>
+              <w:t xml:space="preserve"> 说明）</w:t>
             </w:r>
           </w:p>
         </w:tc>
@@ -12747,6 +13094,13 @@
                 <w:rFonts w:ascii="Microsoft YaHei" w:hAnsi="Microsoft YaHei" w:eastAsia="Microsoft YaHei"/>
                 <w:sz w:val="17"/>
               </w:rPr>
+              <w:t xml:space="preserve">工作区 </w:t>
+            </w:r>
+            <w:r>
+              <w:rPr>
+                <w:rFonts w:ascii="Microsoft YaHei" w:hAnsi="Microsoft YaHei" w:eastAsia="Microsoft YaHei"/>
+                <w:sz w:val="17"/>
+              </w:rPr>
               <w:t>role-landing\result.json</w:t>
             </w:r>
             <w:r>
@@ -12768,7 +13122,36 @@
                 <w:rFonts w:ascii="Microsoft YaHei" w:hAnsi="Microsoft YaHei" w:eastAsia="Microsoft YaHei"/>
                 <w:sz w:val="17"/>
               </w:rPr>
-              <w:t>、5 张截图</w:t>
+              <w:t>、5 张截图；</w:t>
+            </w:r>
+            <w:r>
+              <w:rPr>
+                <w:rFonts w:ascii="Microsoft YaHei" w:hAnsi="Microsoft YaHei" w:eastAsia="Microsoft YaHei"/>
+                <w:b/>
+                <w:sz w:val="17"/>
+              </w:rPr>
+              <w:t>仓库副本 `verify/evidence/role-landing/`</w:t>
+            </w:r>
+            <w:r>
+              <w:rPr>
+                <w:rFonts w:ascii="Microsoft YaHei" w:hAnsi="Microsoft YaHei" w:eastAsia="Microsoft YaHei"/>
+                <w:sz w:val="17"/>
+              </w:rPr>
+              <w:t xml:space="preserve">（脚本本体 </w:t>
+            </w:r>
+            <w:r>
+              <w:rPr>
+                <w:rFonts w:ascii="Microsoft YaHei" w:hAnsi="Microsoft YaHei" w:eastAsia="Microsoft YaHei"/>
+                <w:sz w:val="17"/>
+              </w:rPr>
+              <w:t>verify/e2e_role_landing.mjs</w:t>
+            </w:r>
+            <w:r>
+              <w:rPr>
+                <w:rFonts w:ascii="Microsoft YaHei" w:hAnsi="Microsoft YaHei" w:eastAsia="Microsoft YaHei"/>
+                <w:sz w:val="17"/>
+              </w:rPr>
+              <w:t>）</w:t>
             </w:r>
           </w:p>
         </w:tc>
@@ -15195,6 +15578,1891 @@
           <w:color w:val="1F3B73"/>
           <w:sz w:val="26"/>
         </w:rPr>
+        <w:t>缺陷 5：品保快捷导航文案与「品保看不到 M1–M5」这条硬约束直接矛盾（且是死链）</w:t>
+      </w:r>
+    </w:p>
+    <w:tbl>
+      <w:tblPr>
+        <w:tblStyle w:val="TableGrid"/>
+        <w:tblW w:type="auto" w:w="0"/>
+        <w:tblLayout w:type="autofit"/>
+        <w:tblLook w:firstColumn="1" w:firstRow="1" w:lastColumn="0" w:lastRow="0" w:noHBand="0" w:noVBand="1" w:val="04A0"/>
+      </w:tblPr>
+      <w:tblGrid>
+        <w:gridCol w:w="5046"/>
+        <w:gridCol w:w="5046"/>
+      </w:tblGrid>
+      <w:tr>
+        <w:tc>
+          <w:tcPr>
+            <w:tcW w:type="dxa" w:w="5046"/>
+          </w:tcPr>
+          <w:p>
+            <w:r/>
+            <w:r>
+              <w:rPr>
+                <w:rFonts w:ascii="Microsoft YaHei" w:hAnsi="Microsoft YaHei" w:eastAsia="Microsoft YaHei"/>
+                <w:b/>
+                <w:sz w:val="17"/>
+              </w:rPr>
+              <w:t>项</w:t>
+            </w:r>
+          </w:p>
+        </w:tc>
+        <w:tc>
+          <w:tcPr>
+            <w:tcW w:type="dxa" w:w="5046"/>
+          </w:tcPr>
+          <w:p>
+            <w:r/>
+            <w:r>
+              <w:rPr>
+                <w:rFonts w:ascii="Microsoft YaHei" w:hAnsi="Microsoft YaHei" w:eastAsia="Microsoft YaHei"/>
+                <w:b/>
+                <w:sz w:val="17"/>
+              </w:rPr>
+              <w:t>内容</w:t>
+            </w:r>
+          </w:p>
+        </w:tc>
+      </w:tr>
+      <w:tr>
+        <w:tc>
+          <w:tcPr>
+            <w:tcW w:type="dxa" w:w="5046"/>
+          </w:tcPr>
+          <w:p>
+            <w:r/>
+            <w:r>
+              <w:rPr>
+                <w:rFonts w:ascii="Microsoft YaHei" w:hAnsi="Microsoft YaHei" w:eastAsia="Microsoft YaHei"/>
+                <w:sz w:val="17"/>
+              </w:rPr>
+              <w:t>现象</w:t>
+            </w:r>
+          </w:p>
+        </w:tc>
+        <w:tc>
+          <w:tcPr>
+            <w:tcW w:type="dxa" w:w="5046"/>
+          </w:tcPr>
+          <w:p>
+            <w:r/>
+            <w:r>
+              <w:rPr>
+                <w:rFonts w:ascii="Microsoft YaHei" w:hAnsi="Microsoft YaHei" w:eastAsia="Microsoft YaHei"/>
+                <w:sz w:val="17"/>
+              </w:rPr>
+              <w:t>features/workbench/quickNavConfig.ts</w:t>
+            </w:r>
+            <w:r>
+              <w:rPr>
+                <w:rFonts w:ascii="Microsoft YaHei" w:hAnsi="Microsoft YaHei" w:eastAsia="Microsoft YaHei"/>
+                <w:sz w:val="17"/>
+              </w:rPr>
+              <w:t xml:space="preserve"> 里品保那一项写着 </w:t>
+            </w:r>
+            <w:r>
+              <w:rPr>
+                <w:rFonts w:ascii="Microsoft YaHei" w:hAnsi="Microsoft YaHei" w:eastAsia="Microsoft YaHei"/>
+                <w:b/>
+                <w:sz w:val="17"/>
+              </w:rPr>
+              <w:t>「流程监督 / 查看全流程进度与任务提醒」</w:t>
+            </w:r>
+            <w:r>
+              <w:rPr>
+                <w:rFonts w:ascii="Microsoft YaHei" w:hAnsi="Microsoft YaHei" w:eastAsia="Microsoft YaHei"/>
+                <w:sz w:val="17"/>
+              </w:rPr>
+              <w:t xml:space="preserve">，角色描述写着 </w:t>
+            </w:r>
+            <w:r>
+              <w:rPr>
+                <w:rFonts w:ascii="Microsoft YaHei" w:hAnsi="Microsoft YaHei" w:eastAsia="Microsoft YaHei"/>
+                <w:b/>
+                <w:sz w:val="17"/>
+              </w:rPr>
+              <w:t>「监督 M1-M5 全流程进度与异常任务」</w:t>
+            </w:r>
+            <w:r>
+              <w:rPr>
+                <w:rFonts w:ascii="Microsoft YaHei" w:hAnsi="Microsoft YaHei" w:eastAsia="Microsoft YaHei"/>
+                <w:sz w:val="17"/>
+              </w:rPr>
+              <w:t>——而本轮拍板的硬约束恰恰是「</w:t>
+            </w:r>
+            <w:r>
+              <w:rPr>
+                <w:rFonts w:ascii="Microsoft YaHei" w:hAnsi="Microsoft YaHei" w:eastAsia="Microsoft YaHei"/>
+                <w:b/>
+                <w:sz w:val="17"/>
+              </w:rPr>
+              <w:t>品保不得看到 M1–M5 进度、没有查流程权限</w:t>
+            </w:r>
+            <w:r>
+              <w:rPr>
+                <w:rFonts w:ascii="Microsoft YaHei" w:hAnsi="Microsoft YaHei" w:eastAsia="Microsoft YaHei"/>
+                <w:sz w:val="17"/>
+              </w:rPr>
+              <w:t xml:space="preserve">」。同时该项的 </w:t>
+            </w:r>
+            <w:r>
+              <w:rPr>
+                <w:rFonts w:ascii="Microsoft YaHei" w:hAnsi="Microsoft YaHei" w:eastAsia="Microsoft YaHei"/>
+                <w:sz w:val="17"/>
+              </w:rPr>
+              <w:t>path: '/quality'</w:t>
+            </w:r>
+            <w:r>
+              <w:rPr>
+                <w:rFonts w:ascii="Microsoft YaHei" w:hAnsi="Microsoft YaHei" w:eastAsia="Microsoft YaHei"/>
+                <w:sz w:val="17"/>
+              </w:rPr>
+              <w:t xml:space="preserve"> 在 </w:t>
+            </w:r>
+            <w:r>
+              <w:rPr>
+                <w:rFonts w:ascii="Microsoft YaHei" w:hAnsi="Microsoft YaHei" w:eastAsia="Microsoft YaHei"/>
+                <w:sz w:val="17"/>
+              </w:rPr>
+              <w:t>/quality</w:t>
+            </w:r>
+            <w:r>
+              <w:rPr>
+                <w:rFonts w:ascii="Microsoft YaHei" w:hAnsi="Microsoft YaHei" w:eastAsia="Microsoft YaHei"/>
+                <w:sz w:val="17"/>
+              </w:rPr>
+              <w:t xml:space="preserve"> 路由存在之前是</w:t>
+            </w:r>
+            <w:r>
+              <w:rPr>
+                <w:rFonts w:ascii="Microsoft YaHei" w:hAnsi="Microsoft YaHei" w:eastAsia="Microsoft YaHei"/>
+                <w:b/>
+                <w:sz w:val="17"/>
+              </w:rPr>
+              <w:t>死链</w:t>
+            </w:r>
+            <w:r>
+              <w:rPr>
+                <w:rFonts w:ascii="Microsoft YaHei" w:hAnsi="Microsoft YaHei" w:eastAsia="Microsoft YaHei"/>
+                <w:sz w:val="17"/>
+              </w:rPr>
+              <w:t>（配置先行、路由缺失）。</w:t>
+            </w:r>
+          </w:p>
+        </w:tc>
+      </w:tr>
+      <w:tr>
+        <w:tc>
+          <w:tcPr>
+            <w:tcW w:type="dxa" w:w="5046"/>
+          </w:tcPr>
+          <w:p>
+            <w:r/>
+            <w:r>
+              <w:rPr>
+                <w:rFonts w:ascii="Microsoft YaHei" w:hAnsi="Microsoft YaHei" w:eastAsia="Microsoft YaHei"/>
+                <w:sz w:val="17"/>
+              </w:rPr>
+              <w:t>严重度说明</w:t>
+            </w:r>
+          </w:p>
+        </w:tc>
+        <w:tc>
+          <w:tcPr>
+            <w:tcW w:type="dxa" w:w="5046"/>
+          </w:tcPr>
+          <w:p>
+            <w:r/>
+            <w:r>
+              <w:rPr>
+                <w:rFonts w:ascii="Microsoft YaHei" w:hAnsi="Microsoft YaHei" w:eastAsia="Microsoft YaHei"/>
+                <w:b/>
+                <w:sz w:val="17"/>
+              </w:rPr>
+              <w:t>未造成线上事故，但属真缺陷</w:t>
+            </w:r>
+            <w:r>
+              <w:rPr>
+                <w:rFonts w:ascii="Microsoft YaHei" w:hAnsi="Microsoft YaHei" w:eastAsia="Microsoft YaHei"/>
+                <w:sz w:val="17"/>
+              </w:rPr>
+              <w:t xml:space="preserve">：承载它的 </w:t>
+            </w:r>
+            <w:r>
+              <w:rPr>
+                <w:rFonts w:ascii="Microsoft YaHei" w:hAnsi="Microsoft YaHei" w:eastAsia="Microsoft YaHei"/>
+                <w:sz w:val="17"/>
+              </w:rPr>
+              <w:t>QuickNavGrid</w:t>
+            </w:r>
+            <w:r>
+              <w:rPr>
+                <w:rFonts w:ascii="Microsoft YaHei" w:hAnsi="Microsoft YaHei" w:eastAsia="Microsoft YaHei"/>
+                <w:sz w:val="17"/>
+              </w:rPr>
+              <w:t>（</w:t>
+            </w:r>
+            <w:r>
+              <w:rPr>
+                <w:rFonts w:ascii="Microsoft YaHei" w:hAnsi="Microsoft YaHei" w:eastAsia="Microsoft YaHei"/>
+                <w:sz w:val="17"/>
+              </w:rPr>
+              <w:t>features/workbench/QuickNavGrid.tsx</w:t>
+            </w:r>
+            <w:r>
+              <w:rPr>
+                <w:rFonts w:ascii="Microsoft YaHei" w:hAnsi="Microsoft YaHei" w:eastAsia="Microsoft YaHei"/>
+                <w:sz w:val="17"/>
+              </w:rPr>
+              <w:t>）</w:t>
+            </w:r>
+            <w:r>
+              <w:rPr>
+                <w:rFonts w:ascii="Microsoft YaHei" w:hAnsi="Microsoft YaHei" w:eastAsia="Microsoft YaHei"/>
+                <w:b/>
+                <w:sz w:val="17"/>
+              </w:rPr>
+              <w:t>当前无任何渲染方</w:t>
+            </w:r>
+            <w:r>
+              <w:rPr>
+                <w:rFonts w:ascii="Microsoft YaHei" w:hAnsi="Microsoft YaHei" w:eastAsia="Microsoft YaHei"/>
+                <w:sz w:val="17"/>
+              </w:rPr>
+              <w:t>（废稿清理后遗留），所以死链与矛盾文案此前都没暴露。它仍是"文档/配置承诺了产品不允许的事"，迟早会咬人。</w:t>
+            </w:r>
+          </w:p>
+        </w:tc>
+      </w:tr>
+      <w:tr>
+        <w:tc>
+          <w:tcPr>
+            <w:tcW w:type="dxa" w:w="5046"/>
+          </w:tcPr>
+          <w:p>
+            <w:r/>
+            <w:r>
+              <w:rPr>
+                <w:rFonts w:ascii="Microsoft YaHei" w:hAnsi="Microsoft YaHei" w:eastAsia="Microsoft YaHei"/>
+                <w:sz w:val="17"/>
+              </w:rPr>
+              <w:t>根因</w:t>
+            </w:r>
+          </w:p>
+        </w:tc>
+        <w:tc>
+          <w:tcPr>
+            <w:tcW w:type="dxa" w:w="5046"/>
+          </w:tcPr>
+          <w:p>
+            <w:r/>
+            <w:r>
+              <w:rPr>
+                <w:rFonts w:ascii="Microsoft YaHei" w:hAnsi="Microsoft YaHei" w:eastAsia="Microsoft YaHei"/>
+                <w:sz w:val="17"/>
+              </w:rPr>
+              <w:t>该文件是废稿清理前的产物：它按"品保 = 流程监督"的旧设计写的，清理时删掉了页面与路由，却没同步这份配置的语义。</w:t>
+            </w:r>
+          </w:p>
+        </w:tc>
+      </w:tr>
+      <w:tr>
+        <w:tc>
+          <w:tcPr>
+            <w:tcW w:type="dxa" w:w="5046"/>
+          </w:tcPr>
+          <w:p>
+            <w:r/>
+            <w:r>
+              <w:rPr>
+                <w:rFonts w:ascii="Microsoft YaHei" w:hAnsi="Microsoft YaHei" w:eastAsia="Microsoft YaHei"/>
+                <w:sz w:val="17"/>
+              </w:rPr>
+              <w:t>修法</w:t>
+            </w:r>
+          </w:p>
+        </w:tc>
+        <w:tc>
+          <w:tcPr>
+            <w:tcW w:type="dxa" w:w="5046"/>
+          </w:tcPr>
+          <w:p>
+            <w:r/>
+            <w:r>
+              <w:rPr>
+                <w:rFonts w:ascii="Microsoft YaHei" w:hAnsi="Microsoft YaHei" w:eastAsia="Microsoft YaHei"/>
+                <w:sz w:val="17"/>
+              </w:rPr>
+              <w:t>3bb4bc8</w:t>
+            </w:r>
+            <w:r>
+              <w:rPr>
+                <w:rFonts w:ascii="Microsoft YaHei" w:hAnsi="Microsoft YaHei" w:eastAsia="Microsoft YaHei"/>
+                <w:sz w:val="17"/>
+              </w:rPr>
+              <w:t xml:space="preserve">：品保项标题 </w:t>
+            </w:r>
+            <w:r>
+              <w:rPr>
+                <w:rFonts w:ascii="Microsoft YaHei" w:hAnsi="Microsoft YaHei" w:eastAsia="Microsoft YaHei"/>
+                <w:sz w:val="17"/>
+              </w:rPr>
+              <w:t>流程监督</w:t>
+            </w:r>
+            <w:r>
+              <w:rPr>
+                <w:rFonts w:ascii="Microsoft YaHei" w:hAnsi="Microsoft YaHei" w:eastAsia="Microsoft YaHei"/>
+                <w:sz w:val="17"/>
+              </w:rPr>
+              <w:t xml:space="preserve"> → </w:t>
+            </w:r>
+            <w:r>
+              <w:rPr>
+                <w:rFonts w:ascii="Microsoft YaHei" w:hAnsi="Microsoft YaHei" w:eastAsia="Microsoft YaHei"/>
+                <w:b/>
+                <w:sz w:val="17"/>
+              </w:rPr>
+              <w:t>`品保工作台`</w:t>
+            </w:r>
+            <w:r>
+              <w:rPr>
+                <w:rFonts w:ascii="Microsoft YaHei" w:hAnsi="Microsoft YaHei" w:eastAsia="Microsoft YaHei"/>
+                <w:sz w:val="17"/>
+              </w:rPr>
+              <w:t xml:space="preserve">、描述 → </w:t>
+            </w:r>
+            <w:r>
+              <w:rPr>
+                <w:rFonts w:ascii="Microsoft YaHei" w:hAnsi="Microsoft YaHei" w:eastAsia="Microsoft YaHei"/>
+                <w:b/>
+                <w:sz w:val="17"/>
+              </w:rPr>
+              <w:t>「M7 来料待验、抽样记录与合格放行」</w:t>
+            </w:r>
+            <w:r>
+              <w:rPr>
+                <w:rFonts w:ascii="Microsoft YaHei" w:hAnsi="Microsoft YaHei" w:eastAsia="Microsoft YaHei"/>
+                <w:sz w:val="17"/>
+              </w:rPr>
+              <w:t xml:space="preserve">；角色描述 → </w:t>
+            </w:r>
+            <w:r>
+              <w:rPr>
+                <w:rFonts w:ascii="Microsoft YaHei" w:hAnsi="Microsoft YaHei" w:eastAsia="Microsoft YaHei"/>
+                <w:b/>
+                <w:sz w:val="17"/>
+              </w:rPr>
+              <w:t>「M7 来料待验、抽样与放行」</w:t>
+            </w:r>
+            <w:r>
+              <w:rPr>
+                <w:rFonts w:ascii="Microsoft YaHei" w:hAnsi="Microsoft YaHei" w:eastAsia="Microsoft YaHei"/>
+                <w:sz w:val="17"/>
+              </w:rPr>
+              <w:t>；并加注释说明"品保看不到 M1–M5、无查流程与分配账号权限"。</w:t>
+            </w:r>
+          </w:p>
+        </w:tc>
+      </w:tr>
+      <w:tr>
+        <w:tc>
+          <w:tcPr>
+            <w:tcW w:type="dxa" w:w="5046"/>
+          </w:tcPr>
+          <w:p>
+            <w:r/>
+            <w:r>
+              <w:rPr>
+                <w:rFonts w:ascii="Microsoft YaHei" w:hAnsi="Microsoft YaHei" w:eastAsia="Microsoft YaHei"/>
+                <w:sz w:val="17"/>
+              </w:rPr>
+              <w:t>验证</w:t>
+            </w:r>
+          </w:p>
+        </w:tc>
+        <w:tc>
+          <w:tcPr>
+            <w:tcW w:type="dxa" w:w="5046"/>
+          </w:tcPr>
+          <w:p>
+            <w:r/>
+            <w:r>
+              <w:rPr>
+                <w:rFonts w:ascii="Microsoft YaHei" w:hAnsi="Microsoft YaHei" w:eastAsia="Microsoft YaHei"/>
+                <w:sz w:val="17"/>
+              </w:rPr>
+              <w:t>typecheck</w:t>
+            </w:r>
+            <w:r>
+              <w:rPr>
+                <w:rFonts w:ascii="Microsoft YaHei" w:hAnsi="Microsoft YaHei" w:eastAsia="Microsoft YaHei"/>
+                <w:sz w:val="17"/>
+              </w:rPr>
+              <w:t xml:space="preserve"> 0 / </w:t>
+            </w:r>
+            <w:r>
+              <w:rPr>
+                <w:rFonts w:ascii="Microsoft YaHei" w:hAnsi="Microsoft YaHei" w:eastAsia="Microsoft YaHei"/>
+                <w:sz w:val="17"/>
+              </w:rPr>
+              <w:t>lint</w:t>
+            </w:r>
+            <w:r>
+              <w:rPr>
+                <w:rFonts w:ascii="Microsoft YaHei" w:hAnsi="Microsoft YaHei" w:eastAsia="Microsoft YaHei"/>
+                <w:sz w:val="17"/>
+              </w:rPr>
+              <w:t xml:space="preserve"> 0 / </w:t>
+            </w:r>
+            <w:r>
+              <w:rPr>
+                <w:rFonts w:ascii="Microsoft YaHei" w:hAnsi="Microsoft YaHei" w:eastAsia="Microsoft YaHei"/>
+                <w:sz w:val="17"/>
+              </w:rPr>
+              <w:t>build</w:t>
+            </w:r>
+            <w:r>
+              <w:rPr>
+                <w:rFonts w:ascii="Microsoft YaHei" w:hAnsi="Microsoft YaHei" w:eastAsia="Microsoft YaHei"/>
+                <w:sz w:val="17"/>
+              </w:rPr>
+              <w:t xml:space="preserve"> 0；vitest </w:t>
+            </w:r>
+            <w:r>
+              <w:rPr>
+                <w:rFonts w:ascii="Microsoft YaHei" w:hAnsi="Microsoft YaHei" w:eastAsia="Microsoft YaHei"/>
+                <w:sz w:val="17"/>
+              </w:rPr>
+              <w:t>quickNavConfig.test.ts</w:t>
+            </w:r>
+            <w:r>
+              <w:rPr>
+                <w:rFonts w:ascii="Microsoft YaHei" w:hAnsi="Microsoft YaHei" w:eastAsia="Microsoft YaHei"/>
+                <w:sz w:val="17"/>
+              </w:rPr>
+              <w:t xml:space="preserve"> + </w:t>
+            </w:r>
+            <w:r>
+              <w:rPr>
+                <w:rFonts w:ascii="Microsoft YaHei" w:hAnsi="Microsoft YaHei" w:eastAsia="Microsoft YaHei"/>
+                <w:sz w:val="17"/>
+              </w:rPr>
+              <w:t>roleConfig.test.ts</w:t>
+            </w:r>
+            <w:r>
+              <w:rPr>
+                <w:rFonts w:ascii="Microsoft YaHei" w:hAnsi="Microsoft YaHei" w:eastAsia="Microsoft YaHei"/>
+                <w:sz w:val="17"/>
+              </w:rPr>
+              <w:t xml:space="preserve"> + </w:t>
+            </w:r>
+            <w:r>
+              <w:rPr>
+                <w:rFonts w:ascii="Microsoft YaHei" w:hAnsi="Microsoft YaHei" w:eastAsia="Microsoft YaHei"/>
+                <w:sz w:val="17"/>
+              </w:rPr>
+              <w:t>sidebarConfig.test.ts</w:t>
+            </w:r>
+            <w:r>
+              <w:rPr>
+                <w:rFonts w:ascii="Microsoft YaHei" w:hAnsi="Microsoft YaHei" w:eastAsia="Microsoft YaHei"/>
+                <w:sz w:val="17"/>
+              </w:rPr>
+              <w:t xml:space="preserve"> = </w:t>
+            </w:r>
+            <w:r>
+              <w:rPr>
+                <w:rFonts w:ascii="Microsoft YaHei" w:hAnsi="Microsoft YaHei" w:eastAsia="Microsoft YaHei"/>
+                <w:b/>
+                <w:sz w:val="17"/>
+              </w:rPr>
+              <w:t>16 passed</w:t>
+            </w:r>
+            <w:r>
+              <w:rPr>
+                <w:rFonts w:ascii="Microsoft YaHei" w:hAnsi="Microsoft YaHei" w:eastAsia="Microsoft YaHei"/>
+                <w:sz w:val="17"/>
+              </w:rPr>
+              <w:t>；</w:t>
+            </w:r>
+            <w:r>
+              <w:rPr>
+                <w:rFonts w:ascii="Microsoft YaHei" w:hAnsi="Microsoft YaHei" w:eastAsia="Microsoft YaHei"/>
+                <w:sz w:val="17"/>
+              </w:rPr>
+              <w:t>/quality</w:t>
+            </w:r>
+            <w:r>
+              <w:rPr>
+                <w:rFonts w:ascii="Microsoft YaHei" w:hAnsi="Microsoft YaHei" w:eastAsia="Microsoft YaHei"/>
+                <w:sz w:val="17"/>
+              </w:rPr>
+              <w:t xml:space="preserve"> 路由补齐后该链接</w:t>
+            </w:r>
+            <w:r>
+              <w:rPr>
+                <w:rFonts w:ascii="Microsoft YaHei" w:hAnsi="Microsoft YaHei" w:eastAsia="Microsoft YaHei"/>
+                <w:b/>
+                <w:sz w:val="17"/>
+              </w:rPr>
+              <w:t>从死链变为可达</w:t>
+            </w:r>
+            <w:r>
+              <w:rPr>
+                <w:rFonts w:ascii="Microsoft YaHei" w:hAnsi="Microsoft YaHei" w:eastAsia="Microsoft YaHei"/>
+                <w:sz w:val="17"/>
+              </w:rPr>
+              <w:t>。</w:t>
+            </w:r>
+          </w:p>
+        </w:tc>
+      </w:tr>
+      <w:tr>
+        <w:tc>
+          <w:tcPr>
+            <w:tcW w:type="dxa" w:w="5046"/>
+          </w:tcPr>
+          <w:p>
+            <w:r/>
+            <w:r>
+              <w:rPr>
+                <w:rFonts w:ascii="Microsoft YaHei" w:hAnsi="Microsoft YaHei" w:eastAsia="Microsoft YaHei"/>
+                <w:sz w:val="17"/>
+              </w:rPr>
+              <w:t>遗留</w:t>
+            </w:r>
+          </w:p>
+        </w:tc>
+        <w:tc>
+          <w:tcPr>
+            <w:tcW w:type="dxa" w:w="5046"/>
+          </w:tcPr>
+          <w:p>
+            <w:r/>
+            <w:r>
+              <w:rPr>
+                <w:rFonts w:ascii="Microsoft YaHei" w:hAnsi="Microsoft YaHei" w:eastAsia="Microsoft YaHei"/>
+                <w:sz w:val="17"/>
+              </w:rPr>
+              <w:t>该模块整体（</w:t>
+            </w:r>
+            <w:r>
+              <w:rPr>
+                <w:rFonts w:ascii="Microsoft YaHei" w:hAnsi="Microsoft YaHei" w:eastAsia="Microsoft YaHei"/>
+                <w:sz w:val="17"/>
+              </w:rPr>
+              <w:t>QuickNavGrid.tsx</w:t>
+            </w:r>
+            <w:r>
+              <w:rPr>
+                <w:rFonts w:ascii="Microsoft YaHei" w:hAnsi="Microsoft YaHei" w:eastAsia="Microsoft YaHei"/>
+                <w:sz w:val="17"/>
+              </w:rPr>
+              <w:t xml:space="preserve"> + </w:t>
+            </w:r>
+            <w:r>
+              <w:rPr>
+                <w:rFonts w:ascii="Microsoft YaHei" w:hAnsi="Microsoft YaHei" w:eastAsia="Microsoft YaHei"/>
+                <w:sz w:val="17"/>
+              </w:rPr>
+              <w:t>quickNavConfig.ts</w:t>
+            </w:r>
+            <w:r>
+              <w:rPr>
+                <w:rFonts w:ascii="Microsoft YaHei" w:hAnsi="Microsoft YaHei" w:eastAsia="Microsoft YaHei"/>
+                <w:sz w:val="17"/>
+              </w:rPr>
+              <w:t>）仍是死代码（7 条路径全部指向已删除的路由），</w:t>
+            </w:r>
+            <w:r>
+              <w:rPr>
+                <w:rFonts w:ascii="Microsoft YaHei" w:hAnsi="Microsoft YaHei" w:eastAsia="Microsoft YaHei"/>
+                <w:b/>
+                <w:sz w:val="17"/>
+              </w:rPr>
+              <w:t>未清理</w:t>
+            </w:r>
+            <w:r>
+              <w:rPr>
+                <w:rFonts w:ascii="Microsoft YaHei" w:hAnsi="Microsoft YaHei" w:eastAsia="Microsoft YaHei"/>
+                <w:sz w:val="17"/>
+              </w:rPr>
+              <w:t>，见 §8 第 11 条。</w:t>
+            </w:r>
+          </w:p>
+        </w:tc>
+      </w:tr>
+    </w:tbl>
+    <w:p/>
+    <w:p>
+      <w:pPr>
+        <w:pStyle w:val="Heading3"/>
+      </w:pPr>
+      <w:r>
+        <w:rPr>
+          <w:rFonts w:ascii="Microsoft YaHei" w:hAnsi="Microsoft YaHei" w:eastAsia="Microsoft YaHei"/>
+          <w:b/>
+          <w:color w:val="1F3B73"/>
+          <w:sz w:val="26"/>
+        </w:rPr>
+        <w:t>附 2：一次</w:t>
+      </w:r>
+      <w:r>
+        <w:rPr>
+          <w:rFonts w:ascii="Microsoft YaHei" w:hAnsi="Microsoft YaHei" w:eastAsia="Microsoft YaHei"/>
+          <w:b/>
+          <w:color w:val="1F3B73"/>
+          <w:sz w:val="26"/>
+        </w:rPr>
+        <w:t>构建产物</w:t>
+      </w:r>
+      <w:r>
+        <w:rPr>
+          <w:rFonts w:ascii="Microsoft YaHei" w:hAnsi="Microsoft YaHei" w:eastAsia="Microsoft YaHei"/>
+          <w:b/>
+          <w:color w:val="1F3B73"/>
+          <w:sz w:val="26"/>
+        </w:rPr>
+        <w:t xml:space="preserve">事故 —— 源码是对的，但产物里没有 </w:t>
+      </w:r>
+      <w:r>
+        <w:rPr>
+          <w:rFonts w:ascii="Microsoft YaHei" w:hAnsi="Microsoft YaHei" w:eastAsia="Microsoft YaHei"/>
+          <w:b/>
+          <w:color w:val="1F3B73"/>
+          <w:sz w:val="26"/>
+        </w:rPr>
+        <w:t>/quality</w:t>
+      </w:r>
+    </w:p>
+    <w:p>
+      <w:pPr>
+        <w:ind w:left="340"/>
+      </w:pPr>
+      <w:r>
+        <w:rPr>
+          <w:rFonts w:ascii="Microsoft YaHei" w:hAnsi="Microsoft YaHei" w:eastAsia="Microsoft YaHei"/>
+          <w:i/>
+          <w:color w:val="444444"/>
+        </w:rPr>
+        <w:t>这不是产品代码缺陷，但</w:t>
+      </w:r>
+      <w:r>
+        <w:rPr>
+          <w:rFonts w:ascii="Microsoft YaHei" w:hAnsi="Microsoft YaHei" w:eastAsia="Microsoft YaHei"/>
+          <w:b/>
+          <w:i/>
+          <w:color w:val="444444"/>
+        </w:rPr>
+        <w:t>由测试捕获、且差点让演示栈对外提供错版本</w:t>
+      </w:r>
+      <w:r>
+        <w:rPr>
+          <w:rFonts w:ascii="Microsoft YaHei" w:hAnsi="Microsoft YaHei" w:eastAsia="Microsoft YaHei"/>
+          <w:i/>
+          <w:color w:val="444444"/>
+        </w:rPr>
+        <w:t>，所以按同等级记录。</w:t>
+      </w:r>
+    </w:p>
+    <w:tbl>
+      <w:tblPr>
+        <w:tblStyle w:val="TableGrid"/>
+        <w:tblW w:type="auto" w:w="0"/>
+        <w:tblLayout w:type="autofit"/>
+        <w:tblLook w:firstColumn="1" w:firstRow="1" w:lastColumn="0" w:lastRow="0" w:noHBand="0" w:noVBand="1" w:val="04A0"/>
+      </w:tblPr>
+      <w:tblGrid>
+        <w:gridCol w:w="5046"/>
+        <w:gridCol w:w="5046"/>
+      </w:tblGrid>
+      <w:tr>
+        <w:tc>
+          <w:tcPr>
+            <w:tcW w:type="dxa" w:w="5046"/>
+          </w:tcPr>
+          <w:p>
+            <w:r/>
+            <w:r>
+              <w:rPr>
+                <w:rFonts w:ascii="Microsoft YaHei" w:hAnsi="Microsoft YaHei" w:eastAsia="Microsoft YaHei"/>
+                <w:b/>
+                <w:sz w:val="17"/>
+              </w:rPr>
+              <w:t>项</w:t>
+            </w:r>
+          </w:p>
+        </w:tc>
+        <w:tc>
+          <w:tcPr>
+            <w:tcW w:type="dxa" w:w="5046"/>
+          </w:tcPr>
+          <w:p>
+            <w:r/>
+            <w:r>
+              <w:rPr>
+                <w:rFonts w:ascii="Microsoft YaHei" w:hAnsi="Microsoft YaHei" w:eastAsia="Microsoft YaHei"/>
+                <w:b/>
+                <w:sz w:val="17"/>
+              </w:rPr>
+              <w:t>内容</w:t>
+            </w:r>
+          </w:p>
+        </w:tc>
+      </w:tr>
+      <w:tr>
+        <w:tc>
+          <w:tcPr>
+            <w:tcW w:type="dxa" w:w="5046"/>
+          </w:tcPr>
+          <w:p>
+            <w:r/>
+            <w:r>
+              <w:rPr>
+                <w:rFonts w:ascii="Microsoft YaHei" w:hAnsi="Microsoft YaHei" w:eastAsia="Microsoft YaHei"/>
+                <w:sz w:val="17"/>
+              </w:rPr>
+              <w:t>现象</w:t>
+            </w:r>
+          </w:p>
+        </w:tc>
+        <w:tc>
+          <w:tcPr>
+            <w:tcW w:type="dxa" w:w="5046"/>
+          </w:tcPr>
+          <w:p>
+            <w:r/>
+            <w:r>
+              <w:rPr>
+                <w:rFonts w:ascii="Microsoft YaHei" w:hAnsi="Microsoft YaHei" w:eastAsia="Microsoft YaHei"/>
+                <w:sz w:val="17"/>
+              </w:rPr>
+              <w:t xml:space="preserve">2026-09-10 18:51 的一次 </w:t>
+            </w:r>
+            <w:r>
+              <w:rPr>
+                <w:rFonts w:ascii="Microsoft YaHei" w:hAnsi="Microsoft YaHei" w:eastAsia="Microsoft YaHei"/>
+                <w:sz w:val="17"/>
+              </w:rPr>
+              <w:t>pnpm build</w:t>
+            </w:r>
+            <w:r>
+              <w:rPr>
+                <w:rFonts w:ascii="Microsoft YaHei" w:hAnsi="Microsoft YaHei" w:eastAsia="Microsoft YaHei"/>
+                <w:sz w:val="17"/>
+              </w:rPr>
+              <w:t xml:space="preserve"> 打出 </w:t>
+            </w:r>
+            <w:r>
+              <w:rPr>
+                <w:rFonts w:ascii="Microsoft YaHei" w:hAnsi="Microsoft YaHei" w:eastAsia="Microsoft YaHei"/>
+                <w:sz w:val="17"/>
+              </w:rPr>
+              <w:t>✓ built in 16.38s</w:t>
+            </w:r>
+            <w:r>
+              <w:rPr>
+                <w:rFonts w:ascii="Microsoft YaHei" w:hAnsi="Microsoft YaHei" w:eastAsia="Microsoft YaHei"/>
+                <w:sz w:val="17"/>
+              </w:rPr>
+              <w:t xml:space="preserve">、退出码 0，但产物 </w:t>
+            </w:r>
+            <w:r>
+              <w:rPr>
+                <w:rFonts w:ascii="Microsoft YaHei" w:hAnsi="Microsoft YaHei" w:eastAsia="Microsoft YaHei"/>
+                <w:sz w:val="17"/>
+              </w:rPr>
+              <w:t>dist/assets/index-D9rE85jP.js</w:t>
+            </w:r>
+            <w:r>
+              <w:rPr>
+                <w:rFonts w:ascii="Microsoft YaHei" w:hAnsi="Microsoft YaHei" w:eastAsia="Microsoft YaHei"/>
+                <w:sz w:val="17"/>
+              </w:rPr>
+              <w:t xml:space="preserve"> 里</w:t>
+            </w:r>
+            <w:r>
+              <w:rPr>
+                <w:rFonts w:ascii="Microsoft YaHei" w:hAnsi="Microsoft YaHei" w:eastAsia="Microsoft YaHei"/>
+                <w:b/>
+                <w:sz w:val="17"/>
+              </w:rPr>
+              <w:t>根本没有 `/quality` 路由</w:t>
+            </w:r>
+            <w:r>
+              <w:rPr>
+                <w:rFonts w:ascii="Microsoft YaHei" w:hAnsi="Microsoft YaHei" w:eastAsia="Microsoft YaHei"/>
+                <w:sz w:val="17"/>
+              </w:rPr>
+              <w:t xml:space="preserve">——把 bundle 路由表按字节 dump，顶层 children 只有 </w:t>
+            </w:r>
+            <w:r>
+              <w:rPr>
+                <w:rFonts w:ascii="Microsoft YaHei" w:hAnsi="Microsoft YaHei" w:eastAsia="Microsoft YaHei"/>
+                <w:sz w:val="17"/>
+              </w:rPr>
+              <w:t>index</w:t>
+            </w:r>
+            <w:r>
+              <w:rPr>
+                <w:rFonts w:ascii="Microsoft YaHei" w:hAnsi="Microsoft YaHei" w:eastAsia="Microsoft YaHei"/>
+                <w:sz w:val="17"/>
+              </w:rPr>
+              <w:t xml:space="preserve"> / </w:t>
+            </w:r>
+            <w:r>
+              <w:rPr>
+                <w:rFonts w:ascii="Microsoft YaHei" w:hAnsi="Microsoft YaHei" w:eastAsia="Microsoft YaHei"/>
+                <w:sz w:val="17"/>
+              </w:rPr>
+              <w:t>c/:conversationId</w:t>
+            </w:r>
+            <w:r>
+              <w:rPr>
+                <w:rFonts w:ascii="Microsoft YaHei" w:hAnsi="Microsoft YaHei" w:eastAsia="Microsoft YaHei"/>
+                <w:sz w:val="17"/>
+              </w:rPr>
+              <w:t xml:space="preserve"> / </w:t>
+            </w:r>
+            <w:r>
+              <w:rPr>
+                <w:rFonts w:ascii="Microsoft YaHei" w:hAnsi="Microsoft YaHei" w:eastAsia="Microsoft YaHei"/>
+                <w:sz w:val="17"/>
+              </w:rPr>
+              <w:t>worker</w:t>
+            </w:r>
+            <w:r>
+              <w:rPr>
+                <w:rFonts w:ascii="Microsoft YaHei" w:hAnsi="Microsoft YaHei" w:eastAsia="Microsoft YaHei"/>
+                <w:sz w:val="17"/>
+              </w:rPr>
+              <w:t xml:space="preserve"> / </w:t>
+            </w:r>
+            <w:r>
+              <w:rPr>
+                <w:rFonts w:ascii="Microsoft YaHei" w:hAnsi="Microsoft YaHei" w:eastAsia="Microsoft YaHei"/>
+                <w:sz w:val="17"/>
+              </w:rPr>
+              <w:t>leader</w:t>
+            </w:r>
+            <w:r>
+              <w:rPr>
+                <w:rFonts w:ascii="Microsoft YaHei" w:hAnsi="Microsoft YaHei" w:eastAsia="Microsoft YaHei"/>
+                <w:sz w:val="17"/>
+              </w:rPr>
+              <w:t xml:space="preserve"> / </w:t>
+            </w:r>
+            <w:r>
+              <w:rPr>
+                <w:rFonts w:ascii="Microsoft YaHei" w:hAnsi="Microsoft YaHei" w:eastAsia="Microsoft YaHei"/>
+                <w:sz w:val="17"/>
+              </w:rPr>
+              <w:t>org</w:t>
+            </w:r>
+            <w:r>
+              <w:rPr>
+                <w:rFonts w:ascii="Microsoft YaHei" w:hAnsi="Microsoft YaHei" w:eastAsia="Microsoft YaHei"/>
+                <w:sz w:val="17"/>
+              </w:rPr>
+              <w:t xml:space="preserve"> / </w:t>
+            </w:r>
+            <w:r>
+              <w:rPr>
+                <w:rFonts w:ascii="Microsoft YaHei" w:hAnsi="Microsoft YaHei" w:eastAsia="Microsoft YaHei"/>
+                <w:sz w:val="17"/>
+              </w:rPr>
+              <w:t>accounts</w:t>
+            </w:r>
+            <w:r>
+              <w:rPr>
+                <w:rFonts w:ascii="Microsoft YaHei" w:hAnsi="Microsoft YaHei" w:eastAsia="Microsoft YaHei"/>
+                <w:sz w:val="17"/>
+              </w:rPr>
+              <w:t xml:space="preserve"> / </w:t>
+            </w:r>
+            <w:r>
+              <w:rPr>
+                <w:rFonts w:ascii="Microsoft YaHei" w:hAnsi="Microsoft YaHei" w:eastAsia="Microsoft YaHei"/>
+                <w:sz w:val="17"/>
+              </w:rPr>
+              <w:t>roles</w:t>
+            </w:r>
+            <w:r>
+              <w:rPr>
+                <w:rFonts w:ascii="Microsoft YaHei" w:hAnsi="Microsoft YaHei" w:eastAsia="Microsoft YaHei"/>
+                <w:sz w:val="17"/>
+              </w:rPr>
+              <w:t xml:space="preserve"> / </w:t>
+            </w:r>
+            <w:r>
+              <w:rPr>
+                <w:rFonts w:ascii="Microsoft YaHei" w:hAnsi="Microsoft YaHei" w:eastAsia="Microsoft YaHei"/>
+                <w:sz w:val="17"/>
+              </w:rPr>
+              <w:t>*</w:t>
+            </w:r>
+            <w:r>
+              <w:rPr>
+                <w:rFonts w:ascii="Microsoft YaHei" w:hAnsi="Microsoft YaHei" w:eastAsia="Microsoft YaHei"/>
+                <w:sz w:val="17"/>
+              </w:rPr>
+              <w:t>。</w:t>
+            </w:r>
+          </w:p>
+        </w:tc>
+      </w:tr>
+      <w:tr>
+        <w:tc>
+          <w:tcPr>
+            <w:tcW w:type="dxa" w:w="5046"/>
+          </w:tcPr>
+          <w:p>
+            <w:r/>
+            <w:r>
+              <w:rPr>
+                <w:rFonts w:ascii="Microsoft YaHei" w:hAnsi="Microsoft YaHei" w:eastAsia="Microsoft YaHei"/>
+                <w:sz w:val="17"/>
+              </w:rPr>
+              <w:t>后果</w:t>
+            </w:r>
+          </w:p>
+        </w:tc>
+        <w:tc>
+          <w:tcPr>
+            <w:tcW w:type="dxa" w:w="5046"/>
+          </w:tcPr>
+          <w:p>
+            <w:r/>
+            <w:r>
+              <w:rPr>
+                <w:rFonts w:ascii="Microsoft YaHei" w:hAnsi="Microsoft YaHei" w:eastAsia="Microsoft YaHei"/>
+                <w:sz w:val="17"/>
+              </w:rPr>
+              <w:t>static_proxy.py</w:t>
+            </w:r>
+            <w:r>
+              <w:rPr>
+                <w:rFonts w:ascii="Microsoft YaHei" w:hAnsi="Microsoft YaHei" w:eastAsia="Microsoft YaHei"/>
+                <w:sz w:val="17"/>
+              </w:rPr>
+              <w:t xml:space="preserve"> 直读磁盘 </w:t>
+            </w:r>
+            <w:r>
+              <w:rPr>
+                <w:rFonts w:ascii="Microsoft YaHei" w:hAnsi="Microsoft YaHei" w:eastAsia="Microsoft YaHei"/>
+                <w:sz w:val="17"/>
+              </w:rPr>
+              <w:t>dist/</w:t>
+            </w:r>
+            <w:r>
+              <w:rPr>
+                <w:rFonts w:ascii="Microsoft YaHei" w:hAnsi="Microsoft YaHei" w:eastAsia="Microsoft YaHei"/>
+                <w:sz w:val="17"/>
+              </w:rPr>
+              <w:t>，</w:t>
+            </w:r>
+            <w:r>
+              <w:rPr>
+                <w:rFonts w:ascii="Microsoft YaHei" w:hAnsi="Microsoft YaHei" w:eastAsia="Microsoft YaHei"/>
+                <w:b/>
+                <w:sz w:val="17"/>
+              </w:rPr>
+              <w:t>演示栈 18003 立刻开始对外服务这份坏产物</w:t>
+            </w:r>
+            <w:r>
+              <w:rPr>
+                <w:rFonts w:ascii="Microsoft YaHei" w:hAnsi="Microsoft YaHei" w:eastAsia="Microsoft YaHei"/>
+                <w:sz w:val="17"/>
+              </w:rPr>
+              <w:t>；</w:t>
+            </w:r>
+            <w:r>
+              <w:rPr>
+                <w:rFonts w:ascii="Microsoft YaHei" w:hAnsi="Microsoft YaHei" w:eastAsia="Microsoft YaHei"/>
+                <w:sz w:val="17"/>
+              </w:rPr>
+              <w:t>verify/e2e_role_landing.mjs</w:t>
+            </w:r>
+            <w:r>
+              <w:rPr>
+                <w:rFonts w:ascii="Microsoft YaHei" w:hAnsi="Microsoft YaHei" w:eastAsia="Microsoft YaHei"/>
+                <w:sz w:val="17"/>
+              </w:rPr>
+              <w:t xml:space="preserve"> 由 </w:t>
+            </w:r>
+            <w:r>
+              <w:rPr>
+                <w:rFonts w:ascii="Microsoft YaHei" w:hAnsi="Microsoft YaHei" w:eastAsia="Microsoft YaHei"/>
+                <w:b/>
+                <w:sz w:val="17"/>
+              </w:rPr>
+              <w:t>28/28 掉到 26/28</w:t>
+            </w:r>
+            <w:r>
+              <w:rPr>
+                <w:rFonts w:ascii="Microsoft YaHei" w:hAnsi="Microsoft YaHei" w:eastAsia="Microsoft YaHei"/>
+                <w:sz w:val="17"/>
+              </w:rPr>
+              <w:t xml:space="preserve">（「品保登录后落在 </w:t>
+            </w:r>
+            <w:r>
+              <w:rPr>
+                <w:rFonts w:ascii="Microsoft YaHei" w:hAnsi="Microsoft YaHei" w:eastAsia="Microsoft YaHei"/>
+                <w:sz w:val="17"/>
+              </w:rPr>
+              <w:t>/quality</w:t>
+            </w:r>
+            <w:r>
+              <w:rPr>
+                <w:rFonts w:ascii="Microsoft YaHei" w:hAnsi="Microsoft YaHei" w:eastAsia="Microsoft YaHei"/>
+                <w:sz w:val="17"/>
+              </w:rPr>
+              <w:t xml:space="preserve">」实测 </w:t>
+            </w:r>
+            <w:r>
+              <w:rPr>
+                <w:rFonts w:ascii="Microsoft YaHei" w:hAnsi="Microsoft YaHei" w:eastAsia="Microsoft YaHei"/>
+                <w:sz w:val="17"/>
+              </w:rPr>
+              <w:t>/</w:t>
+            </w:r>
+            <w:r>
+              <w:rPr>
+                <w:rFonts w:ascii="Microsoft YaHei" w:hAnsi="Microsoft YaHei" w:eastAsia="Microsoft YaHei"/>
+                <w:sz w:val="17"/>
+              </w:rPr>
+              <w:t xml:space="preserve">；「工人访问 </w:t>
+            </w:r>
+            <w:r>
+              <w:rPr>
+                <w:rFonts w:ascii="Microsoft YaHei" w:hAnsi="Microsoft YaHei" w:eastAsia="Microsoft YaHei"/>
+                <w:sz w:val="17"/>
+              </w:rPr>
+              <w:t>/quality</w:t>
+            </w:r>
+            <w:r>
+              <w:rPr>
+                <w:rFonts w:ascii="Microsoft YaHei" w:hAnsi="Microsoft YaHei" w:eastAsia="Microsoft YaHei"/>
+                <w:sz w:val="17"/>
+              </w:rPr>
+              <w:t xml:space="preserve"> 被拦回 </w:t>
+            </w:r>
+            <w:r>
+              <w:rPr>
+                <w:rFonts w:ascii="Microsoft YaHei" w:hAnsi="Microsoft YaHei" w:eastAsia="Microsoft YaHei"/>
+                <w:sz w:val="17"/>
+              </w:rPr>
+              <w:t>/worker</w:t>
+            </w:r>
+            <w:r>
+              <w:rPr>
+                <w:rFonts w:ascii="Microsoft YaHei" w:hAnsi="Microsoft YaHei" w:eastAsia="Microsoft YaHei"/>
+                <w:sz w:val="17"/>
+              </w:rPr>
+              <w:t xml:space="preserve">」实测 </w:t>
+            </w:r>
+            <w:r>
+              <w:rPr>
+                <w:rFonts w:ascii="Microsoft YaHei" w:hAnsi="Microsoft YaHei" w:eastAsia="Microsoft YaHei"/>
+                <w:sz w:val="17"/>
+              </w:rPr>
+              <w:t>/</w:t>
+            </w:r>
+            <w:r>
+              <w:rPr>
+                <w:rFonts w:ascii="Microsoft YaHei" w:hAnsi="Microsoft YaHei" w:eastAsia="Microsoft YaHei"/>
+                <w:sz w:val="17"/>
+              </w:rPr>
+              <w:t xml:space="preserve">，因路由不存在被 </w:t>
+            </w:r>
+            <w:r>
+              <w:rPr>
+                <w:rFonts w:ascii="Microsoft YaHei" w:hAnsi="Microsoft YaHei" w:eastAsia="Microsoft YaHei"/>
+                <w:sz w:val="17"/>
+              </w:rPr>
+              <w:t>*</w:t>
+            </w:r>
+            <w:r>
+              <w:rPr>
+                <w:rFonts w:ascii="Microsoft YaHei" w:hAnsi="Microsoft YaHei" w:eastAsia="Microsoft YaHei"/>
+                <w:sz w:val="17"/>
+              </w:rPr>
+              <w:t xml:space="preserve"> 兜底到首页）。</w:t>
+            </w:r>
+          </w:p>
+        </w:tc>
+      </w:tr>
+      <w:tr>
+        <w:tc>
+          <w:tcPr>
+            <w:tcW w:type="dxa" w:w="5046"/>
+          </w:tcPr>
+          <w:p>
+            <w:r/>
+            <w:r>
+              <w:rPr>
+                <w:rFonts w:ascii="Microsoft YaHei" w:hAnsi="Microsoft YaHei" w:eastAsia="Microsoft YaHei"/>
+                <w:sz w:val="17"/>
+              </w:rPr>
+              <w:t>关键点</w:t>
+            </w:r>
+          </w:p>
+        </w:tc>
+        <w:tc>
+          <w:tcPr>
+            <w:tcW w:type="dxa" w:w="5046"/>
+          </w:tcPr>
+          <w:p>
+            <w:r/>
+            <w:r>
+              <w:rPr>
+                <w:rFonts w:ascii="Microsoft YaHei" w:hAnsi="Microsoft YaHei" w:eastAsia="Microsoft YaHei"/>
+                <w:b/>
+                <w:sz w:val="17"/>
+              </w:rPr>
+              <w:t>源码一直是对的</w:t>
+            </w:r>
+            <w:r>
+              <w:rPr>
+                <w:rFonts w:ascii="Microsoft YaHei" w:hAnsi="Microsoft YaHei" w:eastAsia="Microsoft YaHei"/>
+                <w:sz w:val="17"/>
+              </w:rPr>
+              <w:t>：</w:t>
+            </w:r>
+            <w:r>
+              <w:rPr>
+                <w:rFonts w:ascii="Microsoft YaHei" w:hAnsi="Microsoft YaHei" w:eastAsia="Microsoft YaHei"/>
+                <w:sz w:val="17"/>
+              </w:rPr>
+              <w:t>app/router.tsx</w:t>
+            </w:r>
+            <w:r>
+              <w:rPr>
+                <w:rFonts w:ascii="Microsoft YaHei" w:hAnsi="Microsoft YaHei" w:eastAsia="Microsoft YaHei"/>
+                <w:sz w:val="17"/>
+              </w:rPr>
+              <w:t xml:space="preserve"> 有 </w:t>
+            </w:r>
+            <w:r>
+              <w:rPr>
+                <w:rFonts w:ascii="Microsoft YaHei" w:hAnsi="Microsoft YaHei" w:eastAsia="Microsoft YaHei"/>
+                <w:sz w:val="17"/>
+              </w:rPr>
+              <w:t>path: 'quality'</w:t>
+            </w:r>
+            <w:r>
+              <w:rPr>
+                <w:rFonts w:ascii="Microsoft YaHei" w:hAnsi="Microsoft YaHei" w:eastAsia="Microsoft YaHei"/>
+                <w:sz w:val="17"/>
+              </w:rPr>
+              <w:t>、</w:t>
+            </w:r>
+            <w:r>
+              <w:rPr>
+                <w:rFonts w:ascii="Microsoft YaHei" w:hAnsi="Microsoft YaHei" w:eastAsia="Microsoft YaHei"/>
+                <w:sz w:val="17"/>
+              </w:rPr>
+              <w:t>git status</w:t>
+            </w:r>
+            <w:r>
+              <w:rPr>
+                <w:rFonts w:ascii="Microsoft YaHei" w:hAnsi="Microsoft YaHei" w:eastAsia="Microsoft YaHei"/>
+                <w:sz w:val="17"/>
+              </w:rPr>
+              <w:t xml:space="preserve"> 干净。所以这</w:t>
+            </w:r>
+            <w:r>
+              <w:rPr>
+                <w:rFonts w:ascii="Microsoft YaHei" w:hAnsi="Microsoft YaHei" w:eastAsia="Microsoft YaHei"/>
+                <w:b/>
+                <w:sz w:val="17"/>
+              </w:rPr>
+              <w:t>不是</w:t>
+            </w:r>
+            <w:r>
+              <w:rPr>
+                <w:rFonts w:ascii="Microsoft YaHei" w:hAnsi="Microsoft YaHei" w:eastAsia="Microsoft YaHei"/>
+                <w:sz w:val="17"/>
+              </w:rPr>
+              <w:t>代码回归，而是"构建读到的内容"与"以为的内容"不一致。</w:t>
+            </w:r>
+          </w:p>
+        </w:tc>
+      </w:tr>
+      <w:tr>
+        <w:tc>
+          <w:tcPr>
+            <w:tcW w:type="dxa" w:w="5046"/>
+          </w:tcPr>
+          <w:p>
+            <w:r/>
+            <w:r>
+              <w:rPr>
+                <w:rFonts w:ascii="Microsoft YaHei" w:hAnsi="Microsoft YaHei" w:eastAsia="Microsoft YaHei"/>
+                <w:sz w:val="17"/>
+              </w:rPr>
+              <w:t>定位</w:t>
+            </w:r>
+          </w:p>
+        </w:tc>
+        <w:tc>
+          <w:tcPr>
+            <w:tcW w:type="dxa" w:w="5046"/>
+          </w:tcPr>
+          <w:p>
+            <w:r/>
+            <w:r>
+              <w:rPr>
+                <w:rFonts w:ascii="Microsoft YaHei" w:hAnsi="Microsoft YaHei" w:eastAsia="Microsoft YaHei"/>
+                <w:sz w:val="17"/>
+              </w:rPr>
+              <w:t xml:space="preserve">①套件内置诊断直接给出 </w:t>
+            </w:r>
+            <w:r>
+              <w:rPr>
+                <w:rFonts w:ascii="Microsoft YaHei" w:hAnsi="Microsoft YaHei" w:eastAsia="Microsoft YaHei"/>
+                <w:sz w:val="17"/>
+              </w:rPr>
+              <w:t>CODE_NOT_FINISHED</w:t>
+            </w:r>
+            <w:r>
+              <w:rPr>
+                <w:rFonts w:ascii="Microsoft YaHei" w:hAnsi="Microsoft YaHei" w:eastAsia="Microsoft YaHei"/>
+                <w:sz w:val="17"/>
+              </w:rPr>
+              <w:t>：</w:t>
+            </w:r>
+            <w:r>
+              <w:rPr>
+                <w:rFonts w:ascii="Microsoft YaHei" w:hAnsi="Microsoft YaHei" w:eastAsia="Microsoft YaHei"/>
+                <w:sz w:val="17"/>
+              </w:rPr>
+              <w:t>dist buildTime=2026-09-10T10:50:59.882Z</w:t>
+            </w:r>
+            <w:r>
+              <w:rPr>
+                <w:rFonts w:ascii="Microsoft YaHei" w:hAnsi="Microsoft YaHei" w:eastAsia="Microsoft YaHei"/>
+                <w:sz w:val="17"/>
+              </w:rPr>
+              <w:t xml:space="preserve"> </w:t>
+            </w:r>
+            <w:r>
+              <w:rPr>
+                <w:rFonts w:ascii="Microsoft YaHei" w:hAnsi="Microsoft YaHei" w:eastAsia="Microsoft YaHei"/>
+                <w:b/>
+                <w:sz w:val="17"/>
+              </w:rPr>
+              <w:t>早于</w:t>
+            </w:r>
+            <w:r>
+              <w:rPr>
+                <w:rFonts w:ascii="Microsoft YaHei" w:hAnsi="Microsoft YaHei" w:eastAsia="Microsoft YaHei"/>
+                <w:sz w:val="17"/>
+              </w:rPr>
+              <w:t xml:space="preserve">源码最新 mtime </w:t>
+            </w:r>
+            <w:r>
+              <w:rPr>
+                <w:rFonts w:ascii="Microsoft YaHei" w:hAnsi="Microsoft YaHei" w:eastAsia="Microsoft YaHei"/>
+                <w:sz w:val="17"/>
+              </w:rPr>
+              <w:t>10:51:18.128Z</w:t>
+            </w:r>
+            <w:r>
+              <w:rPr>
+                <w:rFonts w:ascii="Microsoft YaHei" w:hAnsi="Microsoft YaHei" w:eastAsia="Microsoft YaHei"/>
+                <w:sz w:val="17"/>
+              </w:rPr>
+              <w:t>；②按 mtime 倒序列出源码，发现</w:t>
+            </w:r>
+            <w:r>
+              <w:rPr>
+                <w:rFonts w:ascii="Microsoft YaHei" w:hAnsi="Microsoft YaHei" w:eastAsia="Microsoft YaHei"/>
+                <w:b/>
+                <w:sz w:val="17"/>
+              </w:rPr>
+              <w:t>正好是本次改过的 6 个文件</w:t>
+            </w:r>
+            <w:r>
+              <w:rPr>
+                <w:rFonts w:ascii="Microsoft YaHei" w:hAnsi="Microsoft YaHei" w:eastAsia="Microsoft YaHei"/>
+                <w:sz w:val="17"/>
+              </w:rPr>
+              <w:t>（</w:t>
+            </w:r>
+            <w:r>
+              <w:rPr>
+                <w:rFonts w:ascii="Microsoft YaHei" w:hAnsi="Microsoft YaHei" w:eastAsia="Microsoft YaHei"/>
+                <w:sz w:val="17"/>
+              </w:rPr>
+              <w:t>router.tsx</w:t>
+            </w:r>
+            <w:r>
+              <w:rPr>
+                <w:rFonts w:ascii="Microsoft YaHei" w:hAnsi="Microsoft YaHei" w:eastAsia="Microsoft YaHei"/>
+                <w:sz w:val="17"/>
+              </w:rPr>
+              <w:t xml:space="preserve"> / </w:t>
+            </w:r>
+            <w:r>
+              <w:rPr>
+                <w:rFonts w:ascii="Microsoft YaHei" w:hAnsi="Microsoft YaHei" w:eastAsia="Microsoft YaHei"/>
+                <w:sz w:val="17"/>
+              </w:rPr>
+              <w:t>roleConfig.ts</w:t>
+            </w:r>
+            <w:r>
+              <w:rPr>
+                <w:rFonts w:ascii="Microsoft YaHei" w:hAnsi="Microsoft YaHei" w:eastAsia="Microsoft YaHei"/>
+                <w:sz w:val="17"/>
+              </w:rPr>
+              <w:t xml:space="preserve"> / </w:t>
+            </w:r>
+            <w:r>
+              <w:rPr>
+                <w:rFonts w:ascii="Microsoft YaHei" w:hAnsi="Microsoft YaHei" w:eastAsia="Microsoft YaHei"/>
+                <w:sz w:val="17"/>
+              </w:rPr>
+              <w:t>routePermissions.ts</w:t>
+            </w:r>
+            <w:r>
+              <w:rPr>
+                <w:rFonts w:ascii="Microsoft YaHei" w:hAnsi="Microsoft YaHei" w:eastAsia="Microsoft YaHei"/>
+                <w:sz w:val="17"/>
+              </w:rPr>
+              <w:t xml:space="preserve"> / </w:t>
+            </w:r>
+            <w:r>
+              <w:rPr>
+                <w:rFonts w:ascii="Microsoft YaHei" w:hAnsi="Microsoft YaHei" w:eastAsia="Microsoft YaHei"/>
+                <w:sz w:val="17"/>
+              </w:rPr>
+              <w:t>sidebarConfig.ts</w:t>
+            </w:r>
+            <w:r>
+              <w:rPr>
+                <w:rFonts w:ascii="Microsoft YaHei" w:hAnsi="Microsoft YaHei" w:eastAsia="Microsoft YaHei"/>
+                <w:sz w:val="17"/>
+              </w:rPr>
+              <w:t xml:space="preserve"> / </w:t>
+            </w:r>
+            <w:r>
+              <w:rPr>
+                <w:rFonts w:ascii="Microsoft YaHei" w:hAnsi="Microsoft YaHei" w:eastAsia="Microsoft YaHei"/>
+                <w:sz w:val="17"/>
+              </w:rPr>
+              <w:t>AssistantRoleLayout.tsx</w:t>
+            </w:r>
+            <w:r>
+              <w:rPr>
+                <w:rFonts w:ascii="Microsoft YaHei" w:hAnsi="Microsoft YaHei" w:eastAsia="Microsoft YaHei"/>
+                <w:sz w:val="17"/>
+              </w:rPr>
+              <w:t xml:space="preserve"> / </w:t>
+            </w:r>
+            <w:r>
+              <w:rPr>
+                <w:rFonts w:ascii="Microsoft YaHei" w:hAnsi="Microsoft YaHei" w:eastAsia="Microsoft YaHei"/>
+                <w:sz w:val="17"/>
+              </w:rPr>
+              <w:t>EnterpriseAssistantPage.tsx</w:t>
+            </w:r>
+            <w:r>
+              <w:rPr>
+                <w:rFonts w:ascii="Microsoft YaHei" w:hAnsi="Microsoft YaHei" w:eastAsia="Microsoft YaHei"/>
+                <w:sz w:val="17"/>
+              </w:rPr>
+              <w:t xml:space="preserve">）mtime 全为 </w:t>
+            </w:r>
+            <w:r>
+              <w:rPr>
+                <w:rFonts w:ascii="Microsoft YaHei" w:hAnsi="Microsoft YaHei" w:eastAsia="Microsoft YaHei"/>
+                <w:sz w:val="17"/>
+              </w:rPr>
+              <w:t>18:51:18</w:t>
+            </w:r>
+            <w:r>
+              <w:rPr>
+                <w:rFonts w:ascii="Microsoft YaHei" w:hAnsi="Microsoft YaHei" w:eastAsia="Microsoft YaHei"/>
+                <w:sz w:val="17"/>
+              </w:rPr>
+              <w:t>，</w:t>
+            </w:r>
+            <w:r>
+              <w:rPr>
+                <w:rFonts w:ascii="Microsoft YaHei" w:hAnsi="Microsoft YaHei" w:eastAsia="Microsoft YaHei"/>
+                <w:b/>
+                <w:sz w:val="17"/>
+              </w:rPr>
+              <w:t>比构建完成（18:51:16）晚 2 秒</w:t>
+            </w:r>
+            <w:r>
+              <w:rPr>
+                <w:rFonts w:ascii="Microsoft YaHei" w:hAnsi="Microsoft YaHei" w:eastAsia="Microsoft YaHei"/>
+                <w:sz w:val="17"/>
+              </w:rPr>
+              <w:t>。</w:t>
+            </w:r>
+          </w:p>
+        </w:tc>
+      </w:tr>
+      <w:tr>
+        <w:tc>
+          <w:tcPr>
+            <w:tcW w:type="dxa" w:w="5046"/>
+          </w:tcPr>
+          <w:p>
+            <w:r/>
+            <w:r>
+              <w:rPr>
+                <w:rFonts w:ascii="Microsoft YaHei" w:hAnsi="Microsoft YaHei" w:eastAsia="Microsoft YaHei"/>
+                <w:sz w:val="17"/>
+              </w:rPr>
+              <w:t>根因</w:t>
+            </w:r>
+          </w:p>
+        </w:tc>
+        <w:tc>
+          <w:tcPr>
+            <w:tcW w:type="dxa" w:w="5046"/>
+          </w:tcPr>
+          <w:p>
+            <w:r/>
+            <w:r>
+              <w:rPr>
+                <w:rFonts w:ascii="Microsoft YaHei" w:hAnsi="Microsoft YaHei" w:eastAsia="Microsoft YaHei"/>
+                <w:b/>
+                <w:sz w:val="17"/>
+              </w:rPr>
+              <w:t>未最终定位</w:t>
+            </w:r>
+            <w:r>
+              <w:rPr>
+                <w:rFonts w:ascii="Microsoft YaHei" w:hAnsi="Microsoft YaHei" w:eastAsia="Microsoft YaHei"/>
+                <w:sz w:val="17"/>
+              </w:rPr>
+              <w:t>。最可能是并发会话在</w:t>
+            </w:r>
+            <w:r>
+              <w:rPr>
+                <w:rFonts w:ascii="Microsoft YaHei" w:hAnsi="Microsoft YaHei" w:eastAsia="Microsoft YaHei"/>
+                <w:b/>
+                <w:sz w:val="17"/>
+              </w:rPr>
+              <w:t>同一个 worktree</w:t>
+            </w:r>
+            <w:r>
+              <w:rPr>
+                <w:rFonts w:ascii="Microsoft YaHei" w:hAnsi="Microsoft YaHei" w:eastAsia="Microsoft YaHei"/>
+                <w:sz w:val="17"/>
+              </w:rPr>
+              <w:t xml:space="preserve"> 上做了 </w:t>
+            </w:r>
+            <w:r>
+              <w:rPr>
+                <w:rFonts w:ascii="Microsoft YaHei" w:hAnsi="Microsoft YaHei" w:eastAsia="Microsoft YaHei"/>
+                <w:sz w:val="17"/>
+              </w:rPr>
+              <w:t>stash</w:t>
+            </w:r>
+            <w:r>
+              <w:rPr>
+                <w:rFonts w:ascii="Microsoft YaHei" w:hAnsi="Microsoft YaHei" w:eastAsia="Microsoft YaHei"/>
+                <w:sz w:val="17"/>
+              </w:rPr>
+              <w:t>/</w:t>
+            </w:r>
+            <w:r>
+              <w:rPr>
+                <w:rFonts w:ascii="Microsoft YaHei" w:hAnsi="Microsoft YaHei" w:eastAsia="Microsoft YaHei"/>
+                <w:sz w:val="17"/>
+              </w:rPr>
+              <w:t>restore</w:t>
+            </w:r>
+            <w:r>
+              <w:rPr>
+                <w:rFonts w:ascii="Microsoft YaHei" w:hAnsi="Microsoft YaHei" w:eastAsia="Microsoft YaHei"/>
+                <w:sz w:val="17"/>
+              </w:rPr>
+              <w:t xml:space="preserve">（本工作区多会话共用工作树）；也可能只是一次批量文件系统事件（同一时刻 </w:t>
+            </w:r>
+            <w:r>
+              <w:rPr>
+                <w:rFonts w:ascii="Microsoft YaHei" w:hAnsi="Microsoft YaHei" w:eastAsia="Microsoft YaHei"/>
+                <w:sz w:val="17"/>
+              </w:rPr>
+              <w:t>docs/*.docx</w:t>
+            </w:r>
+            <w:r>
+              <w:rPr>
+                <w:rFonts w:ascii="Microsoft YaHei" w:hAnsi="Microsoft YaHei" w:eastAsia="Microsoft YaHei"/>
+                <w:sz w:val="17"/>
+              </w:rPr>
+              <w:t xml:space="preserve"> 的 mtime 也相同）。</w:t>
+            </w:r>
+            <w:r>
+              <w:rPr>
+                <w:rFonts w:ascii="Microsoft YaHei" w:hAnsi="Microsoft YaHei" w:eastAsia="Microsoft YaHei"/>
+                <w:b/>
+                <w:sz w:val="17"/>
+              </w:rPr>
+              <w:t>以产物内容反推</w:t>
+            </w:r>
+            <w:r>
+              <w:rPr>
+                <w:rFonts w:ascii="Microsoft YaHei" w:hAnsi="Microsoft YaHei" w:eastAsia="Microsoft YaHei"/>
+                <w:sz w:val="17"/>
+              </w:rPr>
+              <w:t>构建读到了旧内容，而非仅凭时间戳推断。</w:t>
+            </w:r>
+          </w:p>
+        </w:tc>
+      </w:tr>
+      <w:tr>
+        <w:tc>
+          <w:tcPr>
+            <w:tcW w:type="dxa" w:w="5046"/>
+          </w:tcPr>
+          <w:p>
+            <w:r/>
+            <w:r>
+              <w:rPr>
+                <w:rFonts w:ascii="Microsoft YaHei" w:hAnsi="Microsoft YaHei" w:eastAsia="Microsoft YaHei"/>
+                <w:sz w:val="17"/>
+              </w:rPr>
+              <w:t>修法</w:t>
+            </w:r>
+          </w:p>
+        </w:tc>
+        <w:tc>
+          <w:tcPr>
+            <w:tcW w:type="dxa" w:w="5046"/>
+          </w:tcPr>
+          <w:p>
+            <w:r/>
+            <w:r>
+              <w:rPr>
+                <w:rFonts w:ascii="Microsoft YaHei" w:hAnsi="Microsoft YaHei" w:eastAsia="Microsoft YaHei"/>
+                <w:sz w:val="17"/>
+              </w:rPr>
+              <w:t xml:space="preserve">18:54 重建 dist → 产物 </w:t>
+            </w:r>
+            <w:r>
+              <w:rPr>
+                <w:rFonts w:ascii="Microsoft YaHei" w:hAnsi="Microsoft YaHei" w:eastAsia="Microsoft YaHei"/>
+                <w:sz w:val="17"/>
+              </w:rPr>
+              <w:t>index-DSeyC87p.js</w:t>
+            </w:r>
+            <w:r>
+              <w:rPr>
+                <w:rFonts w:ascii="Microsoft YaHei" w:hAnsi="Microsoft YaHei" w:eastAsia="Microsoft YaHei"/>
+                <w:sz w:val="17"/>
+              </w:rPr>
+              <w:t xml:space="preserve">，与 18:13 那次 </w:t>
+            </w:r>
+            <w:r>
+              <w:rPr>
+                <w:rFonts w:ascii="Microsoft YaHei" w:hAnsi="Microsoft YaHei" w:eastAsia="Microsoft YaHei"/>
+                <w:b/>
+                <w:sz w:val="17"/>
+              </w:rPr>
+              <w:t>content-hash 完全一致</w:t>
+            </w:r>
+            <w:r>
+              <w:rPr>
+                <w:rFonts w:ascii="Microsoft YaHei" w:hAnsi="Microsoft YaHei" w:eastAsia="Microsoft YaHei"/>
+                <w:sz w:val="17"/>
+              </w:rPr>
+              <w:t xml:space="preserve">；复跑 E2E </w:t>
+            </w:r>
+            <w:r>
+              <w:rPr>
+                <w:rFonts w:ascii="Microsoft YaHei" w:hAnsi="Microsoft YaHei" w:eastAsia="Microsoft YaHei"/>
+                <w:b/>
+                <w:sz w:val="17"/>
+              </w:rPr>
+              <w:t>28/28 PASS</w:t>
+            </w:r>
+            <w:r>
+              <w:rPr>
+                <w:rFonts w:ascii="Microsoft YaHei" w:hAnsi="Microsoft YaHei" w:eastAsia="Microsoft YaHei"/>
+                <w:sz w:val="17"/>
+              </w:rPr>
+              <w:t>。</w:t>
+            </w:r>
+          </w:p>
+        </w:tc>
+      </w:tr>
+      <w:tr>
+        <w:tc>
+          <w:tcPr>
+            <w:tcW w:type="dxa" w:w="5046"/>
+          </w:tcPr>
+          <w:p>
+            <w:r/>
+            <w:r>
+              <w:rPr>
+                <w:rFonts w:ascii="Microsoft YaHei" w:hAnsi="Microsoft YaHei" w:eastAsia="Microsoft YaHei"/>
+                <w:sz w:val="17"/>
+              </w:rPr>
+              <w:t>由此确立的规矩</w:t>
+            </w:r>
+          </w:p>
+        </w:tc>
+        <w:tc>
+          <w:tcPr>
+            <w:tcW w:type="dxa" w:w="5046"/>
+          </w:tcPr>
+          <w:p>
+            <w:r/>
+            <w:r>
+              <w:rPr>
+                <w:rFonts w:ascii="Microsoft YaHei" w:hAnsi="Microsoft YaHei" w:eastAsia="Microsoft YaHei"/>
+                <w:b/>
+                <w:sz w:val="17"/>
+              </w:rPr>
+              <w:t>光看到 `✓ built in` 不算构建成功</w:t>
+            </w:r>
+            <w:r>
+              <w:rPr>
+                <w:rFonts w:ascii="Microsoft YaHei" w:hAnsi="Microsoft YaHei" w:eastAsia="Microsoft YaHei"/>
+                <w:sz w:val="17"/>
+              </w:rPr>
+              <w:t xml:space="preserve">。每次前端构建后逐条做：①在 </w:t>
+            </w:r>
+            <w:r>
+              <w:rPr>
+                <w:rFonts w:ascii="Microsoft YaHei" w:hAnsi="Microsoft YaHei" w:eastAsia="Microsoft YaHei"/>
+                <w:sz w:val="17"/>
+              </w:rPr>
+              <w:t>dist\assets\index-*.js</w:t>
+            </w:r>
+            <w:r>
+              <w:rPr>
+                <w:rFonts w:ascii="Microsoft YaHei" w:hAnsi="Microsoft YaHei" w:eastAsia="Microsoft YaHei"/>
+                <w:sz w:val="17"/>
+              </w:rPr>
+              <w:t xml:space="preserve"> 里 grep 关键路由串（</w:t>
+            </w:r>
+            <w:r>
+              <w:rPr>
+                <w:rFonts w:ascii="Microsoft YaHei" w:hAnsi="Microsoft YaHei" w:eastAsia="Microsoft YaHei"/>
+                <w:sz w:val="17"/>
+              </w:rPr>
+              <w:t>path:"quality"</w:t>
+            </w:r>
+            <w:r>
+              <w:rPr>
+                <w:rFonts w:ascii="Microsoft YaHei" w:hAnsi="Microsoft YaHei" w:eastAsia="Microsoft YaHei"/>
+                <w:sz w:val="17"/>
+              </w:rPr>
+              <w:t xml:space="preserve"> 应为 1，worker/leader 同理）；②核对 </w:t>
+            </w:r>
+            <w:r>
+              <w:rPr>
+                <w:rFonts w:ascii="Microsoft YaHei" w:hAnsi="Microsoft YaHei" w:eastAsia="Microsoft YaHei"/>
+                <w:sz w:val="17"/>
+              </w:rPr>
+              <w:t>dist/build-info.json</w:t>
+            </w:r>
+            <w:r>
+              <w:rPr>
+                <w:rFonts w:ascii="Microsoft YaHei" w:hAnsi="Microsoft YaHei" w:eastAsia="Microsoft YaHei"/>
+                <w:sz w:val="17"/>
+              </w:rPr>
+              <w:t xml:space="preserve"> 的 </w:t>
+            </w:r>
+            <w:r>
+              <w:rPr>
+                <w:rFonts w:ascii="Microsoft YaHei" w:hAnsi="Microsoft YaHei" w:eastAsia="Microsoft YaHei"/>
+                <w:sz w:val="17"/>
+              </w:rPr>
+              <w:t>commit</w:t>
+            </w:r>
+            <w:r>
+              <w:rPr>
+                <w:rFonts w:ascii="Microsoft YaHei" w:hAnsi="Microsoft YaHei" w:eastAsia="Microsoft YaHei"/>
+                <w:sz w:val="17"/>
+              </w:rPr>
+              <w:t xml:space="preserve"> 与 </w:t>
+            </w:r>
+            <w:r>
+              <w:rPr>
+                <w:rFonts w:ascii="Microsoft YaHei" w:hAnsi="Microsoft YaHei" w:eastAsia="Microsoft YaHei"/>
+                <w:sz w:val="17"/>
+              </w:rPr>
+              <w:t>dirty</w:t>
+            </w:r>
+            <w:r>
+              <w:rPr>
+                <w:rFonts w:ascii="Microsoft YaHei" w:hAnsi="Microsoft YaHei" w:eastAsia="Microsoft YaHei"/>
+                <w:sz w:val="17"/>
+              </w:rPr>
+              <w:t>（健康态示范：</w:t>
+            </w:r>
+            <w:r>
+              <w:rPr>
+                <w:rFonts w:ascii="Microsoft YaHei" w:hAnsi="Microsoft YaHei" w:eastAsia="Microsoft YaHei"/>
+                <w:sz w:val="17"/>
+              </w:rPr>
+              <w:t>commit=3bb4bc8</w:t>
+            </w:r>
+            <w:r>
+              <w:rPr>
+                <w:rFonts w:ascii="Microsoft YaHei" w:hAnsi="Microsoft YaHei" w:eastAsia="Microsoft YaHei"/>
+                <w:sz w:val="17"/>
+              </w:rPr>
+              <w:t>、</w:t>
+            </w:r>
+            <w:r>
+              <w:rPr>
+                <w:rFonts w:ascii="Microsoft YaHei" w:hAnsi="Microsoft YaHei" w:eastAsia="Microsoft YaHei"/>
+                <w:sz w:val="17"/>
+              </w:rPr>
+              <w:t>dirty:false</w:t>
+            </w:r>
+            <w:r>
+              <w:rPr>
+                <w:rFonts w:ascii="Microsoft YaHei" w:hAnsi="Microsoft YaHei" w:eastAsia="Microsoft YaHei"/>
+                <w:sz w:val="17"/>
+              </w:rPr>
+              <w:t xml:space="preserve">；出问题那次 </w:t>
+            </w:r>
+            <w:r>
+              <w:rPr>
+                <w:rFonts w:ascii="Microsoft YaHei" w:hAnsi="Microsoft YaHei" w:eastAsia="Microsoft YaHei"/>
+                <w:sz w:val="17"/>
+              </w:rPr>
+              <w:t>dirty:true</w:t>
+            </w:r>
+            <w:r>
+              <w:rPr>
+                <w:rFonts w:ascii="Microsoft YaHei" w:hAnsi="Microsoft YaHei" w:eastAsia="Microsoft YaHei"/>
+                <w:sz w:val="17"/>
+              </w:rPr>
+              <w:t xml:space="preserve">）；③跑 </w:t>
+            </w:r>
+            <w:r>
+              <w:rPr>
+                <w:rFonts w:ascii="Microsoft YaHei" w:hAnsi="Microsoft YaHei" w:eastAsia="Microsoft YaHei"/>
+                <w:sz w:val="17"/>
+              </w:rPr>
+              <w:t>verify/e2e_role_landing.mjs</w:t>
+            </w:r>
+            <w:r>
+              <w:rPr>
+                <w:rFonts w:ascii="Microsoft YaHei" w:hAnsi="Microsoft YaHei" w:eastAsia="Microsoft YaHei"/>
+                <w:sz w:val="17"/>
+              </w:rPr>
+              <w:t>——它把两类失败分开：</w:t>
+            </w:r>
+            <w:r>
+              <w:rPr>
+                <w:rFonts w:ascii="Microsoft YaHei" w:hAnsi="Microsoft YaHei" w:eastAsia="Microsoft YaHei"/>
+                <w:sz w:val="17"/>
+              </w:rPr>
+              <w:t>CODE_NOT_FINISHED</w:t>
+            </w:r>
+            <w:r>
+              <w:rPr>
+                <w:rFonts w:ascii="Microsoft YaHei" w:hAnsi="Microsoft YaHei" w:eastAsia="Microsoft YaHei"/>
+                <w:sz w:val="17"/>
+              </w:rPr>
+              <w:t xml:space="preserve">（dist 未重建/未生效）vs </w:t>
+            </w:r>
+            <w:r>
+              <w:rPr>
+                <w:rFonts w:ascii="Microsoft YaHei" w:hAnsi="Microsoft YaHei" w:eastAsia="Microsoft YaHei"/>
+                <w:sz w:val="17"/>
+              </w:rPr>
+              <w:t>REAL_REGRESSION</w:t>
+            </w:r>
+            <w:r>
+              <w:rPr>
+                <w:rFonts w:ascii="Microsoft YaHei" w:hAnsi="Microsoft YaHei" w:eastAsia="Microsoft YaHei"/>
+                <w:sz w:val="17"/>
+              </w:rPr>
+              <w:t>（源码与产物都就绪仍然失败 = 真回归）。</w:t>
+            </w:r>
+          </w:p>
+        </w:tc>
+      </w:tr>
+      <w:tr>
+        <w:tc>
+          <w:tcPr>
+            <w:tcW w:type="dxa" w:w="5046"/>
+          </w:tcPr>
+          <w:p>
+            <w:r/>
+            <w:r>
+              <w:rPr>
+                <w:rFonts w:ascii="Microsoft YaHei" w:hAnsi="Microsoft YaHei" w:eastAsia="Microsoft YaHei"/>
+                <w:sz w:val="17"/>
+              </w:rPr>
+              <w:t>沉淀</w:t>
+            </w:r>
+          </w:p>
+        </w:tc>
+        <w:tc>
+          <w:tcPr>
+            <w:tcW w:type="dxa" w:w="5046"/>
+          </w:tcPr>
+          <w:p>
+            <w:r/>
+            <w:r>
+              <w:rPr>
+                <w:rFonts w:ascii="Microsoft YaHei" w:hAnsi="Microsoft YaHei" w:eastAsia="Microsoft YaHei"/>
+                <w:sz w:val="17"/>
+              </w:rPr>
+              <w:t>同一规矩写进了开发文档 §6.5；</w:t>
+            </w:r>
+            <w:r>
+              <w:rPr>
+                <w:rFonts w:ascii="Microsoft YaHei" w:hAnsi="Microsoft YaHei" w:eastAsia="Microsoft YaHei"/>
+                <w:sz w:val="17"/>
+              </w:rPr>
+              <w:t>verify/evidence/README.md</w:t>
+            </w:r>
+            <w:r>
+              <w:rPr>
+                <w:rFonts w:ascii="Microsoft YaHei" w:hAnsi="Microsoft YaHei" w:eastAsia="Microsoft YaHei"/>
+                <w:sz w:val="17"/>
+              </w:rPr>
+              <w:t xml:space="preserve"> 也写明这批证据对应的构建 commit 与 </w:t>
+            </w:r>
+            <w:r>
+              <w:rPr>
+                <w:rFonts w:ascii="Microsoft YaHei" w:hAnsi="Microsoft YaHei" w:eastAsia="Microsoft YaHei"/>
+                <w:sz w:val="17"/>
+              </w:rPr>
+              <w:t>dirty</w:t>
+            </w:r>
+            <w:r>
+              <w:rPr>
+                <w:rFonts w:ascii="Microsoft YaHei" w:hAnsi="Microsoft YaHei" w:eastAsia="Microsoft YaHei"/>
+                <w:sz w:val="17"/>
+              </w:rPr>
+              <w:t xml:space="preserve"> 状态。</w:t>
+            </w:r>
+          </w:p>
+        </w:tc>
+      </w:tr>
+    </w:tbl>
+    <w:p/>
+    <w:p>
+      <w:pPr>
+        <w:pStyle w:val="Heading3"/>
+      </w:pPr>
+      <w:r>
+        <w:rPr>
+          <w:rFonts w:ascii="Microsoft YaHei" w:hAnsi="Microsoft YaHei" w:eastAsia="Microsoft YaHei"/>
+          <w:b/>
+          <w:color w:val="1F3B73"/>
+          <w:sz w:val="26"/>
+        </w:rPr>
         <w:t>附：</w:t>
       </w:r>
       <w:r>
@@ -17055,6 +19323,484 @@
                 <w:sz w:val="17"/>
               </w:rPr>
               <w:t xml:space="preserve"> 已把这类 404 标注为"已知无关项"</w:t>
+            </w:r>
+          </w:p>
+        </w:tc>
+      </w:tr>
+      <w:tr>
+        <w:tc>
+          <w:tcPr>
+            <w:tcW w:type="dxa" w:w="2523"/>
+          </w:tcPr>
+          <w:p>
+            <w:r/>
+            <w:r>
+              <w:rPr>
+                <w:rFonts w:ascii="Microsoft YaHei" w:hAnsi="Microsoft YaHei" w:eastAsia="Microsoft YaHei"/>
+                <w:sz w:val="17"/>
+              </w:rPr>
+              <w:t>11</w:t>
+            </w:r>
+          </w:p>
+        </w:tc>
+        <w:tc>
+          <w:tcPr>
+            <w:tcW w:type="dxa" w:w="2523"/>
+          </w:tcPr>
+          <w:p>
+            <w:r/>
+            <w:r>
+              <w:rPr>
+                <w:rFonts w:ascii="Microsoft YaHei" w:hAnsi="Microsoft YaHei" w:eastAsia="Microsoft YaHei"/>
+                <w:b/>
+                <w:sz w:val="17"/>
+              </w:rPr>
+              <w:t>死代码遗留（未清理，待拍板）</w:t>
+            </w:r>
+          </w:p>
+        </w:tc>
+        <w:tc>
+          <w:tcPr>
+            <w:tcW w:type="dxa" w:w="2523"/>
+          </w:tcPr>
+          <w:p>
+            <w:r/>
+            <w:r>
+              <w:rPr>
+                <w:rFonts w:ascii="Microsoft YaHei" w:hAnsi="Microsoft YaHei" w:eastAsia="Microsoft YaHei"/>
+                <w:sz w:val="17"/>
+              </w:rPr>
+              <w:t>不影响运行，但会误导后来人（详见开发文档 §7 第 11 条）</w:t>
+            </w:r>
+          </w:p>
+        </w:tc>
+        <w:tc>
+          <w:tcPr>
+            <w:tcW w:type="dxa" w:w="2523"/>
+          </w:tcPr>
+          <w:p>
+            <w:r/>
+            <w:r>
+              <w:rPr>
+                <w:rFonts w:ascii="Microsoft YaHei" w:hAnsi="Microsoft YaHei" w:eastAsia="Microsoft YaHei"/>
+                <w:sz w:val="17"/>
+              </w:rPr>
+              <w:t>①</w:t>
+            </w:r>
+            <w:r>
+              <w:rPr>
+                <w:rFonts w:ascii="Microsoft YaHei" w:hAnsi="Microsoft YaHei" w:eastAsia="Microsoft YaHei"/>
+                <w:sz w:val="17"/>
+              </w:rPr>
+              <w:t>features/workbench/{QuickNavGrid.tsx,quickNavConfig.ts}</w:t>
+            </w:r>
+            <w:r>
+              <w:rPr>
+                <w:rFonts w:ascii="Microsoft YaHei" w:hAnsi="Microsoft YaHei" w:eastAsia="Microsoft YaHei"/>
+                <w:sz w:val="17"/>
+              </w:rPr>
+              <w:t xml:space="preserve"> 整块无渲染方，其 7 条路径（</w:t>
+            </w:r>
+            <w:r>
+              <w:rPr>
+                <w:rFonts w:ascii="Microsoft YaHei" w:hAnsi="Microsoft YaHei" w:eastAsia="Microsoft YaHei"/>
+                <w:sz w:val="17"/>
+              </w:rPr>
+              <w:t>/dashboard</w:t>
+            </w:r>
+            <w:r>
+              <w:rPr>
+                <w:rFonts w:ascii="Microsoft YaHei" w:hAnsi="Microsoft YaHei" w:eastAsia="Microsoft YaHei"/>
+                <w:sz w:val="17"/>
+              </w:rPr>
+              <w:t>、</w:t>
+            </w:r>
+            <w:r>
+              <w:rPr>
+                <w:rFonts w:ascii="Microsoft YaHei" w:hAnsi="Microsoft YaHei" w:eastAsia="Microsoft YaHei"/>
+                <w:sz w:val="17"/>
+              </w:rPr>
+              <w:t>/modules/schedule</w:t>
+            </w:r>
+            <w:r>
+              <w:rPr>
+                <w:rFonts w:ascii="Microsoft YaHei" w:hAnsi="Microsoft YaHei" w:eastAsia="Microsoft YaHei"/>
+                <w:sz w:val="17"/>
+              </w:rPr>
+              <w:t>、</w:t>
+            </w:r>
+            <w:r>
+              <w:rPr>
+                <w:rFonts w:ascii="Microsoft YaHei" w:hAnsi="Microsoft YaHei" w:eastAsia="Microsoft YaHei"/>
+                <w:sz w:val="17"/>
+              </w:rPr>
+              <w:t>/modules/m5-flow</w:t>
+            </w:r>
+            <w:r>
+              <w:rPr>
+                <w:rFonts w:ascii="Microsoft YaHei" w:hAnsi="Microsoft YaHei" w:eastAsia="Microsoft YaHei"/>
+                <w:sz w:val="17"/>
+              </w:rPr>
+              <w:t>、</w:t>
+            </w:r>
+            <w:r>
+              <w:rPr>
+                <w:rFonts w:ascii="Microsoft YaHei" w:hAnsi="Microsoft YaHei" w:eastAsia="Microsoft YaHei"/>
+                <w:sz w:val="17"/>
+              </w:rPr>
+              <w:t>/modules/purchase-warnings</w:t>
+            </w:r>
+            <w:r>
+              <w:rPr>
+                <w:rFonts w:ascii="Microsoft YaHei" w:hAnsi="Microsoft YaHei" w:eastAsia="Microsoft YaHei"/>
+                <w:sz w:val="17"/>
+              </w:rPr>
+              <w:t>、</w:t>
+            </w:r>
+            <w:r>
+              <w:rPr>
+                <w:rFonts w:ascii="Microsoft YaHei" w:hAnsi="Microsoft YaHei" w:eastAsia="Microsoft YaHei"/>
+                <w:sz w:val="17"/>
+              </w:rPr>
+              <w:t>/modules/trace-workbench</w:t>
+            </w:r>
+            <w:r>
+              <w:rPr>
+                <w:rFonts w:ascii="Microsoft YaHei" w:hAnsi="Microsoft YaHei" w:eastAsia="Microsoft YaHei"/>
+                <w:sz w:val="17"/>
+              </w:rPr>
+              <w:t>、</w:t>
+            </w:r>
+            <w:r>
+              <w:rPr>
+                <w:rFonts w:ascii="Microsoft YaHei" w:hAnsi="Microsoft YaHei" w:eastAsia="Microsoft YaHei"/>
+                <w:sz w:val="17"/>
+              </w:rPr>
+              <w:t>/audit</w:t>
+            </w:r>
+            <w:r>
+              <w:rPr>
+                <w:rFonts w:ascii="Microsoft YaHei" w:hAnsi="Microsoft YaHei" w:eastAsia="Microsoft YaHei"/>
+                <w:sz w:val="17"/>
+              </w:rPr>
+              <w:t>、</w:t>
+            </w:r>
+            <w:r>
+              <w:rPr>
+                <w:rFonts w:ascii="Microsoft YaHei" w:hAnsi="Microsoft YaHei" w:eastAsia="Microsoft YaHei"/>
+                <w:sz w:val="17"/>
+              </w:rPr>
+              <w:t>/home</w:t>
+            </w:r>
+            <w:r>
+              <w:rPr>
+                <w:rFonts w:ascii="Microsoft YaHei" w:hAnsi="Microsoft YaHei" w:eastAsia="Microsoft YaHei"/>
+                <w:sz w:val="17"/>
+              </w:rPr>
+              <w:t>）</w:t>
+            </w:r>
+            <w:r>
+              <w:rPr>
+                <w:rFonts w:ascii="Microsoft YaHei" w:hAnsi="Microsoft YaHei" w:eastAsia="Microsoft YaHei"/>
+                <w:b/>
+                <w:sz w:val="17"/>
+              </w:rPr>
+              <w:t>全部指向已删除的路由</w:t>
+            </w:r>
+            <w:r>
+              <w:rPr>
+                <w:rFonts w:ascii="Microsoft YaHei" w:hAnsi="Microsoft YaHei" w:eastAsia="Microsoft YaHei"/>
+                <w:sz w:val="17"/>
+              </w:rPr>
+              <w:t>；②</w:t>
+            </w:r>
+            <w:r>
+              <w:rPr>
+                <w:rFonts w:ascii="Microsoft YaHei" w:hAnsi="Microsoft YaHei" w:eastAsia="Microsoft YaHei"/>
+                <w:sz w:val="17"/>
+              </w:rPr>
+              <w:t>global.css</w:t>
+            </w:r>
+            <w:r>
+              <w:rPr>
+                <w:rFonts w:ascii="Microsoft YaHei" w:hAnsi="Microsoft YaHei" w:eastAsia="Microsoft YaHei"/>
+                <w:sz w:val="17"/>
+              </w:rPr>
+              <w:t xml:space="preserve"> L1421/L1425/L1429/L1433 四处 </w:t>
+            </w:r>
+            <w:r>
+              <w:rPr>
+                <w:rFonts w:ascii="Microsoft YaHei" w:hAnsi="Microsoft YaHei" w:eastAsia="Microsoft YaHei"/>
+                <w:sz w:val="17"/>
+              </w:rPr>
+              <w:t>.quality-supervision-page</w:t>
+            </w:r>
+            <w:r>
+              <w:rPr>
+                <w:rFonts w:ascii="Microsoft YaHei" w:hAnsi="Microsoft YaHei" w:eastAsia="Microsoft YaHei"/>
+                <w:sz w:val="17"/>
+              </w:rPr>
+              <w:t>/</w:t>
+            </w:r>
+            <w:r>
+              <w:rPr>
+                <w:rFonts w:ascii="Microsoft YaHei" w:hAnsi="Microsoft YaHei" w:eastAsia="Microsoft YaHei"/>
+                <w:sz w:val="17"/>
+              </w:rPr>
+              <w:t>.quality-supervision-heading</w:t>
+            </w:r>
+            <w:r>
+              <w:rPr>
+                <w:rFonts w:ascii="Microsoft YaHei" w:hAnsi="Microsoft YaHei" w:eastAsia="Microsoft YaHei"/>
+                <w:sz w:val="17"/>
+              </w:rPr>
+              <w:t xml:space="preserve"> 样式无消费方（注意 </w:t>
+            </w:r>
+            <w:r>
+              <w:rPr>
+                <w:rFonts w:ascii="Microsoft YaHei" w:hAnsi="Microsoft YaHei" w:eastAsia="Microsoft YaHei"/>
+                <w:sz w:val="17"/>
+              </w:rPr>
+              <w:t>.quality-supervision-shell</w:t>
+            </w:r>
+            <w:r>
+              <w:rPr>
+                <w:rFonts w:ascii="Microsoft YaHei" w:hAnsi="Microsoft YaHei" w:eastAsia="Microsoft YaHei"/>
+                <w:sz w:val="17"/>
+              </w:rPr>
+              <w:t xml:space="preserve"> 不是 CSS 规则，只是 </w:t>
+            </w:r>
+            <w:r>
+              <w:rPr>
+                <w:rFonts w:ascii="Microsoft YaHei" w:hAnsi="Microsoft YaHei" w:eastAsia="Microsoft YaHei"/>
+                <w:sz w:val="17"/>
+              </w:rPr>
+              <w:t>AssistantRoleLayout.tsx:22</w:t>
+            </w:r>
+            <w:r>
+              <w:rPr>
+                <w:rFonts w:ascii="Microsoft YaHei" w:hAnsi="Microsoft YaHei" w:eastAsia="Microsoft YaHei"/>
+                <w:sz w:val="17"/>
+              </w:rPr>
+              <w:t xml:space="preserve"> 死分支里的空类名）；③</w:t>
+            </w:r>
+            <w:r>
+              <w:rPr>
+                <w:rFonts w:ascii="Microsoft YaHei" w:hAnsi="Microsoft YaHei" w:eastAsia="Microsoft YaHei"/>
+                <w:sz w:val="17"/>
+              </w:rPr>
+              <w:t>AssistantRoleLayout</w:t>
+            </w:r>
+            <w:r>
+              <w:rPr>
+                <w:rFonts w:ascii="Microsoft YaHei" w:hAnsi="Microsoft YaHei" w:eastAsia="Microsoft YaHei"/>
+                <w:sz w:val="17"/>
+              </w:rPr>
+              <w:t xml:space="preserve"> 的 </w:t>
+            </w:r>
+            <w:r>
+              <w:rPr>
+                <w:rFonts w:ascii="Microsoft YaHei" w:hAnsi="Microsoft YaHei" w:eastAsia="Microsoft YaHei"/>
+                <w:sz w:val="17"/>
+              </w:rPr>
+              <w:t>qualityMode</w:t>
+            </w:r>
+            <w:r>
+              <w:rPr>
+                <w:rFonts w:ascii="Microsoft YaHei" w:hAnsi="Microsoft YaHei" w:eastAsia="Microsoft YaHei"/>
+                <w:sz w:val="17"/>
+              </w:rPr>
+              <w:t xml:space="preserve"> 分支已不可达（</w:t>
+            </w:r>
+            <w:r>
+              <w:rPr>
+                <w:rFonts w:ascii="Microsoft YaHei" w:hAnsi="Microsoft YaHei" w:eastAsia="Microsoft YaHei"/>
+                <w:sz w:val="17"/>
+              </w:rPr>
+              <w:t>/quality</w:t>
+            </w:r>
+            <w:r>
+              <w:rPr>
+                <w:rFonts w:ascii="Microsoft YaHei" w:hAnsi="Microsoft YaHei" w:eastAsia="Microsoft YaHei"/>
+                <w:sz w:val="17"/>
+              </w:rPr>
+              <w:t xml:space="preserve"> 走顶层路由）</w:t>
+            </w:r>
+          </w:p>
+        </w:tc>
+      </w:tr>
+      <w:tr>
+        <w:tc>
+          <w:tcPr>
+            <w:tcW w:type="dxa" w:w="2523"/>
+          </w:tcPr>
+          <w:p>
+            <w:r/>
+            <w:r>
+              <w:rPr>
+                <w:rFonts w:ascii="Microsoft YaHei" w:hAnsi="Microsoft YaHei" w:eastAsia="Microsoft YaHei"/>
+                <w:sz w:val="17"/>
+              </w:rPr>
+              <w:t>12</w:t>
+            </w:r>
+          </w:p>
+        </w:tc>
+        <w:tc>
+          <w:tcPr>
+            <w:tcW w:type="dxa" w:w="2523"/>
+          </w:tcPr>
+          <w:p>
+            <w:r/>
+            <w:r>
+              <w:rPr>
+                <w:rFonts w:ascii="Microsoft YaHei" w:hAnsi="Microsoft YaHei" w:eastAsia="Microsoft YaHei"/>
+                <w:b/>
+                <w:sz w:val="17"/>
+              </w:rPr>
+              <w:t>构建产物可靠性</w:t>
+            </w:r>
+            <w:r>
+              <w:rPr>
+                <w:rFonts w:ascii="Microsoft YaHei" w:hAnsi="Microsoft YaHei" w:eastAsia="Microsoft YaHei"/>
+                <w:sz w:val="17"/>
+              </w:rPr>
+              <w:t>（本轮新发现的风险类别）</w:t>
+            </w:r>
+          </w:p>
+        </w:tc>
+        <w:tc>
+          <w:tcPr>
+            <w:tcW w:type="dxa" w:w="2523"/>
+          </w:tcPr>
+          <w:p>
+            <w:r/>
+            <w:r>
+              <w:rPr>
+                <w:rFonts w:ascii="Microsoft YaHei" w:hAnsi="Microsoft YaHei" w:eastAsia="Microsoft YaHei"/>
+                <w:sz w:val="17"/>
+              </w:rPr>
+              <w:t>出现过"源码对、产物错"的情况（</w:t>
+            </w:r>
+            <w:r>
+              <w:rPr>
+                <w:rFonts w:ascii="Microsoft YaHei" w:hAnsi="Microsoft YaHei" w:eastAsia="Microsoft YaHei"/>
+                <w:sz w:val="17"/>
+              </w:rPr>
+              <w:t>✓ built in</w:t>
+            </w:r>
+            <w:r>
+              <w:rPr>
+                <w:rFonts w:ascii="Microsoft YaHei" w:hAnsi="Microsoft YaHei" w:eastAsia="Microsoft YaHei"/>
+                <w:sz w:val="17"/>
+              </w:rPr>
+              <w:t xml:space="preserve"> 但产物里缺路由），若在被演示栈托管的 </w:t>
+            </w:r>
+            <w:r>
+              <w:rPr>
+                <w:rFonts w:ascii="Microsoft YaHei" w:hAnsi="Microsoft YaHei" w:eastAsia="Microsoft YaHei"/>
+                <w:sz w:val="17"/>
+              </w:rPr>
+              <w:t>dist/</w:t>
+            </w:r>
+            <w:r>
+              <w:rPr>
+                <w:rFonts w:ascii="Microsoft YaHei" w:hAnsi="Microsoft YaHei" w:eastAsia="Microsoft YaHei"/>
+                <w:sz w:val="17"/>
+              </w:rPr>
+              <w:t xml:space="preserve"> 上发生会</w:t>
+            </w:r>
+            <w:r>
+              <w:rPr>
+                <w:rFonts w:ascii="Microsoft YaHei" w:hAnsi="Microsoft YaHei" w:eastAsia="Microsoft YaHei"/>
+                <w:b/>
+                <w:sz w:val="17"/>
+              </w:rPr>
+              <w:t>直接对外提供错版本</w:t>
+            </w:r>
+          </w:p>
+        </w:tc>
+        <w:tc>
+          <w:tcPr>
+            <w:tcW w:type="dxa" w:w="2523"/>
+          </w:tcPr>
+          <w:p>
+            <w:r/>
+            <w:r>
+              <w:rPr>
+                <w:rFonts w:ascii="Microsoft YaHei" w:hAnsi="Microsoft YaHei" w:eastAsia="Microsoft YaHei"/>
+                <w:sz w:val="17"/>
+              </w:rPr>
+              <w:t xml:space="preserve">见 §7 附 2；已确立三条构建后自检规矩（产物 grep 关键路由串 / </w:t>
+            </w:r>
+            <w:r>
+              <w:rPr>
+                <w:rFonts w:ascii="Microsoft YaHei" w:hAnsi="Microsoft YaHei" w:eastAsia="Microsoft YaHei"/>
+                <w:sz w:val="17"/>
+              </w:rPr>
+              <w:t>build-info.json</w:t>
+            </w:r>
+            <w:r>
+              <w:rPr>
+                <w:rFonts w:ascii="Microsoft YaHei" w:hAnsi="Microsoft YaHei" w:eastAsia="Microsoft YaHei"/>
+                <w:sz w:val="17"/>
+              </w:rPr>
+              <w:t xml:space="preserve"> 的 </w:t>
+            </w:r>
+            <w:r>
+              <w:rPr>
+                <w:rFonts w:ascii="Microsoft YaHei" w:hAnsi="Microsoft YaHei" w:eastAsia="Microsoft YaHei"/>
+                <w:sz w:val="17"/>
+              </w:rPr>
+              <w:t>commit</w:t>
+            </w:r>
+            <w:r>
+              <w:rPr>
+                <w:rFonts w:ascii="Microsoft YaHei" w:hAnsi="Microsoft YaHei" w:eastAsia="Microsoft YaHei"/>
+                <w:sz w:val="17"/>
+              </w:rPr>
+              <w:t>+</w:t>
+            </w:r>
+            <w:r>
+              <w:rPr>
+                <w:rFonts w:ascii="Microsoft YaHei" w:hAnsi="Microsoft YaHei" w:eastAsia="Microsoft YaHei"/>
+                <w:sz w:val="17"/>
+              </w:rPr>
+              <w:t>dirty</w:t>
+            </w:r>
+            <w:r>
+              <w:rPr>
+                <w:rFonts w:ascii="Microsoft YaHei" w:hAnsi="Microsoft YaHei" w:eastAsia="Microsoft YaHei"/>
+                <w:sz w:val="17"/>
+              </w:rPr>
+              <w:t xml:space="preserve"> / E2E 的 </w:t>
+            </w:r>
+            <w:r>
+              <w:rPr>
+                <w:rFonts w:ascii="Microsoft YaHei" w:hAnsi="Microsoft YaHei" w:eastAsia="Microsoft YaHei"/>
+                <w:sz w:val="17"/>
+              </w:rPr>
+              <w:t>CODE_NOT_FINISHED</w:t>
+            </w:r>
+            <w:r>
+              <w:rPr>
+                <w:rFonts w:ascii="Microsoft YaHei" w:hAnsi="Microsoft YaHei" w:eastAsia="Microsoft YaHei"/>
+                <w:sz w:val="17"/>
+              </w:rPr>
+              <w:t xml:space="preserve"> vs </w:t>
+            </w:r>
+            <w:r>
+              <w:rPr>
+                <w:rFonts w:ascii="Microsoft YaHei" w:hAnsi="Microsoft YaHei" w:eastAsia="Microsoft YaHei"/>
+                <w:sz w:val="17"/>
+              </w:rPr>
+              <w:t>REAL_REGRESSION</w:t>
+            </w:r>
+            <w:r>
+              <w:rPr>
+                <w:rFonts w:ascii="Microsoft YaHei" w:hAnsi="Microsoft YaHei" w:eastAsia="Microsoft YaHei"/>
+                <w:sz w:val="17"/>
+              </w:rPr>
+              <w:t xml:space="preserve"> 判定）</w:t>
             </w:r>
           </w:p>
         </w:tc>
